--- a/plantillas/INVERSION_2_VERIFICACION_CUMPLIMIENTO.docx
+++ b/plantillas/INVERSION_2_VERIFICACION_CUMPLIMIENTO.docx
@@ -119,7 +119,25 @@
                 <w:sz w:val="24"/>
                 <w:szCs w:val="24"/>
               </w:rPr>
-              <w:t>{{NIVEL_CONTRATO}}</w:t>
+              <w:t>{{</w:t>
+            </w:r>
+            <w:r>
+              <w:rPr>
+                <w:rFonts w:ascii="Arial" w:eastAsia="Arial" w:hAnsi="Arial" w:cs="Arial"/>
+                <w:sz w:val="24"/>
+                <w:szCs w:val="24"/>
+              </w:rPr>
+              <w:t>TIPO_CONTRATO</w:t>
+            </w:r>
+            <w:bookmarkStart w:id="0" w:name="_GoBack"/>
+            <w:bookmarkEnd w:id="0"/>
+            <w:r>
+              <w:rPr>
+                <w:rFonts w:ascii="Arial" w:eastAsia="Arial" w:hAnsi="Arial" w:cs="Arial"/>
+                <w:sz w:val="24"/>
+                <w:szCs w:val="24"/>
+              </w:rPr>
+              <w:t>}}</w:t>
             </w:r>
           </w:p>
         </w:tc>
@@ -237,18 +255,7 @@
                 <w:szCs w:val="24"/>
                 <w:lang w:val="es-CO"/>
               </w:rPr>
-              <w:t>{{VALOR_CONTRATO_LETRAS}}m/cte  (</w:t>
-            </w:r>
-            <w:bookmarkStart w:id="0" w:name="_GoBack"/>
-            <w:bookmarkEnd w:id="0"/>
-            <w:r>
-              <w:rPr>
-                <w:rFonts w:ascii="Arial" w:eastAsia="Arial" w:hAnsi="Arial" w:cs="Arial"/>
-                <w:sz w:val="24"/>
-                <w:szCs w:val="24"/>
-                <w:lang w:val="es-CO"/>
-              </w:rPr>
-              <w:t>{{VALOR_CONTRATO}})</w:t>
+              <w:t>{{VALOR_CONTRATO_LETRAS}}m/cte  ({{VALOR_CONTRATO}})</w:t>
             </w:r>
           </w:p>
         </w:tc>
@@ -425,7 +432,25 @@
                 <w:szCs w:val="24"/>
                 <w:lang w:val="es-CO"/>
               </w:rPr>
-              <w:t>{{PERFIL_FORMACION}}</w:t>
+              <w:t>{{</w:t>
+            </w:r>
+            <w:r>
+              <w:rPr>
+                <w:rFonts w:ascii="Arial" w:eastAsia="Arial" w:hAnsi="Arial" w:cs="Arial"/>
+                <w:sz w:val="24"/>
+                <w:szCs w:val="24"/>
+                <w:lang w:val="es-CO"/>
+              </w:rPr>
+              <w:t>IDONEIDAD_FORMACION</w:t>
+            </w:r>
+            <w:r>
+              <w:rPr>
+                <w:rFonts w:ascii="Arial" w:eastAsia="Arial" w:hAnsi="Arial" w:cs="Arial"/>
+                <w:sz w:val="24"/>
+                <w:szCs w:val="24"/>
+                <w:lang w:val="es-CO"/>
+              </w:rPr>
+              <w:t>}}</w:t>
             </w:r>
           </w:p>
         </w:tc>
@@ -484,7 +509,25 @@
                 <w:szCs w:val="24"/>
                 <w:lang w:val="es-CO"/>
               </w:rPr>
-              <w:t>{{PERFIL_EXPERIENCIA}}</w:t>
+              <w:t>{{</w:t>
+            </w:r>
+            <w:r>
+              <w:rPr>
+                <w:rFonts w:ascii="Arial" w:eastAsia="Arial" w:hAnsi="Arial" w:cs="Arial"/>
+                <w:sz w:val="24"/>
+                <w:szCs w:val="24"/>
+                <w:lang w:val="es-CO"/>
+              </w:rPr>
+              <w:t>EXPERIENCIA_BASICA</w:t>
+            </w:r>
+            <w:r>
+              <w:rPr>
+                <w:rFonts w:ascii="Arial" w:eastAsia="Arial" w:hAnsi="Arial" w:cs="Arial"/>
+                <w:sz w:val="24"/>
+                <w:szCs w:val="24"/>
+                <w:lang w:val="es-CO"/>
+              </w:rPr>
+              <w:t>}}</w:t>
             </w:r>
           </w:p>
         </w:tc>
@@ -868,7 +911,25 @@
                 <w:szCs w:val="24"/>
                 <w:lang w:val="es-CO"/>
               </w:rPr>
-              <w:t>{{PERFIL_FORMACION}}</w:t>
+              <w:t>{{</w:t>
+            </w:r>
+            <w:r>
+              <w:rPr>
+                <w:rFonts w:ascii="Arial" w:eastAsia="Arial" w:hAnsi="Arial" w:cs="Arial"/>
+                <w:sz w:val="24"/>
+                <w:szCs w:val="24"/>
+                <w:lang w:val="es-CO"/>
+              </w:rPr>
+              <w:t>IDONEIDAD_DESCRIPCION</w:t>
+            </w:r>
+            <w:r>
+              <w:rPr>
+                <w:rFonts w:ascii="Arial" w:eastAsia="Arial" w:hAnsi="Arial" w:cs="Arial"/>
+                <w:sz w:val="24"/>
+                <w:szCs w:val="24"/>
+                <w:lang w:val="es-CO"/>
+              </w:rPr>
+              <w:t>}}</w:t>
             </w:r>
           </w:p>
         </w:tc>
@@ -967,7 +1028,25 @@
                 <w:szCs w:val="24"/>
                 <w:lang w:val="es-CO"/>
               </w:rPr>
-              <w:t>{{PERFIL_EXPERIENCIA}}</w:t>
+              <w:t>{{</w:t>
+            </w:r>
+            <w:r>
+              <w:rPr>
+                <w:rFonts w:ascii="Arial" w:eastAsia="Arial" w:hAnsi="Arial" w:cs="Arial"/>
+                <w:sz w:val="24"/>
+                <w:szCs w:val="24"/>
+                <w:lang w:val="es-CO"/>
+              </w:rPr>
+              <w:t>EXPERIENCIA_DESCRIPCION</w:t>
+            </w:r>
+            <w:r>
+              <w:rPr>
+                <w:rFonts w:ascii="Arial" w:eastAsia="Arial" w:hAnsi="Arial" w:cs="Arial"/>
+                <w:sz w:val="24"/>
+                <w:szCs w:val="24"/>
+                <w:lang w:val="es-CO"/>
+              </w:rPr>
+              <w:t>}}</w:t>
             </w:r>
           </w:p>
         </w:tc>
@@ -4520,6 +4599,15 @@
   <wne:recipientData>
     <wne:active wne:val="1"/>
   </wne:recipientData>
+  <wne:recipientData>
+    <wne:active wne:val="1"/>
+  </wne:recipientData>
+  <wne:recipientData>
+    <wne:active wne:val="1"/>
+  </wne:recipientData>
+  <wne:recipientData>
+    <wne:active wne:val="1"/>
+  </wne:recipientData>
 </wne:recipients>
 </file>
 
@@ -7552,7 +7640,7 @@
   <a:extraClrSchemeLst/>
   <a:extLst>
     <a:ext uri="{05A4C25C-085E-4340-85A3-A5531E510DB2}">
-      <thm15:themeFamily xmlns:thm15="http://schemas.microsoft.com/office/thememl/2012/main" xmlns="" name="Office Theme" id="{62F939B6-93AF-4DB8-9C6B-D6C7DFDC589F}" vid="{4A3C46E8-61CC-4603-A589-7422A47A8E4A}"/>
+      <thm15:themeFamily xmlns="" xmlns:thm15="http://schemas.microsoft.com/office/thememl/2012/main" name="Office Theme" id="{62F939B6-93AF-4DB8-9C6B-D6C7DFDC589F}" vid="{4A3C46E8-61CC-4603-A589-7422A47A8E4A}"/>
     </a:ext>
   </a:extLst>
 </a:theme>
@@ -7578,7 +7666,7 @@
 </file>
 
 <file path=customXml/itemProps2.xml><?xml version="1.0" encoding="utf-8"?>
-<ds:datastoreItem xmlns:ds="http://schemas.openxmlformats.org/officeDocument/2006/customXml" ds:itemID="{CD96D795-C5CC-413D-9236-E9E615CD4197}">
+<ds:datastoreItem xmlns:ds="http://schemas.openxmlformats.org/officeDocument/2006/customXml" ds:itemID="{0A285C99-D521-4110-97B1-851106EC1924}">
   <ds:schemaRefs>
     <ds:schemaRef ds:uri="http://schemas.openxmlformats.org/officeDocument/2006/bibliography"/>
   </ds:schemaRefs>

--- a/plantillas/INVERSION_2_VERIFICACION_CUMPLIMIENTO.docx
+++ b/plantillas/INVERSION_2_VERIFICACION_CUMPLIMIENTO.docx
@@ -119,25 +119,7 @@
                 <w:sz w:val="24"/>
                 <w:szCs w:val="24"/>
               </w:rPr>
-              <w:t>{{</w:t>
-            </w:r>
-            <w:r>
-              <w:rPr>
-                <w:rFonts w:ascii="Arial" w:eastAsia="Arial" w:hAnsi="Arial" w:cs="Arial"/>
-                <w:sz w:val="24"/>
-                <w:szCs w:val="24"/>
-              </w:rPr>
-              <w:t>TIPO_CONTRATO</w:t>
-            </w:r>
-            <w:bookmarkStart w:id="0" w:name="_GoBack"/>
-            <w:bookmarkEnd w:id="0"/>
-            <w:r>
-              <w:rPr>
-                <w:rFonts w:ascii="Arial" w:eastAsia="Arial" w:hAnsi="Arial" w:cs="Arial"/>
-                <w:sz w:val="24"/>
-                <w:szCs w:val="24"/>
-              </w:rPr>
-              <w:t>}}</w:t>
+              <w:t xml:space="preserve">{{TIPO_CONTRATO}}</w:t>
             </w:r>
           </w:p>
         </w:tc>
@@ -432,25 +414,7 @@
                 <w:szCs w:val="24"/>
                 <w:lang w:val="es-CO"/>
               </w:rPr>
-              <w:t>{{</w:t>
-            </w:r>
-            <w:r>
-              <w:rPr>
-                <w:rFonts w:ascii="Arial" w:eastAsia="Arial" w:hAnsi="Arial" w:cs="Arial"/>
-                <w:sz w:val="24"/>
-                <w:szCs w:val="24"/>
-                <w:lang w:val="es-CO"/>
-              </w:rPr>
-              <w:t>IDONEIDAD_FORMACION</w:t>
-            </w:r>
-            <w:r>
-              <w:rPr>
-                <w:rFonts w:ascii="Arial" w:eastAsia="Arial" w:hAnsi="Arial" w:cs="Arial"/>
-                <w:sz w:val="24"/>
-                <w:szCs w:val="24"/>
-                <w:lang w:val="es-CO"/>
-              </w:rPr>
-              <w:t>}}</w:t>
+              <w:t xml:space="preserve">{{IDONEIDAD_FORMACION}}</w:t>
             </w:r>
           </w:p>
         </w:tc>
@@ -509,25 +473,7 @@
                 <w:szCs w:val="24"/>
                 <w:lang w:val="es-CO"/>
               </w:rPr>
-              <w:t>{{</w:t>
-            </w:r>
-            <w:r>
-              <w:rPr>
-                <w:rFonts w:ascii="Arial" w:eastAsia="Arial" w:hAnsi="Arial" w:cs="Arial"/>
-                <w:sz w:val="24"/>
-                <w:szCs w:val="24"/>
-                <w:lang w:val="es-CO"/>
-              </w:rPr>
-              <w:t>EXPERIENCIA_BASICA</w:t>
-            </w:r>
-            <w:r>
-              <w:rPr>
-                <w:rFonts w:ascii="Arial" w:eastAsia="Arial" w:hAnsi="Arial" w:cs="Arial"/>
-                <w:sz w:val="24"/>
-                <w:szCs w:val="24"/>
-                <w:lang w:val="es-CO"/>
-              </w:rPr>
-              <w:t>}}</w:t>
+              <w:t xml:space="preserve">{{EXPERIENCIA_BASICA}}</w:t>
             </w:r>
           </w:p>
         </w:tc>
@@ -911,25 +857,7 @@
                 <w:szCs w:val="24"/>
                 <w:lang w:val="es-CO"/>
               </w:rPr>
-              <w:t>{{</w:t>
-            </w:r>
-            <w:r>
-              <w:rPr>
-                <w:rFonts w:ascii="Arial" w:eastAsia="Arial" w:hAnsi="Arial" w:cs="Arial"/>
-                <w:sz w:val="24"/>
-                <w:szCs w:val="24"/>
-                <w:lang w:val="es-CO"/>
-              </w:rPr>
-              <w:t>IDONEIDAD_DESCRIPCION</w:t>
-            </w:r>
-            <w:r>
-              <w:rPr>
-                <w:rFonts w:ascii="Arial" w:eastAsia="Arial" w:hAnsi="Arial" w:cs="Arial"/>
-                <w:sz w:val="24"/>
-                <w:szCs w:val="24"/>
-                <w:lang w:val="es-CO"/>
-              </w:rPr>
-              <w:t>}}</w:t>
+              <w:t xml:space="preserve">{{IDONEIDAD_DESCRIPCION}}</w:t>
             </w:r>
           </w:p>
         </w:tc>
@@ -1028,25 +956,7 @@
                 <w:szCs w:val="24"/>
                 <w:lang w:val="es-CO"/>
               </w:rPr>
-              <w:t>{{</w:t>
-            </w:r>
-            <w:r>
-              <w:rPr>
-                <w:rFonts w:ascii="Arial" w:eastAsia="Arial" w:hAnsi="Arial" w:cs="Arial"/>
-                <w:sz w:val="24"/>
-                <w:szCs w:val="24"/>
-                <w:lang w:val="es-CO"/>
-              </w:rPr>
-              <w:t>EXPERIENCIA_DESCRIPCION</w:t>
-            </w:r>
-            <w:r>
-              <w:rPr>
-                <w:rFonts w:ascii="Arial" w:eastAsia="Arial" w:hAnsi="Arial" w:cs="Arial"/>
-                <w:sz w:val="24"/>
-                <w:szCs w:val="24"/>
-                <w:lang w:val="es-CO"/>
-              </w:rPr>
-              <w:t>}}</w:t>
+              <w:t xml:space="preserve">{{EXPERIENCIA_DESCRIPCION}}</w:t>
             </w:r>
           </w:p>
         </w:tc>
@@ -1361,8 +1271,10 @@
                 <w:sz w:val="24"/>
                 <w:szCs w:val="24"/>
               </w:rPr>
-              <w:t>ESTEFANY PALACIOS CÓRDOBA</w:t>
+              <w:t>${NOMBRE_ESTRUCTURADOR_JURIDICO}</w:t>
             </w:r>
+            <w:bookmarkStart w:id="0" w:name="_GoBack"/>
+            <w:bookmarkEnd w:id="0"/>
           </w:p>
         </w:tc>
       </w:tr>
@@ -1413,15 +1325,7 @@
                 <w:sz w:val="24"/>
                 <w:szCs w:val="24"/>
               </w:rPr>
-              <w:t>Abogado</w:t>
-            </w:r>
-            <w:r>
-              <w:rPr>
-                <w:rFonts w:ascii="Arial" w:eastAsia="Arial" w:hAnsi="Arial" w:cs="Arial"/>
-                <w:sz w:val="24"/>
-                <w:szCs w:val="24"/>
-              </w:rPr>
-              <w:t xml:space="preserve"> contratista</w:t>
+              <w:t>${CARGO_ESTRUCTURADOR_JURIDICO}</w:t>
             </w:r>
           </w:p>
         </w:tc>
@@ -4608,6 +4512,9 @@
   <wne:recipientData>
     <wne:active wne:val="1"/>
   </wne:recipientData>
+  <wne:recipientData>
+    <wne:active wne:val="1"/>
+  </wne:recipientData>
 </wne:recipients>
 </file>
 
@@ -7640,7 +7547,7 @@
   <a:extraClrSchemeLst/>
   <a:extLst>
     <a:ext uri="{05A4C25C-085E-4340-85A3-A5531E510DB2}">
-      <thm15:themeFamily xmlns="" xmlns:thm15="http://schemas.microsoft.com/office/thememl/2012/main" name="Office Theme" id="{62F939B6-93AF-4DB8-9C6B-D6C7DFDC589F}" vid="{4A3C46E8-61CC-4603-A589-7422A47A8E4A}"/>
+      <thm15:themeFamily xmlns:thm15="http://schemas.microsoft.com/office/thememl/2012/main" xmlns="" name="Office Theme" id="{62F939B6-93AF-4DB8-9C6B-D6C7DFDC589F}" vid="{4A3C46E8-61CC-4603-A589-7422A47A8E4A}"/>
     </a:ext>
   </a:extLst>
 </a:theme>
@@ -7666,7 +7573,7 @@
 </file>
 
 <file path=customXml/itemProps2.xml><?xml version="1.0" encoding="utf-8"?>
-<ds:datastoreItem xmlns:ds="http://schemas.openxmlformats.org/officeDocument/2006/customXml" ds:itemID="{0A285C99-D521-4110-97B1-851106EC1924}">
+<ds:datastoreItem xmlns:ds="http://schemas.openxmlformats.org/officeDocument/2006/customXml" ds:itemID="{A6AC4B06-5828-41C9-B492-2974B178D61A}">
   <ds:schemaRefs>
     <ds:schemaRef ds:uri="http://schemas.openxmlformats.org/officeDocument/2006/bibliography"/>
   </ds:schemaRefs>

--- a/plantillas/INVERSION_2_VERIFICACION_CUMPLIMIENTO.docx
+++ b/plantillas/INVERSION_2_VERIFICACION_CUMPLIMIENTO.docx
@@ -1,327 +1,305 @@
 
 <file path=word/document.xml><?xml version="1.0" encoding="utf-8"?>
-<w:document xmlns:mc="http://schemas.openxmlformats.org/markup-compatibility/2006" xmlns:o="urn:schemas-microsoft-com:office:office" xmlns:r="http://schemas.openxmlformats.org/officeDocument/2006/relationships" xmlns:m="http://schemas.openxmlformats.org/officeDocument/2006/math" xmlns:v="urn:schemas-microsoft-com:vml" xmlns:wp="http://schemas.openxmlformats.org/drawingml/2006/wordprocessingDrawing" xmlns:w10="urn:schemas-microsoft-com:office:word" xmlns:w="http://schemas.openxmlformats.org/wordprocessingml/2006/main" xmlns:wne="http://schemas.microsoft.com/office/word/2006/wordml" xmlns:sl="http://schemas.openxmlformats.org/schemaLibrary/2006/main" xmlns:a="http://schemas.openxmlformats.org/drawingml/2006/main" xmlns:pic="http://schemas.openxmlformats.org/drawingml/2006/picture" xmlns:c="http://schemas.openxmlformats.org/drawingml/2006/chart" xmlns:lc="http://schemas.openxmlformats.org/drawingml/2006/lockedCanvas" xmlns:dgm="http://schemas.openxmlformats.org/drawingml/2006/diagram" xmlns:wps="http://schemas.microsoft.com/office/word/2010/wordprocessingShape" xmlns:wpg="http://schemas.microsoft.com/office/word/2010/wordprocessingGroup" xmlns:w14="http://schemas.microsoft.com/office/word/2010/wordml" xmlns:w15="http://schemas.microsoft.com/office/word/2012/wordml" xmlns:w16="http://schemas.microsoft.com/office/word/2018/wordml" xmlns:w16cex="http://schemas.microsoft.com/office/word/2018/wordml/cex" xmlns:w16cid="http://schemas.microsoft.com/office/word/2016/wordml/cid" xmlns="http://schemas.microsoft.com/office/tasks/2019/documenttasks" xmlns:cr="http://schemas.microsoft.com/office/comments/2020/reactions">
+<w:document xmlns:wpc="http://schemas.microsoft.com/office/word/2010/wordprocessingCanvas" xmlns:mc="http://schemas.openxmlformats.org/markup-compatibility/2006" xmlns:o="urn:schemas-microsoft-com:office:office" xmlns:r="http://schemas.openxmlformats.org/officeDocument/2006/relationships" xmlns:m="http://schemas.openxmlformats.org/officeDocument/2006/math" xmlns:v="urn:schemas-microsoft-com:vml" xmlns:wp14="http://schemas.microsoft.com/office/word/2010/wordprocessingDrawing" xmlns:wp="http://schemas.openxmlformats.org/drawingml/2006/wordprocessingDrawing" xmlns:w10="urn:schemas-microsoft-com:office:word" xmlns:w="http://schemas.openxmlformats.org/wordprocessingml/2006/main" xmlns:w14="http://schemas.microsoft.com/office/word/2010/wordml" xmlns:wpg="http://schemas.microsoft.com/office/word/2010/wordprocessingGroup" xmlns:wpi="http://schemas.microsoft.com/office/word/2010/wordprocessingInk" xmlns:wne="http://schemas.microsoft.com/office/word/2006/wordml" xmlns:wps="http://schemas.microsoft.com/office/word/2010/wordprocessingShape" mc:Ignorable="w14 wp14">
   <w:body>
     <w:p>
       <w:pPr>
         <w:widowControl w:val="0"/>
         <w:pBdr>
-          <w:top w:space="0" w:sz="0" w:val="nil"/>
-          <w:left w:space="0" w:sz="0" w:val="nil"/>
-          <w:bottom w:space="0" w:sz="0" w:val="nil"/>
-          <w:right w:space="0" w:sz="0" w:val="nil"/>
-          <w:between w:space="0" w:sz="0" w:val="nil"/>
+          <w:top w:val="nil"/>
+          <w:left w:val="nil"/>
+          <w:bottom w:val="nil"/>
+          <w:right w:val="nil"/>
+          <w:between w:val="nil"/>
         </w:pBdr>
         <w:spacing w:line="276" w:lineRule="auto"/>
         <w:rPr>
-          <w:rFonts w:ascii="Arial" w:cs="Arial" w:eastAsia="Arial" w:hAnsi="Arial"/>
+          <w:rFonts w:ascii="Arial" w:eastAsia="Arial" w:hAnsi="Arial" w:cs="Arial"/>
           <w:sz w:val="16"/>
           <w:szCs w:val="16"/>
         </w:rPr>
       </w:pPr>
-      <w:r>
-        <w:rPr>
-          <w:rtl w:val="0"/>
-        </w:rPr>
-      </w:r>
     </w:p>
     <w:tbl>
       <w:tblPr>
-        <w:tblStyle w:val="Table1"/>
-        <w:tblW w:w="9394.0" w:type="dxa"/>
-        <w:jc w:val="left"/>
-        <w:tblInd w:w="-108.0" w:type="dxa"/>
+        <w:tblStyle w:val="a"/>
+        <w:tblW w:w="9394" w:type="dxa"/>
+        <w:tblInd w:w="-108" w:type="dxa"/>
         <w:tblBorders>
-          <w:top w:color="000000" w:space="0" w:sz="4" w:val="single"/>
-          <w:left w:color="000000" w:space="0" w:sz="4" w:val="single"/>
-          <w:bottom w:color="000000" w:space="0" w:sz="4" w:val="single"/>
-          <w:right w:color="000000" w:space="0" w:sz="4" w:val="single"/>
-          <w:insideH w:color="000000" w:space="0" w:sz="4" w:val="single"/>
-          <w:insideV w:color="000000" w:space="0" w:sz="4" w:val="single"/>
+          <w:top w:val="single" w:sz="4" w:space="0" w:color="000000"/>
+          <w:left w:val="single" w:sz="4" w:space="0" w:color="000000"/>
+          <w:bottom w:val="single" w:sz="4" w:space="0" w:color="000000"/>
+          <w:right w:val="single" w:sz="4" w:space="0" w:color="000000"/>
+          <w:insideH w:val="single" w:sz="4" w:space="0" w:color="000000"/>
+          <w:insideV w:val="single" w:sz="4" w:space="0" w:color="000000"/>
         </w:tblBorders>
         <w:tblLayout w:type="fixed"/>
-        <w:tblLook w:val="0400"/>
+        <w:tblLook w:val="0400" w:firstRow="0" w:lastRow="0" w:firstColumn="0" w:lastColumn="0" w:noHBand="0" w:noVBand="1"/>
       </w:tblPr>
       <w:tblGrid>
         <w:gridCol w:w="2689"/>
         <w:gridCol w:w="6705"/>
-        <w:tblGridChange w:id="0">
-          <w:tblGrid>
-            <w:gridCol w:w="2689"/>
-            <w:gridCol w:w="6705"/>
-          </w:tblGrid>
-        </w:tblGridChange>
       </w:tblGrid>
       <w:tr>
-        <w:trPr>
-          <w:cantSplit w:val="0"/>
-          <w:tblHeader w:val="0"/>
-        </w:trPr>
         <w:tc>
           <w:tcPr>
+            <w:tcW w:w="9394" w:type="dxa"/>
             <w:gridSpan w:val="2"/>
-            <w:shd w:fill="bfbfbf" w:val="clear"/>
+            <w:shd w:val="clear" w:color="auto" w:fill="BFBFBF"/>
           </w:tcPr>
           <w:p>
             <w:pPr>
               <w:jc w:val="center"/>
               <w:rPr>
-                <w:rFonts w:ascii="Arial" w:cs="Arial" w:eastAsia="Arial" w:hAnsi="Arial"/>
+                <w:rFonts w:ascii="Arial" w:eastAsia="Arial" w:hAnsi="Arial" w:cs="Arial"/>
                 <w:sz w:val="24"/>
                 <w:szCs w:val="24"/>
               </w:rPr>
             </w:pPr>
             <w:r>
               <w:rPr>
-                <w:rFonts w:ascii="Arial" w:cs="Arial" w:eastAsia="Arial" w:hAnsi="Arial"/>
-                <w:sz w:val="24"/>
-                <w:szCs w:val="24"/>
-                <w:rtl w:val="0"/>
-              </w:rPr>
-              <w:t xml:space="preserve">IDENTIFICACIÓN DEL CONTRATO A SUSCRIBIR</w:t>
+                <w:rFonts w:ascii="Arial" w:eastAsia="Arial" w:hAnsi="Arial" w:cs="Arial"/>
+                <w:sz w:val="24"/>
+                <w:szCs w:val="24"/>
+              </w:rPr>
+              <w:t>IDENTIFICACIÓN DEL CONTRATO A SUSCRIBIR</w:t>
             </w:r>
           </w:p>
         </w:tc>
       </w:tr>
       <w:tr>
-        <w:trPr>
-          <w:cantSplit w:val="0"/>
-          <w:tblHeader w:val="0"/>
-        </w:trPr>
         <w:tc>
           <w:tcPr>
+            <w:tcW w:w="2689" w:type="dxa"/>
             <w:vAlign w:val="center"/>
           </w:tcPr>
           <w:p>
             <w:pPr>
               <w:rPr>
-                <w:rFonts w:ascii="Arial" w:cs="Arial" w:eastAsia="Arial" w:hAnsi="Arial"/>
+                <w:rFonts w:ascii="Arial" w:eastAsia="Arial" w:hAnsi="Arial" w:cs="Arial"/>
                 <w:sz w:val="24"/>
                 <w:szCs w:val="24"/>
               </w:rPr>
             </w:pPr>
             <w:r>
               <w:rPr>
-                <w:rFonts w:ascii="Arial" w:cs="Arial" w:eastAsia="Arial" w:hAnsi="Arial"/>
-                <w:sz w:val="24"/>
-                <w:szCs w:val="24"/>
-                <w:rtl w:val="0"/>
-              </w:rPr>
-              <w:t xml:space="preserve">Tipo:</w:t>
+                <w:rFonts w:ascii="Arial" w:eastAsia="Arial" w:hAnsi="Arial" w:cs="Arial"/>
+                <w:sz w:val="24"/>
+                <w:szCs w:val="24"/>
+              </w:rPr>
+              <w:t>Tipo:</w:t>
             </w:r>
           </w:p>
         </w:tc>
         <w:tc>
           <w:tcPr>
+            <w:tcW w:w="6705" w:type="dxa"/>
             <w:tcBorders>
-              <w:top w:color="000000" w:space="0" w:sz="4" w:val="single"/>
-              <w:left w:color="000000" w:space="0" w:sz="0" w:val="nil"/>
-              <w:bottom w:color="000000" w:space="0" w:sz="4" w:val="single"/>
-              <w:right w:color="000000" w:space="0" w:sz="4" w:val="single"/>
+              <w:top w:val="single" w:sz="4" w:space="0" w:color="000000"/>
+              <w:left w:val="nil"/>
+              <w:bottom w:val="single" w:sz="4" w:space="0" w:color="000000"/>
+              <w:right w:val="single" w:sz="4" w:space="0" w:color="000000"/>
             </w:tcBorders>
-            <w:shd w:fill="ffffff" w:val="clear"/>
+            <w:shd w:val="clear" w:color="auto" w:fill="FFFFFF"/>
             <w:vAlign w:val="center"/>
           </w:tcPr>
           <w:p>
             <w:pPr>
               <w:jc w:val="both"/>
               <w:rPr>
-                <w:rFonts w:ascii="Arial" w:cs="Arial" w:eastAsia="Arial" w:hAnsi="Arial"/>
+                <w:rFonts w:ascii="Arial" w:eastAsia="Arial" w:hAnsi="Arial" w:cs="Arial"/>
                 <w:sz w:val="24"/>
                 <w:szCs w:val="24"/>
               </w:rPr>
             </w:pPr>
             <w:r>
               <w:rPr>
-                <w:rFonts w:ascii="Arial" w:cs="Arial" w:eastAsia="Arial" w:hAnsi="Arial"/>
-                <w:sz w:val="24"/>
-                <w:szCs w:val="24"/>
-                <w:rtl w:val="0"/>
-              </w:rPr>
-              <w:t xml:space="preserve">{{TIPO_CONTRATO}}</w:t>
+                <w:rFonts w:ascii="Arial" w:eastAsia="Arial" w:hAnsi="Arial" w:cs="Arial"/>
+                <w:sz w:val="24"/>
+                <w:szCs w:val="24"/>
+              </w:rPr>
+              <w:t>{{TIPO_CONTRATO}}</w:t>
             </w:r>
           </w:p>
         </w:tc>
       </w:tr>
       <w:tr>
-        <w:trPr>
-          <w:cantSplit w:val="0"/>
-          <w:tblHeader w:val="0"/>
-        </w:trPr>
         <w:tc>
           <w:tcPr>
+            <w:tcW w:w="2689" w:type="dxa"/>
             <w:vAlign w:val="center"/>
           </w:tcPr>
           <w:p>
             <w:pPr>
               <w:jc w:val="both"/>
               <w:rPr>
-                <w:rFonts w:ascii="Arial" w:cs="Arial" w:eastAsia="Arial" w:hAnsi="Arial"/>
+                <w:rFonts w:ascii="Arial" w:eastAsia="Arial" w:hAnsi="Arial" w:cs="Arial"/>
                 <w:sz w:val="24"/>
                 <w:szCs w:val="24"/>
               </w:rPr>
             </w:pPr>
             <w:r>
               <w:rPr>
-                <w:rFonts w:ascii="Arial" w:cs="Arial" w:eastAsia="Arial" w:hAnsi="Arial"/>
-                <w:sz w:val="24"/>
-                <w:szCs w:val="24"/>
-                <w:rtl w:val="0"/>
-              </w:rPr>
-              <w:t xml:space="preserve">Objeto:</w:t>
+                <w:rFonts w:ascii="Arial" w:eastAsia="Arial" w:hAnsi="Arial" w:cs="Arial"/>
+                <w:sz w:val="24"/>
+                <w:szCs w:val="24"/>
+              </w:rPr>
+              <w:t>Objeto:</w:t>
             </w:r>
           </w:p>
         </w:tc>
         <w:tc>
           <w:tcPr>
+            <w:tcW w:w="6705" w:type="dxa"/>
             <w:tcBorders>
-              <w:top w:color="000000" w:space="0" w:sz="4" w:val="single"/>
-              <w:left w:color="000000" w:space="0" w:sz="0" w:val="nil"/>
-              <w:bottom w:color="000000" w:space="0" w:sz="4" w:val="single"/>
-              <w:right w:color="000000" w:space="0" w:sz="4" w:val="single"/>
+              <w:top w:val="single" w:sz="4" w:space="0" w:color="000000"/>
+              <w:left w:val="nil"/>
+              <w:bottom w:val="single" w:sz="4" w:space="0" w:color="000000"/>
+              <w:right w:val="single" w:sz="4" w:space="0" w:color="000000"/>
             </w:tcBorders>
-            <w:shd w:fill="ffffff" w:val="clear"/>
+            <w:shd w:val="clear" w:color="auto" w:fill="FFFFFF"/>
             <w:vAlign w:val="center"/>
           </w:tcPr>
           <w:p>
             <w:pPr>
               <w:jc w:val="both"/>
               <w:rPr>
-                <w:rFonts w:ascii="Arial" w:cs="Arial" w:eastAsia="Arial" w:hAnsi="Arial"/>
+                <w:rFonts w:ascii="Arial" w:eastAsia="Arial" w:hAnsi="Arial" w:cs="Arial"/>
                 <w:sz w:val="24"/>
                 <w:szCs w:val="24"/>
               </w:rPr>
             </w:pPr>
             <w:r>
               <w:rPr>
-                <w:rFonts w:ascii="Arial" w:cs="Arial" w:eastAsia="Arial" w:hAnsi="Arial"/>
-                <w:sz w:val="24"/>
-                <w:szCs w:val="24"/>
-                <w:rtl w:val="0"/>
-              </w:rPr>
-              <w:t xml:space="preserve">{{OBJETO_CONTRACTUAL}}</w:t>
+                <w:rFonts w:ascii="Arial" w:eastAsia="Arial" w:hAnsi="Arial" w:cs="Arial"/>
+                <w:sz w:val="24"/>
+                <w:szCs w:val="24"/>
+              </w:rPr>
+              <w:t>{{OBJETO_CONTRACTUAL}}</w:t>
             </w:r>
           </w:p>
         </w:tc>
       </w:tr>
       <w:tr>
-        <w:trPr>
-          <w:cantSplit w:val="0"/>
-          <w:tblHeader w:val="0"/>
-        </w:trPr>
         <w:tc>
           <w:tcPr>
+            <w:tcW w:w="2689" w:type="dxa"/>
             <w:vAlign w:val="center"/>
           </w:tcPr>
           <w:p>
             <w:pPr>
               <w:jc w:val="both"/>
               <w:rPr>
-                <w:rFonts w:ascii="Arial" w:cs="Arial" w:eastAsia="Arial" w:hAnsi="Arial"/>
+                <w:rFonts w:ascii="Arial" w:eastAsia="Arial" w:hAnsi="Arial" w:cs="Arial"/>
                 <w:sz w:val="24"/>
                 <w:szCs w:val="24"/>
               </w:rPr>
             </w:pPr>
             <w:r>
               <w:rPr>
-                <w:rFonts w:ascii="Arial" w:cs="Arial" w:eastAsia="Arial" w:hAnsi="Arial"/>
-                <w:sz w:val="24"/>
-                <w:szCs w:val="24"/>
-                <w:rtl w:val="0"/>
-              </w:rPr>
-              <w:t xml:space="preserve">Valor del contrato:</w:t>
+                <w:rFonts w:ascii="Arial" w:eastAsia="Arial" w:hAnsi="Arial" w:cs="Arial"/>
+                <w:sz w:val="24"/>
+                <w:szCs w:val="24"/>
+              </w:rPr>
+              <w:t>Valor del contrato:</w:t>
             </w:r>
           </w:p>
         </w:tc>
         <w:tc>
           <w:tcPr>
+            <w:tcW w:w="6705" w:type="dxa"/>
             <w:tcBorders>
-              <w:top w:color="000000" w:space="0" w:sz="4" w:val="single"/>
-              <w:left w:color="000000" w:space="0" w:sz="0" w:val="nil"/>
-              <w:bottom w:color="000000" w:space="0" w:sz="4" w:val="single"/>
-              <w:right w:color="000000" w:space="0" w:sz="4" w:val="single"/>
+              <w:top w:val="single" w:sz="4" w:space="0" w:color="000000"/>
+              <w:left w:val="nil"/>
+              <w:bottom w:val="single" w:sz="4" w:space="0" w:color="000000"/>
+              <w:right w:val="single" w:sz="4" w:space="0" w:color="000000"/>
             </w:tcBorders>
-            <w:shd w:fill="ffffff" w:val="clear"/>
+            <w:shd w:val="clear" w:color="auto" w:fill="FFFFFF"/>
             <w:vAlign w:val="center"/>
           </w:tcPr>
           <w:p>
             <w:pPr>
               <w:jc w:val="both"/>
               <w:rPr>
-                <w:rFonts w:ascii="Arial" w:cs="Arial" w:eastAsia="Arial" w:hAnsi="Arial"/>
+                <w:rFonts w:ascii="Arial" w:eastAsia="Arial" w:hAnsi="Arial" w:cs="Arial"/>
                 <w:sz w:val="24"/>
                 <w:szCs w:val="24"/>
               </w:rPr>
             </w:pPr>
             <w:r>
               <w:rPr>
-                <w:rFonts w:ascii="Arial" w:cs="Arial" w:eastAsia="Arial" w:hAnsi="Arial"/>
-                <w:sz w:val="24"/>
-                <w:szCs w:val="24"/>
-                <w:rtl w:val="0"/>
-              </w:rPr>
-              <w:t xml:space="preserve">{{VALOR_CONTRATO_LETRAS}}m/cte  ({{VALOR_CONTRATO}})</w:t>
+                <w:rFonts w:ascii="Arial" w:eastAsia="Arial" w:hAnsi="Arial" w:cs="Arial"/>
+                <w:sz w:val="24"/>
+                <w:szCs w:val="24"/>
+              </w:rPr>
+              <w:t>{{VALOR_CONTRATO_LETRAS}}</w:t>
+            </w:r>
+            <w:bookmarkStart w:id="0" w:name="_GoBack"/>
+            <w:bookmarkEnd w:id="0"/>
+            <w:r>
+              <w:rPr>
+                <w:rFonts w:ascii="Arial" w:eastAsia="Arial" w:hAnsi="Arial" w:cs="Arial"/>
+                <w:sz w:val="24"/>
+                <w:szCs w:val="24"/>
+              </w:rPr>
+              <w:t xml:space="preserve">  ({{VALOR_CONTRATO}})</w:t>
             </w:r>
           </w:p>
         </w:tc>
       </w:tr>
       <w:tr>
-        <w:trPr>
-          <w:cantSplit w:val="0"/>
-          <w:tblHeader w:val="0"/>
-        </w:trPr>
         <w:tc>
           <w:tcPr>
+            <w:tcW w:w="2689" w:type="dxa"/>
             <w:vAlign w:val="center"/>
           </w:tcPr>
           <w:p>
             <w:pPr>
               <w:jc w:val="both"/>
               <w:rPr>
-                <w:rFonts w:ascii="Arial" w:cs="Arial" w:eastAsia="Arial" w:hAnsi="Arial"/>
+                <w:rFonts w:ascii="Arial" w:eastAsia="Arial" w:hAnsi="Arial" w:cs="Arial"/>
                 <w:sz w:val="24"/>
                 <w:szCs w:val="24"/>
               </w:rPr>
             </w:pPr>
             <w:r>
               <w:rPr>
-                <w:rFonts w:ascii="Arial" w:cs="Arial" w:eastAsia="Arial" w:hAnsi="Arial"/>
-                <w:sz w:val="24"/>
-                <w:szCs w:val="24"/>
-                <w:rtl w:val="0"/>
-              </w:rPr>
-              <w:t xml:space="preserve">Organismo:</w:t>
+                <w:rFonts w:ascii="Arial" w:eastAsia="Arial" w:hAnsi="Arial" w:cs="Arial"/>
+                <w:sz w:val="24"/>
+                <w:szCs w:val="24"/>
+              </w:rPr>
+              <w:t>Organismo:</w:t>
             </w:r>
           </w:p>
         </w:tc>
         <w:tc>
           <w:tcPr>
+            <w:tcW w:w="6705" w:type="dxa"/>
             <w:tcBorders>
-              <w:top w:color="000000" w:space="0" w:sz="4" w:val="single"/>
-              <w:left w:color="000000" w:space="0" w:sz="0" w:val="nil"/>
-              <w:bottom w:color="000000" w:space="0" w:sz="4" w:val="single"/>
-              <w:right w:color="000000" w:space="0" w:sz="4" w:val="single"/>
+              <w:top w:val="single" w:sz="4" w:space="0" w:color="000000"/>
+              <w:left w:val="nil"/>
+              <w:bottom w:val="single" w:sz="4" w:space="0" w:color="000000"/>
+              <w:right w:val="single" w:sz="4" w:space="0" w:color="000000"/>
             </w:tcBorders>
-            <w:shd w:fill="ffffff" w:val="clear"/>
+            <w:shd w:val="clear" w:color="auto" w:fill="FFFFFF"/>
             <w:vAlign w:val="center"/>
           </w:tcPr>
           <w:p>
             <w:pPr>
               <w:jc w:val="both"/>
               <w:rPr>
-                <w:rFonts w:ascii="Arial" w:cs="Arial" w:eastAsia="Arial" w:hAnsi="Arial"/>
+                <w:rFonts w:ascii="Arial" w:eastAsia="Arial" w:hAnsi="Arial" w:cs="Arial"/>
                 <w:sz w:val="24"/>
                 <w:szCs w:val="24"/>
               </w:rPr>
             </w:pPr>
             <w:r>
               <w:rPr>
-                <w:rFonts w:ascii="Arial" w:cs="Arial" w:eastAsia="Arial" w:hAnsi="Arial"/>
-                <w:sz w:val="24"/>
-                <w:szCs w:val="24"/>
-                <w:rtl w:val="0"/>
-              </w:rPr>
-              <w:t xml:space="preserve">Departamento Administrativo de Gestión Jurídica Pública</w:t>
+                <w:rFonts w:ascii="Arial" w:eastAsia="Arial" w:hAnsi="Arial" w:cs="Arial"/>
+                <w:sz w:val="24"/>
+                <w:szCs w:val="24"/>
+              </w:rPr>
+              <w:t>Departamento Administrativo de Gestión Jurídica Pública</w:t>
             </w:r>
           </w:p>
         </w:tc>
@@ -331,99 +309,79 @@
       <w:pPr>
         <w:jc w:val="both"/>
         <w:rPr>
-          <w:rFonts w:ascii="Arial" w:cs="Arial" w:eastAsia="Arial" w:hAnsi="Arial"/>
+          <w:rFonts w:ascii="Arial" w:eastAsia="Arial" w:hAnsi="Arial" w:cs="Arial"/>
           <w:sz w:val="24"/>
           <w:szCs w:val="24"/>
         </w:rPr>
       </w:pPr>
-      <w:r>
-        <w:rPr>
-          <w:rtl w:val="0"/>
-        </w:rPr>
-      </w:r>
     </w:p>
     <w:tbl>
       <w:tblPr>
-        <w:tblStyle w:val="Table2"/>
-        <w:tblW w:w="9394.0" w:type="dxa"/>
-        <w:jc w:val="left"/>
-        <w:tblInd w:w="-108.0" w:type="dxa"/>
+        <w:tblStyle w:val="a0"/>
+        <w:tblW w:w="9394" w:type="dxa"/>
+        <w:tblInd w:w="-108" w:type="dxa"/>
         <w:tblBorders>
-          <w:top w:color="000000" w:space="0" w:sz="4" w:val="single"/>
-          <w:left w:color="000000" w:space="0" w:sz="4" w:val="single"/>
-          <w:bottom w:color="000000" w:space="0" w:sz="4" w:val="single"/>
-          <w:right w:color="000000" w:space="0" w:sz="4" w:val="single"/>
-          <w:insideH w:color="000000" w:space="0" w:sz="4" w:val="single"/>
-          <w:insideV w:color="000000" w:space="0" w:sz="4" w:val="single"/>
+          <w:top w:val="single" w:sz="4" w:space="0" w:color="000000"/>
+          <w:left w:val="single" w:sz="4" w:space="0" w:color="000000"/>
+          <w:bottom w:val="single" w:sz="4" w:space="0" w:color="000000"/>
+          <w:right w:val="single" w:sz="4" w:space="0" w:color="000000"/>
+          <w:insideH w:val="single" w:sz="4" w:space="0" w:color="000000"/>
+          <w:insideV w:val="single" w:sz="4" w:space="0" w:color="000000"/>
         </w:tblBorders>
         <w:tblLayout w:type="fixed"/>
-        <w:tblLook w:val="0400"/>
+        <w:tblLook w:val="0400" w:firstRow="0" w:lastRow="0" w:firstColumn="0" w:lastColumn="0" w:noHBand="0" w:noVBand="1"/>
       </w:tblPr>
       <w:tblGrid>
         <w:gridCol w:w="2689"/>
         <w:gridCol w:w="6705"/>
-        <w:tblGridChange w:id="0">
-          <w:tblGrid>
-            <w:gridCol w:w="2689"/>
-            <w:gridCol w:w="6705"/>
-          </w:tblGrid>
-        </w:tblGridChange>
       </w:tblGrid>
       <w:tr>
-        <w:trPr>
-          <w:cantSplit w:val="0"/>
-          <w:tblHeader w:val="0"/>
-        </w:trPr>
         <w:tc>
           <w:tcPr>
+            <w:tcW w:w="9394" w:type="dxa"/>
             <w:gridSpan w:val="2"/>
-            <w:shd w:fill="bfbfbf" w:val="clear"/>
+            <w:shd w:val="clear" w:color="auto" w:fill="BFBFBF"/>
           </w:tcPr>
           <w:p>
             <w:pPr>
               <w:jc w:val="both"/>
               <w:rPr>
-                <w:rFonts w:ascii="Arial" w:cs="Arial" w:eastAsia="Arial" w:hAnsi="Arial"/>
+                <w:rFonts w:ascii="Arial" w:eastAsia="Arial" w:hAnsi="Arial" w:cs="Arial"/>
                 <w:sz w:val="24"/>
                 <w:szCs w:val="24"/>
               </w:rPr>
             </w:pPr>
             <w:r>
               <w:rPr>
-                <w:rFonts w:ascii="Arial" w:cs="Arial" w:eastAsia="Arial" w:hAnsi="Arial"/>
-                <w:sz w:val="24"/>
-                <w:szCs w:val="24"/>
-                <w:rtl w:val="0"/>
-              </w:rPr>
-              <w:t xml:space="preserve">REQUISITOS DE IDONEIDAD Y EXPERIENCIA EXIGIDOS</w:t>
+                <w:rFonts w:ascii="Arial" w:eastAsia="Arial" w:hAnsi="Arial" w:cs="Arial"/>
+                <w:sz w:val="24"/>
+                <w:szCs w:val="24"/>
+              </w:rPr>
+              <w:t>REQUISITOS DE IDONEIDAD Y EXPERIENCIA EXIGIDOS</w:t>
             </w:r>
           </w:p>
         </w:tc>
       </w:tr>
       <w:tr>
-        <w:trPr>
-          <w:cantSplit w:val="0"/>
-          <w:tblHeader w:val="0"/>
-        </w:trPr>
         <w:tc>
           <w:tcPr>
+            <w:tcW w:w="2689" w:type="dxa"/>
             <w:vAlign w:val="center"/>
           </w:tcPr>
           <w:p>
             <w:pPr>
               <w:jc w:val="both"/>
               <w:rPr>
-                <w:rFonts w:ascii="Arial" w:cs="Arial" w:eastAsia="Arial" w:hAnsi="Arial"/>
+                <w:rFonts w:ascii="Arial" w:eastAsia="Arial" w:hAnsi="Arial" w:cs="Arial"/>
                 <w:sz w:val="24"/>
                 <w:szCs w:val="24"/>
               </w:rPr>
             </w:pPr>
             <w:r>
               <w:rPr>
-                <w:rFonts w:ascii="Arial" w:cs="Arial" w:eastAsia="Arial" w:hAnsi="Arial"/>
-                <w:sz w:val="24"/>
-                <w:szCs w:val="24"/>
-                <w:rtl w:val="0"/>
+                <w:rFonts w:ascii="Arial" w:eastAsia="Arial" w:hAnsi="Arial" w:cs="Arial"/>
+                <w:sz w:val="24"/>
+                <w:szCs w:val="24"/>
               </w:rPr>
               <w:t xml:space="preserve">Idoneidad </w:t>
             </w:r>
@@ -431,93 +389,89 @@
         </w:tc>
         <w:tc>
           <w:tcPr>
+            <w:tcW w:w="6705" w:type="dxa"/>
             <w:tcBorders>
-              <w:top w:color="000000" w:space="0" w:sz="4" w:val="single"/>
-              <w:left w:color="000000" w:space="0" w:sz="0" w:val="nil"/>
-              <w:bottom w:color="000000" w:space="0" w:sz="4" w:val="single"/>
-              <w:right w:color="000000" w:space="0" w:sz="4" w:val="single"/>
+              <w:top w:val="single" w:sz="4" w:space="0" w:color="000000"/>
+              <w:left w:val="nil"/>
+              <w:bottom w:val="single" w:sz="4" w:space="0" w:color="000000"/>
+              <w:right w:val="single" w:sz="4" w:space="0" w:color="000000"/>
             </w:tcBorders>
-            <w:shd w:fill="ffffff" w:val="clear"/>
+            <w:shd w:val="clear" w:color="auto" w:fill="FFFFFF"/>
             <w:vAlign w:val="center"/>
           </w:tcPr>
           <w:p>
             <w:pPr>
               <w:jc w:val="both"/>
               <w:rPr>
-                <w:rFonts w:ascii="Arial" w:cs="Arial" w:eastAsia="Arial" w:hAnsi="Arial"/>
+                <w:rFonts w:ascii="Arial" w:eastAsia="Arial" w:hAnsi="Arial" w:cs="Arial"/>
                 <w:sz w:val="24"/>
                 <w:szCs w:val="24"/>
               </w:rPr>
             </w:pPr>
             <w:r>
               <w:rPr>
-                <w:rFonts w:ascii="Arial" w:cs="Arial" w:eastAsia="Arial" w:hAnsi="Arial"/>
-                <w:sz w:val="24"/>
-                <w:szCs w:val="24"/>
-                <w:rtl w:val="0"/>
-              </w:rPr>
-              <w:t xml:space="preserve">{{IDONEIDAD_FORMACION}}</w:t>
+                <w:rFonts w:ascii="Arial" w:eastAsia="Arial" w:hAnsi="Arial" w:cs="Arial"/>
+                <w:sz w:val="24"/>
+                <w:szCs w:val="24"/>
+              </w:rPr>
+              <w:t>{{IDONEIDAD_FORMACION}}</w:t>
             </w:r>
           </w:p>
         </w:tc>
       </w:tr>
       <w:tr>
-        <w:trPr>
-          <w:cantSplit w:val="0"/>
-          <w:tblHeader w:val="0"/>
-        </w:trPr>
         <w:tc>
           <w:tcPr>
+            <w:tcW w:w="2689" w:type="dxa"/>
             <w:vAlign w:val="center"/>
           </w:tcPr>
           <w:p>
             <w:pPr>
               <w:jc w:val="both"/>
               <w:rPr>
-                <w:rFonts w:ascii="Arial" w:cs="Arial" w:eastAsia="Arial" w:hAnsi="Arial"/>
+                <w:rFonts w:ascii="Arial" w:eastAsia="Arial" w:hAnsi="Arial" w:cs="Arial"/>
                 <w:sz w:val="24"/>
                 <w:szCs w:val="24"/>
               </w:rPr>
             </w:pPr>
             <w:r>
               <w:rPr>
-                <w:rFonts w:ascii="Arial" w:cs="Arial" w:eastAsia="Arial" w:hAnsi="Arial"/>
-                <w:sz w:val="24"/>
-                <w:szCs w:val="24"/>
-                <w:rtl w:val="0"/>
-              </w:rPr>
-              <w:t xml:space="preserve">Experiencia</w:t>
+                <w:rFonts w:ascii="Arial" w:eastAsia="Arial" w:hAnsi="Arial" w:cs="Arial"/>
+                <w:sz w:val="24"/>
+                <w:szCs w:val="24"/>
+              </w:rPr>
+              <w:t>Experiencia</w:t>
             </w:r>
           </w:p>
         </w:tc>
         <w:tc>
           <w:tcPr>
+            <w:tcW w:w="6705" w:type="dxa"/>
             <w:tcBorders>
-              <w:top w:color="000000" w:space="0" w:sz="4" w:val="single"/>
-              <w:left w:color="000000" w:space="0" w:sz="0" w:val="nil"/>
-              <w:bottom w:color="000000" w:space="0" w:sz="4" w:val="single"/>
-              <w:right w:color="000000" w:space="0" w:sz="4" w:val="single"/>
+              <w:top w:val="single" w:sz="4" w:space="0" w:color="000000"/>
+              <w:left w:val="nil"/>
+              <w:bottom w:val="single" w:sz="4" w:space="0" w:color="000000"/>
+              <w:right w:val="single" w:sz="4" w:space="0" w:color="000000"/>
             </w:tcBorders>
-            <w:shd w:fill="ffffff" w:val="clear"/>
+            <w:shd w:val="clear" w:color="auto" w:fill="FFFFFF"/>
             <w:vAlign w:val="center"/>
           </w:tcPr>
           <w:p>
             <w:pPr>
               <w:jc w:val="both"/>
               <w:rPr>
-                <w:rFonts w:ascii="Arial" w:cs="Arial" w:eastAsia="Arial" w:hAnsi="Arial"/>
+                <w:rFonts w:ascii="Arial" w:eastAsia="Arial" w:hAnsi="Arial" w:cs="Arial"/>
                 <w:sz w:val="24"/>
                 <w:szCs w:val="24"/>
               </w:rPr>
             </w:pPr>
             <w:r>
               <w:rPr>
-                <w:rFonts w:ascii="Arial" w:cs="Arial" w:eastAsia="Arial" w:hAnsi="Arial"/>
-                <w:sz w:val="24"/>
-                <w:szCs w:val="24"/>
-                <w:rtl w:val="0"/>
-              </w:rPr>
-              <w:t xml:space="preserve">{{EXPERIENCIA_BASICA}}</w:t>
+                <w:rFonts w:ascii="Arial" w:eastAsia="Arial" w:hAnsi="Arial" w:cs="Arial"/>
+                <w:sz w:val="24"/>
+                <w:szCs w:val="24"/>
+              </w:rPr>
+              <w:t>{{EXPERIENCIA_BASICA}}</w:t>
             </w:r>
           </w:p>
         </w:tc>
@@ -527,87 +481,68 @@
       <w:pPr>
         <w:jc w:val="both"/>
         <w:rPr>
-          <w:rFonts w:ascii="Arial" w:cs="Arial" w:eastAsia="Arial" w:hAnsi="Arial"/>
+          <w:rFonts w:ascii="Arial" w:eastAsia="Arial" w:hAnsi="Arial" w:cs="Arial"/>
           <w:sz w:val="24"/>
           <w:szCs w:val="24"/>
         </w:rPr>
       </w:pPr>
-      <w:r>
-        <w:rPr>
-          <w:rtl w:val="0"/>
-        </w:rPr>
-      </w:r>
     </w:p>
     <w:tbl>
       <w:tblPr>
-        <w:tblStyle w:val="Table3"/>
-        <w:tblW w:w="9394.0" w:type="dxa"/>
-        <w:jc w:val="left"/>
-        <w:tblInd w:w="-108.0" w:type="dxa"/>
+        <w:tblStyle w:val="a1"/>
+        <w:tblW w:w="9394" w:type="dxa"/>
+        <w:tblInd w:w="-108" w:type="dxa"/>
         <w:tblBorders>
-          <w:top w:color="000000" w:space="0" w:sz="4" w:val="single"/>
-          <w:left w:color="000000" w:space="0" w:sz="4" w:val="single"/>
-          <w:bottom w:color="000000" w:space="0" w:sz="4" w:val="single"/>
-          <w:right w:color="000000" w:space="0" w:sz="4" w:val="single"/>
-          <w:insideH w:color="000000" w:space="0" w:sz="4" w:val="single"/>
-          <w:insideV w:color="000000" w:space="0" w:sz="4" w:val="single"/>
+          <w:top w:val="single" w:sz="4" w:space="0" w:color="000000"/>
+          <w:left w:val="single" w:sz="4" w:space="0" w:color="000000"/>
+          <w:bottom w:val="single" w:sz="4" w:space="0" w:color="000000"/>
+          <w:right w:val="single" w:sz="4" w:space="0" w:color="000000"/>
+          <w:insideH w:val="single" w:sz="4" w:space="0" w:color="000000"/>
+          <w:insideV w:val="single" w:sz="4" w:space="0" w:color="000000"/>
         </w:tblBorders>
         <w:tblLayout w:type="fixed"/>
-        <w:tblLook w:val="0400"/>
+        <w:tblLook w:val="0400" w:firstRow="0" w:lastRow="0" w:firstColumn="0" w:lastColumn="0" w:noHBand="0" w:noVBand="1"/>
       </w:tblPr>
       <w:tblGrid>
         <w:gridCol w:w="2689"/>
         <w:gridCol w:w="6705"/>
-        <w:tblGridChange w:id="0">
-          <w:tblGrid>
-            <w:gridCol w:w="2689"/>
-            <w:gridCol w:w="6705"/>
-          </w:tblGrid>
-        </w:tblGridChange>
       </w:tblGrid>
       <w:tr>
-        <w:trPr>
-          <w:cantSplit w:val="0"/>
-          <w:tblHeader w:val="0"/>
-        </w:trPr>
         <w:tc>
           <w:tcPr>
+            <w:tcW w:w="9394" w:type="dxa"/>
             <w:gridSpan w:val="2"/>
-            <w:shd w:fill="bfbfbf" w:val="clear"/>
+            <w:shd w:val="clear" w:color="auto" w:fill="BFBFBF"/>
           </w:tcPr>
           <w:p>
             <w:pPr>
               <w:jc w:val="both"/>
               <w:rPr>
-                <w:rFonts w:ascii="Arial" w:cs="Arial" w:eastAsia="Arial" w:hAnsi="Arial"/>
+                <w:rFonts w:ascii="Arial" w:eastAsia="Arial" w:hAnsi="Arial" w:cs="Arial"/>
                 <w:sz w:val="24"/>
                 <w:szCs w:val="24"/>
               </w:rPr>
             </w:pPr>
             <w:r>
               <w:rPr>
-                <w:rFonts w:ascii="Arial" w:cs="Arial" w:eastAsia="Arial" w:hAnsi="Arial"/>
-                <w:sz w:val="24"/>
-                <w:szCs w:val="24"/>
-                <w:rtl w:val="0"/>
-              </w:rPr>
-              <w:t xml:space="preserve">IDENTIFICACIÓN DEL PROVEEDOR</w:t>
+                <w:rFonts w:ascii="Arial" w:eastAsia="Arial" w:hAnsi="Arial" w:cs="Arial"/>
+                <w:sz w:val="24"/>
+                <w:szCs w:val="24"/>
+              </w:rPr>
+              <w:t>IDENTIFICACIÓN DEL PROVEEDOR</w:t>
             </w:r>
           </w:p>
         </w:tc>
       </w:tr>
       <w:tr>
-        <w:trPr>
-          <w:cantSplit w:val="0"/>
-          <w:tblHeader w:val="0"/>
-        </w:trPr>
         <w:tc>
           <w:tcPr>
+            <w:tcW w:w="2689" w:type="dxa"/>
             <w:tcBorders>
-              <w:top w:color="000000" w:space="0" w:sz="0" w:val="nil"/>
-              <w:left w:color="000000" w:space="0" w:sz="8" w:val="single"/>
-              <w:bottom w:color="000000" w:space="0" w:sz="4" w:val="single"/>
-              <w:right w:color="000000" w:space="0" w:sz="4" w:val="single"/>
+              <w:top w:val="nil"/>
+              <w:left w:val="single" w:sz="8" w:space="0" w:color="000000"/>
+              <w:bottom w:val="single" w:sz="4" w:space="0" w:color="000000"/>
+              <w:right w:val="single" w:sz="4" w:space="0" w:color="000000"/>
             </w:tcBorders>
             <w:vAlign w:val="center"/>
           </w:tcPr>
@@ -615,66 +550,62 @@
             <w:pPr>
               <w:jc w:val="both"/>
               <w:rPr>
-                <w:rFonts w:ascii="Arial" w:cs="Arial" w:eastAsia="Arial" w:hAnsi="Arial"/>
+                <w:rFonts w:ascii="Arial" w:eastAsia="Arial" w:hAnsi="Arial" w:cs="Arial"/>
                 <w:sz w:val="24"/>
                 <w:szCs w:val="24"/>
               </w:rPr>
             </w:pPr>
             <w:r>
               <w:rPr>
-                <w:rFonts w:ascii="Arial" w:cs="Arial" w:eastAsia="Arial" w:hAnsi="Arial"/>
-                <w:sz w:val="24"/>
-                <w:szCs w:val="24"/>
-                <w:rtl w:val="0"/>
-              </w:rPr>
-              <w:t xml:space="preserve">Nombre:</w:t>
+                <w:rFonts w:ascii="Arial" w:eastAsia="Arial" w:hAnsi="Arial" w:cs="Arial"/>
+                <w:sz w:val="24"/>
+                <w:szCs w:val="24"/>
+              </w:rPr>
+              <w:t>Nombre:</w:t>
             </w:r>
           </w:p>
         </w:tc>
         <w:tc>
           <w:tcPr>
+            <w:tcW w:w="6705" w:type="dxa"/>
             <w:tcBorders>
-              <w:top w:color="000000" w:space="0" w:sz="4" w:val="single"/>
-              <w:left w:color="000000" w:space="0" w:sz="0" w:val="nil"/>
-              <w:bottom w:color="000000" w:space="0" w:sz="4" w:val="single"/>
-              <w:right w:color="000000" w:space="0" w:sz="8" w:val="single"/>
+              <w:top w:val="single" w:sz="4" w:space="0" w:color="000000"/>
+              <w:left w:val="nil"/>
+              <w:bottom w:val="single" w:sz="4" w:space="0" w:color="000000"/>
+              <w:right w:val="single" w:sz="8" w:space="0" w:color="000000"/>
             </w:tcBorders>
-            <w:shd w:fill="ffffff" w:val="clear"/>
+            <w:shd w:val="clear" w:color="auto" w:fill="FFFFFF"/>
             <w:vAlign w:val="center"/>
           </w:tcPr>
           <w:p>
             <w:pPr>
               <w:jc w:val="both"/>
               <w:rPr>
-                <w:rFonts w:ascii="Arial" w:cs="Arial" w:eastAsia="Arial" w:hAnsi="Arial"/>
+                <w:rFonts w:ascii="Arial" w:eastAsia="Arial" w:hAnsi="Arial" w:cs="Arial"/>
                 <w:sz w:val="24"/>
                 <w:szCs w:val="24"/>
               </w:rPr>
             </w:pPr>
             <w:r>
               <w:rPr>
-                <w:rFonts w:ascii="Arial" w:cs="Arial" w:eastAsia="Arial" w:hAnsi="Arial"/>
-                <w:sz w:val="24"/>
-                <w:szCs w:val="24"/>
-                <w:rtl w:val="0"/>
-              </w:rPr>
-              <w:t xml:space="preserve">{{CONTRATISTA_NOMBRE}}</w:t>
+                <w:rFonts w:ascii="Arial" w:eastAsia="Arial" w:hAnsi="Arial" w:cs="Arial"/>
+                <w:sz w:val="24"/>
+                <w:szCs w:val="24"/>
+              </w:rPr>
+              <w:t>{{CONTRATISTA_NOMBRE}}</w:t>
             </w:r>
           </w:p>
         </w:tc>
       </w:tr>
       <w:tr>
-        <w:trPr>
-          <w:cantSplit w:val="0"/>
-          <w:tblHeader w:val="0"/>
-        </w:trPr>
         <w:tc>
           <w:tcPr>
+            <w:tcW w:w="2689" w:type="dxa"/>
             <w:tcBorders>
-              <w:top w:color="000000" w:space="0" w:sz="0" w:val="nil"/>
-              <w:left w:color="000000" w:space="0" w:sz="8" w:val="single"/>
-              <w:bottom w:color="000000" w:space="0" w:sz="4" w:val="single"/>
-              <w:right w:color="000000" w:space="0" w:sz="4" w:val="single"/>
+              <w:top w:val="nil"/>
+              <w:left w:val="single" w:sz="8" w:space="0" w:color="000000"/>
+              <w:bottom w:val="single" w:sz="4" w:space="0" w:color="000000"/>
+              <w:right w:val="single" w:sz="4" w:space="0" w:color="000000"/>
             </w:tcBorders>
             <w:vAlign w:val="center"/>
           </w:tcPr>
@@ -682,50 +613,49 @@
             <w:pPr>
               <w:jc w:val="both"/>
               <w:rPr>
-                <w:rFonts w:ascii="Arial" w:cs="Arial" w:eastAsia="Arial" w:hAnsi="Arial"/>
+                <w:rFonts w:ascii="Arial" w:eastAsia="Arial" w:hAnsi="Arial" w:cs="Arial"/>
                 <w:sz w:val="24"/>
                 <w:szCs w:val="24"/>
               </w:rPr>
             </w:pPr>
             <w:r>
               <w:rPr>
-                <w:rFonts w:ascii="Arial" w:cs="Arial" w:eastAsia="Arial" w:hAnsi="Arial"/>
-                <w:sz w:val="24"/>
-                <w:szCs w:val="24"/>
-                <w:rtl w:val="0"/>
-              </w:rPr>
-              <w:t xml:space="preserve">Identificación:</w:t>
+                <w:rFonts w:ascii="Arial" w:eastAsia="Arial" w:hAnsi="Arial" w:cs="Arial"/>
+                <w:sz w:val="24"/>
+                <w:szCs w:val="24"/>
+              </w:rPr>
+              <w:t>Identificación:</w:t>
             </w:r>
           </w:p>
         </w:tc>
         <w:tc>
           <w:tcPr>
+            <w:tcW w:w="6705" w:type="dxa"/>
             <w:tcBorders>
-              <w:top w:color="000000" w:space="0" w:sz="4" w:val="single"/>
-              <w:left w:color="000000" w:space="0" w:sz="0" w:val="nil"/>
-              <w:bottom w:color="000000" w:space="0" w:sz="4" w:val="single"/>
-              <w:right w:color="000000" w:space="0" w:sz="8" w:val="single"/>
+              <w:top w:val="single" w:sz="4" w:space="0" w:color="000000"/>
+              <w:left w:val="nil"/>
+              <w:bottom w:val="single" w:sz="4" w:space="0" w:color="000000"/>
+              <w:right w:val="single" w:sz="8" w:space="0" w:color="000000"/>
             </w:tcBorders>
-            <w:shd w:fill="ffffff" w:val="clear"/>
+            <w:shd w:val="clear" w:color="auto" w:fill="FFFFFF"/>
             <w:vAlign w:val="center"/>
           </w:tcPr>
           <w:p>
             <w:pPr>
               <w:jc w:val="both"/>
               <w:rPr>
-                <w:rFonts w:ascii="Arial" w:cs="Arial" w:eastAsia="Arial" w:hAnsi="Arial"/>
+                <w:rFonts w:ascii="Arial" w:eastAsia="Arial" w:hAnsi="Arial" w:cs="Arial"/>
                 <w:sz w:val="24"/>
                 <w:szCs w:val="24"/>
               </w:rPr>
             </w:pPr>
             <w:r>
               <w:rPr>
-                <w:rFonts w:ascii="Arial" w:cs="Arial" w:eastAsia="Arial" w:hAnsi="Arial"/>
-                <w:sz w:val="24"/>
-                <w:szCs w:val="24"/>
-                <w:rtl w:val="0"/>
-              </w:rPr>
-              <w:t xml:space="preserve">C.C. No. {{CONTRATISTA_CEDULA}}</w:t>
+                <w:rFonts w:ascii="Arial" w:eastAsia="Arial" w:hAnsi="Arial" w:cs="Arial"/>
+                <w:sz w:val="24"/>
+                <w:szCs w:val="24"/>
+              </w:rPr>
+              <w:t>C.C. No. {{CONTRATISTA_CEDULA}}</w:t>
             </w:r>
           </w:p>
         </w:tc>
@@ -735,167 +665,143 @@
       <w:pPr>
         <w:jc w:val="both"/>
         <w:rPr>
-          <w:rFonts w:ascii="Arial" w:cs="Arial" w:eastAsia="Arial" w:hAnsi="Arial"/>
+          <w:rFonts w:ascii="Arial" w:eastAsia="Arial" w:hAnsi="Arial" w:cs="Arial"/>
           <w:sz w:val="24"/>
           <w:szCs w:val="24"/>
         </w:rPr>
       </w:pPr>
-      <w:r>
-        <w:rPr>
-          <w:rtl w:val="0"/>
-        </w:rPr>
-      </w:r>
     </w:p>
     <w:tbl>
       <w:tblPr>
-        <w:tblStyle w:val="Table4"/>
-        <w:tblW w:w="9394.0" w:type="dxa"/>
-        <w:jc w:val="left"/>
-        <w:tblInd w:w="-108.0" w:type="dxa"/>
+        <w:tblStyle w:val="a2"/>
+        <w:tblW w:w="9394" w:type="dxa"/>
+        <w:tblInd w:w="-108" w:type="dxa"/>
         <w:tblBorders>
-          <w:top w:color="000000" w:space="0" w:sz="4" w:val="single"/>
-          <w:left w:color="000000" w:space="0" w:sz="4" w:val="single"/>
-          <w:bottom w:color="000000" w:space="0" w:sz="4" w:val="single"/>
-          <w:right w:color="000000" w:space="0" w:sz="4" w:val="single"/>
-          <w:insideH w:color="000000" w:space="0" w:sz="4" w:val="single"/>
-          <w:insideV w:color="000000" w:space="0" w:sz="4" w:val="single"/>
+          <w:top w:val="single" w:sz="4" w:space="0" w:color="000000"/>
+          <w:left w:val="single" w:sz="4" w:space="0" w:color="000000"/>
+          <w:bottom w:val="single" w:sz="4" w:space="0" w:color="000000"/>
+          <w:right w:val="single" w:sz="4" w:space="0" w:color="000000"/>
+          <w:insideH w:val="single" w:sz="4" w:space="0" w:color="000000"/>
+          <w:insideV w:val="single" w:sz="4" w:space="0" w:color="000000"/>
         </w:tblBorders>
         <w:tblLayout w:type="fixed"/>
-        <w:tblLook w:val="0400"/>
+        <w:tblLook w:val="0400" w:firstRow="0" w:lastRow="0" w:firstColumn="0" w:lastColumn="0" w:noHBand="0" w:noVBand="1"/>
       </w:tblPr>
       <w:tblGrid>
         <w:gridCol w:w="2405"/>
         <w:gridCol w:w="5670"/>
         <w:gridCol w:w="1319"/>
-        <w:tblGridChange w:id="0">
-          <w:tblGrid>
-            <w:gridCol w:w="2405"/>
-            <w:gridCol w:w="5670"/>
-            <w:gridCol w:w="1319"/>
-          </w:tblGrid>
-        </w:tblGridChange>
       </w:tblGrid>
       <w:tr>
-        <w:trPr>
-          <w:cantSplit w:val="0"/>
-          <w:tblHeader w:val="0"/>
-        </w:trPr>
         <w:tc>
           <w:tcPr>
+            <w:tcW w:w="9394" w:type="dxa"/>
             <w:gridSpan w:val="3"/>
-            <w:shd w:fill="bfbfbf" w:val="clear"/>
+            <w:shd w:val="clear" w:color="auto" w:fill="BFBFBF"/>
           </w:tcPr>
           <w:p>
             <w:pPr>
               <w:jc w:val="both"/>
               <w:rPr>
-                <w:rFonts w:ascii="Arial" w:cs="Arial" w:eastAsia="Arial" w:hAnsi="Arial"/>
+                <w:rFonts w:ascii="Arial" w:eastAsia="Arial" w:hAnsi="Arial" w:cs="Arial"/>
                 <w:sz w:val="24"/>
                 <w:szCs w:val="24"/>
               </w:rPr>
             </w:pPr>
             <w:r>
               <w:rPr>
-                <w:rFonts w:ascii="Arial" w:cs="Arial" w:eastAsia="Arial" w:hAnsi="Arial"/>
-                <w:sz w:val="24"/>
-                <w:szCs w:val="24"/>
-                <w:rtl w:val="0"/>
-              </w:rPr>
-              <w:t xml:space="preserve">VERIFICACIÓN DE CUMPLIMIENTO DE REQUISITOS</w:t>
+                <w:rFonts w:ascii="Arial" w:eastAsia="Arial" w:hAnsi="Arial" w:cs="Arial"/>
+                <w:sz w:val="24"/>
+                <w:szCs w:val="24"/>
+              </w:rPr>
+              <w:t>VERIFICACIÓN DE CUMPLIMIENTO DE REQUISITOS</w:t>
             </w:r>
           </w:p>
         </w:tc>
       </w:tr>
       <w:tr>
-        <w:trPr>
-          <w:cantSplit w:val="0"/>
-          <w:tblHeader w:val="0"/>
-        </w:trPr>
         <w:tc>
           <w:tcPr>
-            <w:shd w:fill="bfbfbf" w:val="clear"/>
+            <w:tcW w:w="2405" w:type="dxa"/>
+            <w:shd w:val="clear" w:color="auto" w:fill="BFBFBF"/>
           </w:tcPr>
           <w:p>
             <w:pPr>
               <w:jc w:val="both"/>
               <w:rPr>
-                <w:rFonts w:ascii="Arial" w:cs="Arial" w:eastAsia="Arial" w:hAnsi="Arial"/>
+                <w:rFonts w:ascii="Arial" w:eastAsia="Arial" w:hAnsi="Arial" w:cs="Arial"/>
                 <w:sz w:val="24"/>
                 <w:szCs w:val="24"/>
               </w:rPr>
             </w:pPr>
             <w:r>
               <w:rPr>
-                <w:rFonts w:ascii="Arial" w:cs="Arial" w:eastAsia="Arial" w:hAnsi="Arial"/>
-                <w:sz w:val="24"/>
-                <w:szCs w:val="24"/>
-                <w:rtl w:val="0"/>
-              </w:rPr>
-              <w:t xml:space="preserve">REQUISITO</w:t>
+                <w:rFonts w:ascii="Arial" w:eastAsia="Arial" w:hAnsi="Arial" w:cs="Arial"/>
+                <w:sz w:val="24"/>
+                <w:szCs w:val="24"/>
+              </w:rPr>
+              <w:t>REQUISITO</w:t>
             </w:r>
           </w:p>
         </w:tc>
         <w:tc>
           <w:tcPr>
-            <w:shd w:fill="bfbfbf" w:val="clear"/>
+            <w:tcW w:w="5670" w:type="dxa"/>
+            <w:shd w:val="clear" w:color="auto" w:fill="BFBFBF"/>
           </w:tcPr>
           <w:p>
             <w:pPr>
               <w:jc w:val="both"/>
               <w:rPr>
-                <w:rFonts w:ascii="Arial" w:cs="Arial" w:eastAsia="Arial" w:hAnsi="Arial"/>
+                <w:rFonts w:ascii="Arial" w:eastAsia="Arial" w:hAnsi="Arial" w:cs="Arial"/>
                 <w:sz w:val="24"/>
                 <w:szCs w:val="24"/>
               </w:rPr>
             </w:pPr>
             <w:r>
               <w:rPr>
-                <w:rFonts w:ascii="Arial" w:cs="Arial" w:eastAsia="Arial" w:hAnsi="Arial"/>
-                <w:sz w:val="24"/>
-                <w:szCs w:val="24"/>
-                <w:rtl w:val="0"/>
-              </w:rPr>
-              <w:t xml:space="preserve">EVIDENCIA APORTADA</w:t>
+                <w:rFonts w:ascii="Arial" w:eastAsia="Arial" w:hAnsi="Arial" w:cs="Arial"/>
+                <w:sz w:val="24"/>
+                <w:szCs w:val="24"/>
+              </w:rPr>
+              <w:t>EVIDENCIA APORTADA</w:t>
             </w:r>
           </w:p>
         </w:tc>
         <w:tc>
           <w:tcPr>
-            <w:shd w:fill="bfbfbf" w:val="clear"/>
+            <w:tcW w:w="1319" w:type="dxa"/>
+            <w:shd w:val="clear" w:color="auto" w:fill="BFBFBF"/>
           </w:tcPr>
           <w:p>
             <w:pPr>
               <w:jc w:val="both"/>
               <w:rPr>
-                <w:rFonts w:ascii="Arial" w:cs="Arial" w:eastAsia="Arial" w:hAnsi="Arial"/>
+                <w:rFonts w:ascii="Arial" w:eastAsia="Arial" w:hAnsi="Arial" w:cs="Arial"/>
                 <w:sz w:val="24"/>
                 <w:szCs w:val="24"/>
               </w:rPr>
             </w:pPr>
             <w:r>
               <w:rPr>
-                <w:rFonts w:ascii="Arial" w:cs="Arial" w:eastAsia="Arial" w:hAnsi="Arial"/>
-                <w:sz w:val="24"/>
-                <w:szCs w:val="24"/>
-                <w:rtl w:val="0"/>
-              </w:rPr>
-              <w:t xml:space="preserve">CUMPLE</w:t>
+                <w:rFonts w:ascii="Arial" w:eastAsia="Arial" w:hAnsi="Arial" w:cs="Arial"/>
+                <w:sz w:val="24"/>
+                <w:szCs w:val="24"/>
+              </w:rPr>
+              <w:t>CUMPLE</w:t>
             </w:r>
           </w:p>
         </w:tc>
       </w:tr>
       <w:tr>
-        <w:trPr>
-          <w:cantSplit w:val="0"/>
-          <w:tblHeader w:val="0"/>
-        </w:trPr>
         <w:tc>
           <w:tcPr>
+            <w:tcW w:w="2405" w:type="dxa"/>
             <w:tcBorders>
-              <w:top w:color="000000" w:space="0" w:sz="0" w:val="nil"/>
-              <w:left w:color="000000" w:space="0" w:sz="8" w:val="single"/>
-              <w:bottom w:color="000000" w:space="0" w:sz="4" w:val="single"/>
-              <w:right w:color="000000" w:space="0" w:sz="4" w:val="single"/>
+              <w:top w:val="nil"/>
+              <w:left w:val="single" w:sz="8" w:space="0" w:color="000000"/>
+              <w:bottom w:val="single" w:sz="4" w:space="0" w:color="000000"/>
+              <w:right w:val="single" w:sz="4" w:space="0" w:color="000000"/>
             </w:tcBorders>
             <w:vAlign w:val="center"/>
           </w:tcPr>
@@ -903,62 +809,62 @@
             <w:pPr>
               <w:jc w:val="both"/>
               <w:rPr>
-                <w:rFonts w:ascii="Arial" w:cs="Arial" w:eastAsia="Arial" w:hAnsi="Arial"/>
+                <w:rFonts w:ascii="Arial" w:eastAsia="Arial" w:hAnsi="Arial" w:cs="Arial"/>
                 <w:sz w:val="24"/>
                 <w:szCs w:val="24"/>
               </w:rPr>
             </w:pPr>
             <w:r>
               <w:rPr>
-                <w:rFonts w:ascii="Arial" w:cs="Arial" w:eastAsia="Arial" w:hAnsi="Arial"/>
-                <w:sz w:val="24"/>
-                <w:szCs w:val="24"/>
-                <w:rtl w:val="0"/>
-              </w:rPr>
-              <w:t xml:space="preserve">Idoneidad</w:t>
+                <w:rFonts w:ascii="Arial" w:eastAsia="Arial" w:hAnsi="Arial" w:cs="Arial"/>
+                <w:sz w:val="24"/>
+                <w:szCs w:val="24"/>
+              </w:rPr>
+              <w:t>Idoneidad</w:t>
             </w:r>
           </w:p>
         </w:tc>
         <w:tc>
           <w:tcPr>
+            <w:tcW w:w="5670" w:type="dxa"/>
             <w:tcBorders>
-              <w:top w:color="000000" w:space="0" w:sz="4" w:val="single"/>
-              <w:left w:color="000000" w:space="0" w:sz="0" w:val="nil"/>
-              <w:bottom w:color="000000" w:space="0" w:sz="4" w:val="single"/>
-              <w:right w:color="000000" w:space="0" w:sz="4" w:val="single"/>
+              <w:top w:val="single" w:sz="4" w:space="0" w:color="000000"/>
+              <w:left w:val="nil"/>
+              <w:bottom w:val="single" w:sz="4" w:space="0" w:color="000000"/>
+              <w:right w:val="single" w:sz="4" w:space="0" w:color="000000"/>
             </w:tcBorders>
-            <w:shd w:fill="ffffff" w:val="clear"/>
+            <w:shd w:val="clear" w:color="auto" w:fill="FFFFFF"/>
             <w:vAlign w:val="center"/>
           </w:tcPr>
           <w:p>
             <w:pPr>
               <w:jc w:val="both"/>
               <w:rPr>
-                <w:rFonts w:ascii="Arial" w:cs="Arial" w:eastAsia="Arial" w:hAnsi="Arial"/>
+                <w:rFonts w:ascii="Arial" w:eastAsia="Arial" w:hAnsi="Arial" w:cs="Arial"/>
                 <w:sz w:val="24"/>
                 <w:szCs w:val="24"/>
               </w:rPr>
             </w:pPr>
             <w:r>
               <w:rPr>
-                <w:rFonts w:ascii="Arial" w:cs="Arial" w:eastAsia="Arial" w:hAnsi="Arial"/>
-                <w:sz w:val="24"/>
-                <w:szCs w:val="24"/>
-                <w:rtl w:val="0"/>
-              </w:rPr>
-              <w:t xml:space="preserve">{{IDONEIDAD_DESCRIPCION}}</w:t>
+                <w:rFonts w:ascii="Arial" w:eastAsia="Arial" w:hAnsi="Arial" w:cs="Arial"/>
+                <w:sz w:val="24"/>
+                <w:szCs w:val="24"/>
+              </w:rPr>
+              <w:t>{{IDONEIDAD_DESCRIPCION}}</w:t>
             </w:r>
           </w:p>
         </w:tc>
         <w:tc>
           <w:tcPr>
+            <w:tcW w:w="1319" w:type="dxa"/>
             <w:tcBorders>
-              <w:top w:color="000000" w:space="0" w:sz="4" w:val="single"/>
-              <w:left w:color="000000" w:space="0" w:sz="0" w:val="nil"/>
-              <w:bottom w:color="000000" w:space="0" w:sz="4" w:val="single"/>
-              <w:right w:color="000000" w:space="0" w:sz="4" w:val="single"/>
+              <w:top w:val="single" w:sz="4" w:space="0" w:color="000000"/>
+              <w:left w:val="nil"/>
+              <w:bottom w:val="single" w:sz="4" w:space="0" w:color="000000"/>
+              <w:right w:val="single" w:sz="4" w:space="0" w:color="000000"/>
             </w:tcBorders>
-            <w:shd w:fill="ffffff" w:val="clear"/>
+            <w:shd w:val="clear" w:color="auto" w:fill="FFFFFF"/>
           </w:tcPr>
           <w:p>
             <w:pPr>
@@ -967,13 +873,12 @@
                 <w:numId w:val="1"/>
               </w:numPr>
               <w:pBdr>
-                <w:top w:space="0" w:sz="0" w:val="nil"/>
-                <w:left w:space="0" w:sz="0" w:val="nil"/>
-                <w:bottom w:space="0" w:sz="0" w:val="nil"/>
-                <w:right w:space="0" w:sz="0" w:val="nil"/>
-                <w:between w:space="0" w:sz="0" w:val="nil"/>
+                <w:top w:val="nil"/>
+                <w:left w:val="nil"/>
+                <w:bottom w:val="nil"/>
+                <w:right w:val="nil"/>
+                <w:between w:val="nil"/>
               </w:pBdr>
-              <w:ind w:left="720" w:hanging="360"/>
               <w:jc w:val="center"/>
               <w:rPr>
                 <w:color w:val="000000"/>
@@ -981,88 +886,80 @@
                 <w:szCs w:val="24"/>
               </w:rPr>
             </w:pPr>
-            <w:r>
-              <w:rPr>
-                <w:rtl w:val="0"/>
-              </w:rPr>
-            </w:r>
           </w:p>
         </w:tc>
       </w:tr>
       <w:tr>
-        <w:trPr>
-          <w:cantSplit w:val="0"/>
-          <w:tblHeader w:val="0"/>
-        </w:trPr>
         <w:tc>
           <w:tcPr>
+            <w:tcW w:w="2405" w:type="dxa"/>
             <w:tcBorders>
-              <w:top w:color="000000" w:space="0" w:sz="0" w:val="nil"/>
-              <w:left w:color="000000" w:space="0" w:sz="8" w:val="single"/>
-              <w:bottom w:color="000000" w:space="0" w:sz="4" w:val="single"/>
-              <w:right w:color="000000" w:space="0" w:sz="4" w:val="single"/>
+              <w:top w:val="nil"/>
+              <w:left w:val="single" w:sz="8" w:space="0" w:color="000000"/>
+              <w:bottom w:val="single" w:sz="4" w:space="0" w:color="000000"/>
+              <w:right w:val="single" w:sz="4" w:space="0" w:color="000000"/>
             </w:tcBorders>
             <w:vAlign w:val="center"/>
           </w:tcPr>
           <w:p>
             <w:pPr>
               <w:rPr>
-                <w:rFonts w:ascii="Arial" w:cs="Arial" w:eastAsia="Arial" w:hAnsi="Arial"/>
+                <w:rFonts w:ascii="Arial" w:eastAsia="Arial" w:hAnsi="Arial" w:cs="Arial"/>
                 <w:sz w:val="24"/>
                 <w:szCs w:val="24"/>
               </w:rPr>
             </w:pPr>
             <w:r>
               <w:rPr>
-                <w:rFonts w:ascii="Arial" w:cs="Arial" w:eastAsia="Arial" w:hAnsi="Arial"/>
-                <w:sz w:val="24"/>
-                <w:szCs w:val="24"/>
-                <w:rtl w:val="0"/>
-              </w:rPr>
-              <w:t xml:space="preserve">Experiencia</w:t>
+                <w:rFonts w:ascii="Arial" w:eastAsia="Arial" w:hAnsi="Arial" w:cs="Arial"/>
+                <w:sz w:val="24"/>
+                <w:szCs w:val="24"/>
+              </w:rPr>
+              <w:t>Experiencia</w:t>
             </w:r>
           </w:p>
         </w:tc>
         <w:tc>
           <w:tcPr>
+            <w:tcW w:w="5670" w:type="dxa"/>
             <w:tcBorders>
-              <w:top w:color="000000" w:space="0" w:sz="4" w:val="single"/>
-              <w:left w:color="000000" w:space="0" w:sz="0" w:val="nil"/>
-              <w:bottom w:color="000000" w:space="0" w:sz="4" w:val="single"/>
-              <w:right w:color="000000" w:space="0" w:sz="4" w:val="single"/>
+              <w:top w:val="single" w:sz="4" w:space="0" w:color="000000"/>
+              <w:left w:val="nil"/>
+              <w:bottom w:val="single" w:sz="4" w:space="0" w:color="000000"/>
+              <w:right w:val="single" w:sz="4" w:space="0" w:color="000000"/>
             </w:tcBorders>
-            <w:shd w:fill="ffffff" w:val="clear"/>
+            <w:shd w:val="clear" w:color="auto" w:fill="FFFFFF"/>
             <w:vAlign w:val="center"/>
           </w:tcPr>
           <w:p>
             <w:pPr>
               <w:jc w:val="both"/>
               <w:rPr>
-                <w:rFonts w:ascii="Arial" w:cs="Arial" w:eastAsia="Arial" w:hAnsi="Arial"/>
+                <w:rFonts w:ascii="Arial" w:eastAsia="Arial" w:hAnsi="Arial" w:cs="Arial"/>
                 <w:sz w:val="24"/>
                 <w:szCs w:val="24"/>
               </w:rPr>
             </w:pPr>
             <w:r>
               <w:rPr>
-                <w:rFonts w:ascii="Arial" w:cs="Arial" w:eastAsia="Arial" w:hAnsi="Arial"/>
-                <w:sz w:val="24"/>
-                <w:szCs w:val="24"/>
-                <w:rtl w:val="0"/>
-              </w:rPr>
-              <w:t xml:space="preserve">{{EXPERIENCIA_DESCRIPCION}}</w:t>
+                <w:rFonts w:ascii="Arial" w:eastAsia="Arial" w:hAnsi="Arial" w:cs="Arial"/>
+                <w:sz w:val="24"/>
+                <w:szCs w:val="24"/>
+              </w:rPr>
+              <w:t>{{EXPERIENCIA_DESCRIPCION}}</w:t>
             </w:r>
           </w:p>
         </w:tc>
         <w:tc>
           <w:tcPr>
+            <w:tcW w:w="1319" w:type="dxa"/>
             <w:tcBorders>
-              <w:top w:color="000000" w:space="0" w:sz="4" w:val="single"/>
-              <w:left w:color="000000" w:space="0" w:sz="0" w:val="nil"/>
-              <w:bottom w:color="000000" w:space="0" w:sz="4" w:val="single"/>
-              <w:right w:color="000000" w:space="0" w:sz="4" w:val="single"/>
+              <w:top w:val="single" w:sz="4" w:space="0" w:color="000000"/>
+              <w:left w:val="nil"/>
+              <w:bottom w:val="single" w:sz="4" w:space="0" w:color="000000"/>
+              <w:right w:val="single" w:sz="4" w:space="0" w:color="000000"/>
             </w:tcBorders>
-            <w:shd w:fill="ffffff" w:val="clear"/>
+            <w:shd w:val="clear" w:color="auto" w:fill="FFFFFF"/>
           </w:tcPr>
           <w:p>
             <w:pPr>
@@ -1071,13 +968,12 @@
                 <w:numId w:val="1"/>
               </w:numPr>
               <w:pBdr>
-                <w:top w:space="0" w:sz="0" w:val="nil"/>
-                <w:left w:space="0" w:sz="0" w:val="nil"/>
-                <w:bottom w:space="0" w:sz="0" w:val="nil"/>
-                <w:right w:space="0" w:sz="0" w:val="nil"/>
-                <w:between w:space="0" w:sz="0" w:val="nil"/>
+                <w:top w:val="nil"/>
+                <w:left w:val="nil"/>
+                <w:bottom w:val="nil"/>
+                <w:right w:val="nil"/>
+                <w:between w:val="nil"/>
               </w:pBdr>
-              <w:ind w:left="720" w:hanging="360"/>
               <w:jc w:val="center"/>
               <w:rPr>
                 <w:color w:val="000000"/>
@@ -1085,11 +981,6 @@
                 <w:szCs w:val="24"/>
               </w:rPr>
             </w:pPr>
-            <w:r>
-              <w:rPr>
-                <w:rtl w:val="0"/>
-              </w:rPr>
-            </w:r>
           </w:p>
         </w:tc>
       </w:tr>
@@ -1097,33 +988,27 @@
     <w:p>
       <w:pPr>
         <w:rPr>
-          <w:rFonts w:ascii="Arial" w:cs="Arial" w:eastAsia="Arial" w:hAnsi="Arial"/>
+          <w:rFonts w:ascii="Arial" w:eastAsia="Arial" w:hAnsi="Arial" w:cs="Arial"/>
           <w:sz w:val="24"/>
           <w:szCs w:val="24"/>
         </w:rPr>
       </w:pPr>
-      <w:r>
-        <w:rPr>
-          <w:rtl w:val="0"/>
-        </w:rPr>
-      </w:r>
     </w:p>
     <w:tbl>
       <w:tblPr>
-        <w:tblStyle w:val="Table5"/>
-        <w:tblW w:w="9419.0" w:type="dxa"/>
-        <w:jc w:val="left"/>
-        <w:tblInd w:w="-108.0" w:type="dxa"/>
+        <w:tblStyle w:val="a3"/>
+        <w:tblW w:w="9419" w:type="dxa"/>
+        <w:tblInd w:w="-108" w:type="dxa"/>
         <w:tblBorders>
-          <w:top w:color="000000" w:space="0" w:sz="4" w:val="single"/>
-          <w:left w:color="000000" w:space="0" w:sz="4" w:val="single"/>
-          <w:bottom w:color="000000" w:space="0" w:sz="4" w:val="single"/>
-          <w:right w:color="000000" w:space="0" w:sz="4" w:val="single"/>
-          <w:insideH w:color="000000" w:space="0" w:sz="4" w:val="single"/>
-          <w:insideV w:color="000000" w:space="0" w:sz="4" w:val="single"/>
+          <w:top w:val="single" w:sz="4" w:space="0" w:color="000000"/>
+          <w:left w:val="single" w:sz="4" w:space="0" w:color="000000"/>
+          <w:bottom w:val="single" w:sz="4" w:space="0" w:color="000000"/>
+          <w:right w:val="single" w:sz="4" w:space="0" w:color="000000"/>
+          <w:insideH w:val="single" w:sz="4" w:space="0" w:color="000000"/>
+          <w:insideV w:val="single" w:sz="4" w:space="0" w:color="000000"/>
         </w:tblBorders>
         <w:tblLayout w:type="fixed"/>
-        <w:tblLook w:val="0400"/>
+        <w:tblLook w:val="0400" w:firstRow="0" w:lastRow="0" w:firstColumn="0" w:lastColumn="0" w:noHBand="0" w:noVBand="1"/>
       </w:tblPr>
       <w:tblGrid>
         <w:gridCol w:w="7366"/>
@@ -1131,104 +1016,93 @@
         <w:gridCol w:w="421"/>
         <w:gridCol w:w="567"/>
         <w:gridCol w:w="493"/>
-        <w:tblGridChange w:id="0">
-          <w:tblGrid>
-            <w:gridCol w:w="7366"/>
-            <w:gridCol w:w="572"/>
-            <w:gridCol w:w="421"/>
-            <w:gridCol w:w="567"/>
-            <w:gridCol w:w="493"/>
-          </w:tblGrid>
-        </w:tblGridChange>
       </w:tblGrid>
       <w:tr>
         <w:trPr>
-          <w:cantSplit w:val="0"/>
-          <w:trHeight w:val="510" w:hRule="atLeast"/>
-          <w:tblHeader w:val="0"/>
+          <w:trHeight w:val="510"/>
         </w:trPr>
         <w:tc>
           <w:tcPr>
+            <w:tcW w:w="7366" w:type="dxa"/>
             <w:tcBorders>
-              <w:top w:color="000000" w:space="0" w:sz="0" w:val="nil"/>
-              <w:left w:color="000000" w:space="0" w:sz="0" w:val="nil"/>
-              <w:bottom w:color="000000" w:space="0" w:sz="0" w:val="nil"/>
-              <w:right w:color="000000" w:space="0" w:sz="0" w:val="nil"/>
+              <w:top w:val="nil"/>
+              <w:left w:val="nil"/>
+              <w:bottom w:val="nil"/>
+              <w:right w:val="nil"/>
             </w:tcBorders>
           </w:tcPr>
           <w:p>
             <w:pPr>
               <w:jc w:val="both"/>
               <w:rPr>
-                <w:rFonts w:ascii="Arial" w:cs="Arial" w:eastAsia="Arial" w:hAnsi="Arial"/>
+                <w:rFonts w:ascii="Arial" w:eastAsia="Arial" w:hAnsi="Arial" w:cs="Arial"/>
                 <w:sz w:val="24"/>
                 <w:szCs w:val="24"/>
               </w:rPr>
             </w:pPr>
             <w:r>
               <w:rPr>
-                <w:rFonts w:ascii="Arial" w:cs="Arial" w:eastAsia="Arial" w:hAnsi="Arial"/>
-                <w:sz w:val="24"/>
-                <w:szCs w:val="24"/>
-                <w:rtl w:val="0"/>
-              </w:rPr>
-              <w:t xml:space="preserve">Cumple con la presentación de los documentos solicitados y con la idoneidad y experiencia requerida para la celebración del contrato.</w:t>
+                <w:rFonts w:ascii="Arial" w:eastAsia="Arial" w:hAnsi="Arial" w:cs="Arial"/>
+                <w:sz w:val="24"/>
+                <w:szCs w:val="24"/>
+              </w:rPr>
+              <w:t>Cumple con la presentación de los documentos solicitados y con la idoneidad y experiencia requerida para la celebración del contrato.</w:t>
             </w:r>
           </w:p>
         </w:tc>
         <w:tc>
           <w:tcPr>
+            <w:tcW w:w="572" w:type="dxa"/>
             <w:tcBorders>
-              <w:top w:color="000000" w:space="0" w:sz="0" w:val="nil"/>
-              <w:left w:color="000000" w:space="0" w:sz="0" w:val="nil"/>
-              <w:bottom w:color="000000" w:space="0" w:sz="0" w:val="nil"/>
-              <w:right w:color="000000" w:space="0" w:sz="4" w:val="single"/>
+              <w:top w:val="nil"/>
+              <w:left w:val="nil"/>
+              <w:bottom w:val="nil"/>
+              <w:right w:val="single" w:sz="4" w:space="0" w:color="000000"/>
             </w:tcBorders>
             <w:vAlign w:val="center"/>
           </w:tcPr>
           <w:p>
             <w:pPr>
               <w:rPr>
-                <w:rFonts w:ascii="Arial" w:cs="Arial" w:eastAsia="Arial" w:hAnsi="Arial"/>
+                <w:rFonts w:ascii="Arial" w:eastAsia="Arial" w:hAnsi="Arial" w:cs="Arial"/>
                 <w:sz w:val="22"/>
                 <w:szCs w:val="22"/>
               </w:rPr>
             </w:pPr>
             <w:r>
               <w:rPr>
-                <w:rFonts w:ascii="Arial" w:cs="Arial" w:eastAsia="Arial" w:hAnsi="Arial"/>
+                <w:rFonts w:ascii="Arial" w:eastAsia="Arial" w:hAnsi="Arial" w:cs="Arial"/>
                 <w:sz w:val="22"/>
                 <w:szCs w:val="22"/>
-                <w:rtl w:val="0"/>
-              </w:rPr>
-              <w:t xml:space="preserve">SI</w:t>
+              </w:rPr>
+              <w:t>SI</w:t>
             </w:r>
           </w:p>
         </w:tc>
         <w:tc>
           <w:tcPr>
+            <w:tcW w:w="421" w:type="dxa"/>
             <w:tcBorders>
-              <w:top w:color="000000" w:space="0" w:sz="4" w:val="single"/>
-              <w:left w:color="000000" w:space="0" w:sz="4" w:val="single"/>
-              <w:bottom w:color="000000" w:space="0" w:sz="4" w:val="single"/>
-              <w:right w:color="000000" w:space="0" w:sz="4" w:val="single"/>
+              <w:top w:val="single" w:sz="4" w:space="0" w:color="000000"/>
+              <w:left w:val="single" w:sz="4" w:space="0" w:color="000000"/>
+              <w:bottom w:val="single" w:sz="4" w:space="0" w:color="000000"/>
+              <w:right w:val="single" w:sz="4" w:space="0" w:color="000000"/>
             </w:tcBorders>
             <w:vAlign w:val="center"/>
           </w:tcPr>
           <w:p>
             <w:pPr>
               <w:rPr>
-                <w:rFonts w:ascii="Arial" w:cs="Arial" w:eastAsia="Arial" w:hAnsi="Arial"/>
+                <w:rFonts w:ascii="Arial" w:eastAsia="Arial" w:hAnsi="Arial" w:cs="Arial"/>
                 <w:sz w:val="22"/>
                 <w:szCs w:val="22"/>
               </w:rPr>
             </w:pPr>
             <w:r>
               <w:rPr>
-                <w:rFonts w:ascii="Arial" w:cs="Arial" w:eastAsia="Arial" w:hAnsi="Arial"/>
+                <w:rFonts w:ascii="Arial" w:eastAsia="Arial" w:hAnsi="Arial" w:cs="Arial"/>
                 <w:sz w:val="22"/>
                 <w:szCs w:val="22"/>
-                <w:rtl w:val="0"/>
               </w:rPr>
               <w:t xml:space="preserve"> X</w:t>
             </w:r>
@@ -1236,57 +1110,48 @@
         </w:tc>
         <w:tc>
           <w:tcPr>
+            <w:tcW w:w="567" w:type="dxa"/>
             <w:tcBorders>
-              <w:top w:color="000000" w:space="0" w:sz="0" w:val="nil"/>
-              <w:left w:color="000000" w:space="0" w:sz="4" w:val="single"/>
-              <w:bottom w:color="000000" w:space="0" w:sz="0" w:val="nil"/>
-              <w:right w:color="000000" w:space="0" w:sz="4" w:val="single"/>
+              <w:top w:val="nil"/>
+              <w:left w:val="single" w:sz="4" w:space="0" w:color="000000"/>
+              <w:bottom w:val="nil"/>
+              <w:right w:val="single" w:sz="4" w:space="0" w:color="000000"/>
             </w:tcBorders>
             <w:vAlign w:val="center"/>
           </w:tcPr>
           <w:p>
             <w:pPr>
               <w:rPr>
-                <w:rFonts w:ascii="Arial" w:cs="Arial" w:eastAsia="Arial" w:hAnsi="Arial"/>
+                <w:rFonts w:ascii="Arial" w:eastAsia="Arial" w:hAnsi="Arial" w:cs="Arial"/>
               </w:rPr>
             </w:pPr>
             <w:r>
               <w:rPr>
-                <w:rFonts w:ascii="Arial" w:cs="Arial" w:eastAsia="Arial" w:hAnsi="Arial"/>
+                <w:rFonts w:ascii="Arial" w:eastAsia="Arial" w:hAnsi="Arial" w:cs="Arial"/>
                 <w:sz w:val="22"/>
                 <w:szCs w:val="22"/>
-                <w:rtl w:val="0"/>
-              </w:rPr>
-              <w:t xml:space="preserve">NO</w:t>
-            </w:r>
-            <w:r>
-              <w:rPr>
-                <w:rtl w:val="0"/>
-              </w:rPr>
+              </w:rPr>
+              <w:t>NO</w:t>
             </w:r>
           </w:p>
         </w:tc>
         <w:tc>
           <w:tcPr>
+            <w:tcW w:w="493" w:type="dxa"/>
             <w:tcBorders>
-              <w:top w:color="000000" w:space="0" w:sz="4" w:val="single"/>
-              <w:left w:color="000000" w:space="0" w:sz="4" w:val="single"/>
-              <w:bottom w:color="000000" w:space="0" w:sz="4" w:val="single"/>
-              <w:right w:color="000000" w:space="0" w:sz="4" w:val="single"/>
+              <w:top w:val="single" w:sz="4" w:space="0" w:color="000000"/>
+              <w:left w:val="single" w:sz="4" w:space="0" w:color="000000"/>
+              <w:bottom w:val="single" w:sz="4" w:space="0" w:color="000000"/>
+              <w:right w:val="single" w:sz="4" w:space="0" w:color="000000"/>
             </w:tcBorders>
             <w:vAlign w:val="center"/>
           </w:tcPr>
           <w:p>
             <w:pPr>
               <w:rPr>
-                <w:rFonts w:ascii="Arial" w:cs="Arial" w:eastAsia="Arial" w:hAnsi="Arial"/>
+                <w:rFonts w:ascii="Arial" w:eastAsia="Arial" w:hAnsi="Arial" w:cs="Arial"/>
               </w:rPr>
             </w:pPr>
-            <w:r>
-              <w:rPr>
-                <w:rtl w:val="0"/>
-              </w:rPr>
-            </w:r>
           </w:p>
         </w:tc>
       </w:tr>
@@ -1295,228 +1160,210 @@
       <w:pPr>
         <w:jc w:val="both"/>
         <w:rPr>
-          <w:rFonts w:ascii="Arial" w:cs="Arial" w:eastAsia="Arial" w:hAnsi="Arial"/>
+          <w:rFonts w:ascii="Arial" w:eastAsia="Arial" w:hAnsi="Arial" w:cs="Arial"/>
+          <w:sz w:val="24"/>
+          <w:szCs w:val="24"/>
+        </w:rPr>
+      </w:pPr>
+    </w:p>
+    <w:p>
+      <w:pPr>
+        <w:rPr>
+          <w:rFonts w:ascii="Arial" w:eastAsia="Arial" w:hAnsi="Arial" w:cs="Arial"/>
           <w:sz w:val="24"/>
           <w:szCs w:val="24"/>
         </w:rPr>
       </w:pPr>
       <w:r>
         <w:rPr>
-          <w:rtl w:val="0"/>
+          <w:rFonts w:ascii="Arial" w:eastAsia="Arial" w:hAnsi="Arial" w:cs="Arial"/>
+          <w:sz w:val="24"/>
+          <w:szCs w:val="24"/>
         </w:rPr>
+        <w:t>Verificado por:</w:t>
       </w:r>
     </w:p>
     <w:p>
       <w:pPr>
         <w:rPr>
-          <w:rFonts w:ascii="Arial" w:cs="Arial" w:eastAsia="Arial" w:hAnsi="Arial"/>
+          <w:rFonts w:ascii="Arial" w:eastAsia="Arial" w:hAnsi="Arial" w:cs="Arial"/>
           <w:sz w:val="24"/>
           <w:szCs w:val="24"/>
         </w:rPr>
       </w:pPr>
-      <w:r>
-        <w:rPr>
-          <w:rFonts w:ascii="Arial" w:cs="Arial" w:eastAsia="Arial" w:hAnsi="Arial"/>
-          <w:sz w:val="24"/>
-          <w:szCs w:val="24"/>
-          <w:rtl w:val="0"/>
-        </w:rPr>
-        <w:t xml:space="preserve">Verificado por:</w:t>
-      </w:r>
-    </w:p>
-    <w:p>
-      <w:pPr>
-        <w:rPr>
-          <w:rFonts w:ascii="Arial" w:cs="Arial" w:eastAsia="Arial" w:hAnsi="Arial"/>
-          <w:sz w:val="24"/>
-          <w:szCs w:val="24"/>
-        </w:rPr>
-      </w:pPr>
-      <w:r>
-        <w:rPr>
-          <w:rtl w:val="0"/>
-        </w:rPr>
-      </w:r>
     </w:p>
     <w:tbl>
       <w:tblPr>
-        <w:tblStyle w:val="Table6"/>
-        <w:tblW w:w="9351.0" w:type="dxa"/>
-        <w:jc w:val="left"/>
-        <w:tblInd w:w="-108.0" w:type="dxa"/>
+        <w:tblStyle w:val="a4"/>
+        <w:tblW w:w="9351" w:type="dxa"/>
+        <w:tblInd w:w="-108" w:type="dxa"/>
         <w:tblBorders>
-          <w:top w:color="000000" w:space="0" w:sz="4" w:val="single"/>
-          <w:left w:color="000000" w:space="0" w:sz="4" w:val="single"/>
-          <w:bottom w:color="000000" w:space="0" w:sz="4" w:val="single"/>
-          <w:right w:color="000000" w:space="0" w:sz="4" w:val="single"/>
-          <w:insideH w:color="000000" w:space="0" w:sz="4" w:val="single"/>
-          <w:insideV w:color="000000" w:space="0" w:sz="4" w:val="single"/>
+          <w:top w:val="single" w:sz="4" w:space="0" w:color="000000"/>
+          <w:left w:val="single" w:sz="4" w:space="0" w:color="000000"/>
+          <w:bottom w:val="single" w:sz="4" w:space="0" w:color="000000"/>
+          <w:right w:val="single" w:sz="4" w:space="0" w:color="000000"/>
+          <w:insideH w:val="single" w:sz="4" w:space="0" w:color="000000"/>
+          <w:insideV w:val="single" w:sz="4" w:space="0" w:color="000000"/>
         </w:tblBorders>
         <w:tblLayout w:type="fixed"/>
-        <w:tblLook w:val="0400"/>
+        <w:tblLook w:val="0400" w:firstRow="0" w:lastRow="0" w:firstColumn="0" w:lastColumn="0" w:noHBand="0" w:noVBand="1"/>
       </w:tblPr>
       <w:tblGrid>
         <w:gridCol w:w="3086"/>
         <w:gridCol w:w="6265"/>
-        <w:tblGridChange w:id="0">
-          <w:tblGrid>
-            <w:gridCol w:w="3086"/>
-            <w:gridCol w:w="6265"/>
-          </w:tblGrid>
-        </w:tblGridChange>
       </w:tblGrid>
       <w:tr>
         <w:trPr>
-          <w:cantSplit w:val="0"/>
-          <w:trHeight w:val="279" w:hRule="atLeast"/>
-          <w:tblHeader w:val="0"/>
+          <w:trHeight w:val="279"/>
         </w:trPr>
         <w:tc>
-          <w:tcPr/>
+          <w:tcPr>
+            <w:tcW w:w="3086" w:type="dxa"/>
+          </w:tcPr>
           <w:p>
             <w:pPr>
               <w:rPr>
-                <w:rFonts w:ascii="Arial" w:cs="Arial" w:eastAsia="Arial" w:hAnsi="Arial"/>
+                <w:rFonts w:ascii="Arial" w:eastAsia="Arial" w:hAnsi="Arial" w:cs="Arial"/>
                 <w:sz w:val="24"/>
                 <w:szCs w:val="24"/>
               </w:rPr>
             </w:pPr>
             <w:r>
               <w:rPr>
-                <w:rFonts w:ascii="Arial" w:cs="Arial" w:eastAsia="Arial" w:hAnsi="Arial"/>
-                <w:sz w:val="24"/>
-                <w:szCs w:val="24"/>
-                <w:rtl w:val="0"/>
-              </w:rPr>
-              <w:t xml:space="preserve">Nombre:</w:t>
+                <w:rFonts w:ascii="Arial" w:eastAsia="Arial" w:hAnsi="Arial" w:cs="Arial"/>
+                <w:sz w:val="24"/>
+                <w:szCs w:val="24"/>
+              </w:rPr>
+              <w:t>Nombre:</w:t>
             </w:r>
           </w:p>
         </w:tc>
         <w:tc>
-          <w:tcPr/>
+          <w:tcPr>
+            <w:tcW w:w="6265" w:type="dxa"/>
+          </w:tcPr>
           <w:p>
             <w:pPr>
               <w:tabs>
-                <w:tab w:val="left" w:leader="none" w:pos="4500"/>
+                <w:tab w:val="left" w:pos="4500"/>
               </w:tabs>
               <w:rPr>
-                <w:rFonts w:ascii="Arial" w:cs="Arial" w:eastAsia="Arial" w:hAnsi="Arial"/>
+                <w:rFonts w:ascii="Arial" w:eastAsia="Arial" w:hAnsi="Arial" w:cs="Arial"/>
                 <w:sz w:val="24"/>
                 <w:szCs w:val="24"/>
               </w:rPr>
             </w:pPr>
-            <w:bookmarkStart w:colFirst="0" w:colLast="0" w:name="_t6jvu3bi0l5m" w:id="0"/>
-            <w:bookmarkEnd w:id="0"/>
+            <w:bookmarkStart w:id="1" w:name="_t6jvu3bi0l5m" w:colFirst="0" w:colLast="0"/>
+            <w:bookmarkEnd w:id="1"/>
             <w:r>
               <w:rPr>
-                <w:rFonts w:ascii="Arial" w:cs="Arial" w:eastAsia="Arial" w:hAnsi="Arial"/>
-                <w:sz w:val="24"/>
-                <w:szCs w:val="24"/>
-                <w:rtl w:val="0"/>
-              </w:rPr>
-              <w:t xml:space="preserve">${NOMBRE_ESTRUCTURADOR_JURIDICO}</w:t>
+                <w:rFonts w:ascii="Arial" w:eastAsia="Arial" w:hAnsi="Arial" w:cs="Arial"/>
+                <w:sz w:val="24"/>
+                <w:szCs w:val="24"/>
+              </w:rPr>
+              <w:t>${NOMBRE_ESTRUCTURADOR_JURIDICO}</w:t>
             </w:r>
           </w:p>
         </w:tc>
       </w:tr>
       <w:tr>
         <w:trPr>
-          <w:cantSplit w:val="0"/>
-          <w:trHeight w:val="279" w:hRule="atLeast"/>
-          <w:tblHeader w:val="0"/>
+          <w:trHeight w:val="279"/>
         </w:trPr>
         <w:tc>
-          <w:tcPr/>
+          <w:tcPr>
+            <w:tcW w:w="3086" w:type="dxa"/>
+          </w:tcPr>
           <w:p>
             <w:pPr>
               <w:rPr>
-                <w:rFonts w:ascii="Arial" w:cs="Arial" w:eastAsia="Arial" w:hAnsi="Arial"/>
+                <w:rFonts w:ascii="Arial" w:eastAsia="Arial" w:hAnsi="Arial" w:cs="Arial"/>
                 <w:sz w:val="24"/>
                 <w:szCs w:val="24"/>
               </w:rPr>
             </w:pPr>
             <w:r>
               <w:rPr>
-                <w:rFonts w:ascii="Arial" w:cs="Arial" w:eastAsia="Arial" w:hAnsi="Arial"/>
-                <w:sz w:val="24"/>
-                <w:szCs w:val="24"/>
-                <w:rtl w:val="0"/>
+                <w:rFonts w:ascii="Arial" w:eastAsia="Arial" w:hAnsi="Arial" w:cs="Arial"/>
+                <w:sz w:val="24"/>
+                <w:szCs w:val="24"/>
               </w:rPr>
               <w:t xml:space="preserve">Cargo: </w:t>
             </w:r>
           </w:p>
         </w:tc>
         <w:tc>
-          <w:tcPr/>
+          <w:tcPr>
+            <w:tcW w:w="6265" w:type="dxa"/>
+          </w:tcPr>
           <w:p>
             <w:pPr>
               <w:tabs>
-                <w:tab w:val="left" w:leader="none" w:pos="4500"/>
+                <w:tab w:val="left" w:pos="4500"/>
               </w:tabs>
               <w:rPr>
-                <w:rFonts w:ascii="Arial" w:cs="Arial" w:eastAsia="Arial" w:hAnsi="Arial"/>
+                <w:rFonts w:ascii="Arial" w:eastAsia="Arial" w:hAnsi="Arial" w:cs="Arial"/>
                 <w:sz w:val="24"/>
                 <w:szCs w:val="24"/>
               </w:rPr>
             </w:pPr>
             <w:r>
               <w:rPr>
-                <w:rFonts w:ascii="Arial" w:cs="Arial" w:eastAsia="Arial" w:hAnsi="Arial"/>
-                <w:sz w:val="24"/>
-                <w:szCs w:val="24"/>
-                <w:rtl w:val="0"/>
-              </w:rPr>
-              <w:t xml:space="preserve">${CARGO_ESTRUCTURADOR_JURIDICO}</w:t>
+                <w:rFonts w:ascii="Arial" w:eastAsia="Arial" w:hAnsi="Arial" w:cs="Arial"/>
+                <w:sz w:val="24"/>
+                <w:szCs w:val="24"/>
+              </w:rPr>
+              <w:t>${CARGO_ESTRUCTURADOR_JURIDICO}</w:t>
             </w:r>
           </w:p>
         </w:tc>
       </w:tr>
       <w:tr>
         <w:trPr>
-          <w:cantSplit w:val="0"/>
-          <w:trHeight w:val="279" w:hRule="atLeast"/>
-          <w:tblHeader w:val="0"/>
+          <w:trHeight w:val="279"/>
         </w:trPr>
         <w:tc>
-          <w:tcPr/>
+          <w:tcPr>
+            <w:tcW w:w="3086" w:type="dxa"/>
+          </w:tcPr>
           <w:p>
             <w:pPr>
               <w:rPr>
-                <w:rFonts w:ascii="Arial" w:cs="Arial" w:eastAsia="Arial" w:hAnsi="Arial"/>
+                <w:rFonts w:ascii="Arial" w:eastAsia="Arial" w:hAnsi="Arial" w:cs="Arial"/>
                 <w:sz w:val="24"/>
                 <w:szCs w:val="24"/>
               </w:rPr>
             </w:pPr>
             <w:r>
               <w:rPr>
-                <w:rFonts w:ascii="Arial" w:cs="Arial" w:eastAsia="Arial" w:hAnsi="Arial"/>
-                <w:sz w:val="24"/>
-                <w:szCs w:val="24"/>
-                <w:rtl w:val="0"/>
+                <w:rFonts w:ascii="Arial" w:eastAsia="Arial" w:hAnsi="Arial" w:cs="Arial"/>
+                <w:sz w:val="24"/>
+                <w:szCs w:val="24"/>
               </w:rPr>
               <w:t xml:space="preserve">Organismo: </w:t>
             </w:r>
           </w:p>
         </w:tc>
         <w:tc>
-          <w:tcPr/>
+          <w:tcPr>
+            <w:tcW w:w="6265" w:type="dxa"/>
+          </w:tcPr>
           <w:p>
             <w:pPr>
               <w:tabs>
-                <w:tab w:val="left" w:leader="none" w:pos="4500"/>
+                <w:tab w:val="left" w:pos="4500"/>
               </w:tabs>
               <w:rPr>
-                <w:rFonts w:ascii="Arial" w:cs="Arial" w:eastAsia="Arial" w:hAnsi="Arial"/>
+                <w:rFonts w:ascii="Arial" w:eastAsia="Arial" w:hAnsi="Arial" w:cs="Arial"/>
                 <w:sz w:val="24"/>
                 <w:szCs w:val="24"/>
               </w:rPr>
             </w:pPr>
             <w:r>
               <w:rPr>
-                <w:rFonts w:ascii="Arial" w:cs="Arial" w:eastAsia="Arial" w:hAnsi="Arial"/>
-                <w:sz w:val="24"/>
-                <w:szCs w:val="24"/>
-                <w:rtl w:val="0"/>
+                <w:rFonts w:ascii="Arial" w:eastAsia="Arial" w:hAnsi="Arial" w:cs="Arial"/>
+                <w:sz w:val="24"/>
+                <w:szCs w:val="24"/>
               </w:rPr>
               <w:t xml:space="preserve">DEPARTAMENTO ADMINISTRATIVO DE GESTIÓN JURÍDICA PÚBLICA </w:t>
             </w:r>
@@ -1527,110 +1374,126 @@
     <w:p>
       <w:pPr>
         <w:rPr>
-          <w:rFonts w:ascii="Arial" w:cs="Arial" w:eastAsia="Arial" w:hAnsi="Arial"/>
+          <w:rFonts w:ascii="Arial" w:eastAsia="Arial" w:hAnsi="Arial" w:cs="Arial"/>
           <w:sz w:val="16"/>
           <w:szCs w:val="16"/>
         </w:rPr>
         <w:sectPr>
-          <w:headerReference r:id="rId6" w:type="default"/>
-          <w:footerReference r:id="rId7" w:type="default"/>
-          <w:pgSz w:h="15842" w:w="12242" w:orient="portrait"/>
-          <w:pgMar w:bottom="1418" w:top="1418" w:left="1418" w:right="1418" w:header="850" w:footer="1020"/>
+          <w:headerReference w:type="default" r:id="rId8"/>
+          <w:footerReference w:type="default" r:id="rId9"/>
+          <w:pgSz w:w="12242" w:h="15842"/>
+          <w:pgMar w:top="1418" w:right="1418" w:bottom="1418" w:left="1418" w:header="850" w:footer="1020" w:gutter="0"/>
           <w:pgNumType w:start="1"/>
+          <w:cols w:space="720"/>
         </w:sectPr>
       </w:pPr>
-      <w:r>
-        <w:rPr>
-          <w:rtl w:val="0"/>
-        </w:rPr>
-      </w:r>
     </w:p>
-    <w:p>
-      <w:pPr>
-        <w:rPr/>
-      </w:pPr>
-      <w:r>
-        <w:rPr>
-          <w:rtl w:val="0"/>
-        </w:rPr>
-      </w:r>
-    </w:p>
+    <w:p/>
     <w:sectPr>
-      <w:headerReference r:id="rId8" w:type="default"/>
-      <w:footerReference r:id="rId9" w:type="default"/>
+      <w:headerReference w:type="default" r:id="rId10"/>
+      <w:footerReference w:type="default" r:id="rId11"/>
       <w:type w:val="continuous"/>
-      <w:pgSz w:h="15842" w:w="12242" w:orient="portrait"/>
-      <w:pgMar w:bottom="1418" w:top="1418" w:left="1418" w:right="1418" w:header="850" w:footer="1020"/>
+      <w:pgSz w:w="12242" w:h="15842"/>
+      <w:pgMar w:top="1418" w:right="1418" w:bottom="1418" w:left="1418" w:header="850" w:footer="1020" w:gutter="0"/>
       <w:pgNumType w:start="1"/>
-      <w:cols w:equalWidth="0" w:num="2">
-        <w:col w:space="720" w:w="4343.000000000001"/>
-        <w:col w:space="0" w:w="4343.000000000001"/>
+      <w:cols w:num="2" w:space="720" w:equalWidth="0">
+        <w:col w:w="4343" w:space="720"/>
+        <w:col w:w="4343" w:space="0"/>
       </w:cols>
     </w:sectPr>
   </w:body>
 </w:document>
 </file>
 
+<file path=word/endnotes.xml><?xml version="1.0" encoding="utf-8"?>
+<w:endnotes xmlns:wpc="http://schemas.microsoft.com/office/word/2010/wordprocessingCanvas" xmlns:mc="http://schemas.openxmlformats.org/markup-compatibility/2006" xmlns:o="urn:schemas-microsoft-com:office:office" xmlns:r="http://schemas.openxmlformats.org/officeDocument/2006/relationships" xmlns:m="http://schemas.openxmlformats.org/officeDocument/2006/math" xmlns:v="urn:schemas-microsoft-com:vml" xmlns:wp14="http://schemas.microsoft.com/office/word/2010/wordprocessingDrawing" xmlns:wp="http://schemas.openxmlformats.org/drawingml/2006/wordprocessingDrawing" xmlns:w10="urn:schemas-microsoft-com:office:word" xmlns:w="http://schemas.openxmlformats.org/wordprocessingml/2006/main" xmlns:w14="http://schemas.microsoft.com/office/word/2010/wordml" xmlns:wpg="http://schemas.microsoft.com/office/word/2010/wordprocessingGroup" xmlns:wpi="http://schemas.microsoft.com/office/word/2010/wordprocessingInk" xmlns:wne="http://schemas.microsoft.com/office/word/2006/wordml" xmlns:wps="http://schemas.microsoft.com/office/word/2010/wordprocessingShape" mc:Ignorable="w14 wp14">
+  <w:endnote w:type="separator" w:id="-1">
+    <w:p>
+      <w:r>
+        <w:separator/>
+      </w:r>
+    </w:p>
+  </w:endnote>
+  <w:endnote w:type="continuationSeparator" w:id="0">
+    <w:p>
+      <w:r>
+        <w:continuationSeparator/>
+      </w:r>
+    </w:p>
+  </w:endnote>
+</w:endnotes>
+</file>
+
 <file path=word/footer1.xml><?xml version="1.0" encoding="utf-8"?>
-<w:ftr xmlns:mc="http://schemas.openxmlformats.org/markup-compatibility/2006" xmlns:o="urn:schemas-microsoft-com:office:office" xmlns:r="http://schemas.openxmlformats.org/officeDocument/2006/relationships" xmlns:m="http://schemas.openxmlformats.org/officeDocument/2006/math" xmlns:v="urn:schemas-microsoft-com:vml" xmlns:wp="http://schemas.openxmlformats.org/drawingml/2006/wordprocessingDrawing" xmlns:w10="urn:schemas-microsoft-com:office:word" xmlns:w="http://schemas.openxmlformats.org/wordprocessingml/2006/main" xmlns:wne="http://schemas.microsoft.com/office/word/2006/wordml" xmlns:sl="http://schemas.openxmlformats.org/schemaLibrary/2006/main" xmlns:a="http://schemas.openxmlformats.org/drawingml/2006/main" xmlns:pic="http://schemas.openxmlformats.org/drawingml/2006/picture" xmlns:c="http://schemas.openxmlformats.org/drawingml/2006/chart" xmlns:lc="http://schemas.openxmlformats.org/drawingml/2006/lockedCanvas" xmlns:dgm="http://schemas.openxmlformats.org/drawingml/2006/diagram" xmlns:wps="http://schemas.microsoft.com/office/word/2010/wordprocessingShape" xmlns:wpg="http://schemas.microsoft.com/office/word/2010/wordprocessingGroup" xmlns:w14="http://schemas.microsoft.com/office/word/2010/wordml" xmlns:w15="http://schemas.microsoft.com/office/word/2012/wordml" xmlns:w16="http://schemas.microsoft.com/office/word/2018/wordml" xmlns:w16cex="http://schemas.microsoft.com/office/word/2018/wordml/cex" xmlns:w16cid="http://schemas.microsoft.com/office/word/2016/wordml/cid" xmlns="http://schemas.microsoft.com/office/tasks/2019/documenttasks" xmlns:cr="http://schemas.microsoft.com/office/comments/2020/reactions">
+<w:ftr xmlns:wpc="http://schemas.microsoft.com/office/word/2010/wordprocessingCanvas" xmlns:mc="http://schemas.openxmlformats.org/markup-compatibility/2006" xmlns:o="urn:schemas-microsoft-com:office:office" xmlns:r="http://schemas.openxmlformats.org/officeDocument/2006/relationships" xmlns:m="http://schemas.openxmlformats.org/officeDocument/2006/math" xmlns:v="urn:schemas-microsoft-com:vml" xmlns:wp14="http://schemas.microsoft.com/office/word/2010/wordprocessingDrawing" xmlns:wp="http://schemas.openxmlformats.org/drawingml/2006/wordprocessingDrawing" xmlns:w10="urn:schemas-microsoft-com:office:word" xmlns:w="http://schemas.openxmlformats.org/wordprocessingml/2006/main" xmlns:w14="http://schemas.microsoft.com/office/word/2010/wordml" xmlns:wpg="http://schemas.microsoft.com/office/word/2010/wordprocessingGroup" xmlns:wpi="http://schemas.microsoft.com/office/word/2010/wordprocessingInk" xmlns:wne="http://schemas.microsoft.com/office/word/2006/wordml" xmlns:wps="http://schemas.microsoft.com/office/word/2010/wordprocessingShape" mc:Ignorable="w14 wp14">
   <w:p>
     <w:pPr>
-      <w:keepNext w:val="0"/>
-      <w:keepLines w:val="0"/>
-      <w:pageBreakBefore w:val="0"/>
-      <w:widowControl w:val="1"/>
       <w:pBdr>
-        <w:top w:space="0" w:sz="0" w:val="nil"/>
-        <w:left w:space="0" w:sz="0" w:val="nil"/>
-        <w:bottom w:space="0" w:sz="0" w:val="nil"/>
-        <w:right w:space="0" w:sz="0" w:val="nil"/>
-        <w:between w:space="0" w:sz="0" w:val="nil"/>
+        <w:top w:val="nil"/>
+        <w:left w:val="nil"/>
+        <w:bottom w:val="nil"/>
+        <w:right w:val="nil"/>
+        <w:between w:val="nil"/>
       </w:pBdr>
-      <w:shd w:fill="auto" w:val="clear"/>
       <w:tabs>
-        <w:tab w:val="center" w:leader="none" w:pos="4419"/>
-        <w:tab w:val="right" w:leader="none" w:pos="8838"/>
+        <w:tab w:val="center" w:pos="4419"/>
+        <w:tab w:val="right" w:pos="8838"/>
       </w:tabs>
-      <w:spacing w:after="0" w:before="0" w:line="240" w:lineRule="auto"/>
-      <w:ind w:left="0" w:right="0" w:firstLine="0"/>
       <w:jc w:val="right"/>
       <w:rPr>
-        <w:rFonts w:ascii="Arial" w:cs="Arial" w:eastAsia="Arial" w:hAnsi="Arial"/>
-        <w:b w:val="0"/>
-        <w:bCs w:val="0"/>
-        <w:i w:val="0"/>
-        <w:iCs w:val="0"/>
-        <w:smallCaps w:val="0"/>
-        <w:strike w:val="0"/>
+        <w:rFonts w:ascii="Arial" w:eastAsia="Arial" w:hAnsi="Arial" w:cs="Arial"/>
         <w:color w:val="000000"/>
         <w:sz w:val="16"/>
         <w:szCs w:val="16"/>
-        <w:u w:val="none"/>
-        <w:shd w:fill="auto" w:val="clear"/>
-        <w:vertAlign w:val="baseline"/>
+      </w:rPr>
+    </w:pPr>
+  </w:p>
+  <w:p>
+    <w:pPr>
+      <w:pBdr>
+        <w:top w:val="nil"/>
+        <w:left w:val="nil"/>
+        <w:bottom w:val="nil"/>
+        <w:right w:val="nil"/>
+        <w:between w:val="nil"/>
+      </w:pBdr>
+      <w:tabs>
+        <w:tab w:val="right" w:pos="8505"/>
+      </w:tabs>
+      <w:jc w:val="both"/>
+      <w:rPr>
+        <w:rFonts w:ascii="Arial" w:eastAsia="Arial" w:hAnsi="Arial" w:cs="Arial"/>
+        <w:color w:val="000000"/>
+        <w:sz w:val="16"/>
+        <w:szCs w:val="16"/>
       </w:rPr>
     </w:pPr>
     <w:r>
       <w:rPr>
-        <w:rtl w:val="0"/>
-      </w:rPr>
+        <w:rFonts w:ascii="Arial" w:eastAsia="Arial" w:hAnsi="Arial" w:cs="Arial"/>
+        <w:color w:val="000000"/>
+        <w:sz w:val="16"/>
+        <w:szCs w:val="16"/>
+      </w:rPr>
+      <w:t>Este documento es propiedad de la Administración Central del Distrito de Santiago de Cali. Prohibida su copia, alteración o modificación por cualquier medio, sin previa autorización del Alcalde.</w:t>
     </w:r>
   </w:p>
   <w:p>
     <w:pPr>
       <w:pBdr>
-        <w:top w:space="0" w:sz="0" w:val="nil"/>
-        <w:left w:space="0" w:sz="0" w:val="nil"/>
-        <w:bottom w:space="0" w:sz="0" w:val="nil"/>
-        <w:right w:space="0" w:sz="0" w:val="nil"/>
-        <w:between w:space="0" w:sz="0" w:val="nil"/>
+        <w:top w:val="nil"/>
+        <w:left w:val="nil"/>
+        <w:bottom w:val="nil"/>
+        <w:right w:val="nil"/>
+        <w:between w:val="nil"/>
       </w:pBdr>
       <w:tabs>
-        <w:tab w:val="right" w:leader="none" w:pos="8505"/>
+        <w:tab w:val="center" w:pos="4419"/>
+        <w:tab w:val="right" w:pos="8838"/>
       </w:tabs>
-      <w:jc w:val="both"/>
-      <w:rPr>
-        <w:rFonts w:ascii="Arial" w:cs="Arial" w:eastAsia="Arial" w:hAnsi="Arial"/>
+      <w:jc w:val="right"/>
+      <w:rPr>
+        <w:rFonts w:ascii="Arial" w:eastAsia="Arial" w:hAnsi="Arial" w:cs="Arial"/>
         <w:color w:val="000000"/>
         <w:sz w:val="16"/>
         <w:szCs w:val="16"/>
@@ -1638,440 +1501,412 @@
     </w:pPr>
     <w:r>
       <w:rPr>
-        <w:rFonts w:ascii="Arial" w:cs="Arial" w:eastAsia="Arial" w:hAnsi="Arial"/>
+        <w:rFonts w:ascii="Arial" w:eastAsia="Arial" w:hAnsi="Arial" w:cs="Arial"/>
         <w:color w:val="000000"/>
         <w:sz w:val="16"/>
         <w:szCs w:val="16"/>
-        <w:rtl w:val="0"/>
-      </w:rPr>
-      <w:t xml:space="preserve">Este documento es propiedad de la Administración Central del Distrito de Santiago de Cali. Prohibida su copia, alteración o modificación por cualquier medio, sin previa autorización del Alcalde.</w:t>
+      </w:rPr>
+      <w:t xml:space="preserve">Página </w:t>
+    </w:r>
+    <w:r>
+      <w:rPr>
+        <w:rFonts w:ascii="Arial" w:eastAsia="Arial" w:hAnsi="Arial" w:cs="Arial"/>
+        <w:color w:val="000000"/>
+        <w:sz w:val="16"/>
+        <w:szCs w:val="16"/>
+      </w:rPr>
+      <w:fldChar w:fldCharType="begin"/>
+    </w:r>
+    <w:r>
+      <w:rPr>
+        <w:rFonts w:ascii="Arial" w:eastAsia="Arial" w:hAnsi="Arial" w:cs="Arial"/>
+        <w:color w:val="000000"/>
+        <w:sz w:val="16"/>
+        <w:szCs w:val="16"/>
+      </w:rPr>
+      <w:instrText>PAGE</w:instrText>
+    </w:r>
+    <w:r>
+      <w:rPr>
+        <w:rFonts w:ascii="Arial" w:eastAsia="Arial" w:hAnsi="Arial" w:cs="Arial"/>
+        <w:color w:val="000000"/>
+        <w:sz w:val="16"/>
+        <w:szCs w:val="16"/>
+      </w:rPr>
+      <w:fldChar w:fldCharType="separate"/>
+    </w:r>
+    <w:r>
+      <w:rPr>
+        <w:rFonts w:ascii="Arial" w:eastAsia="Arial" w:hAnsi="Arial" w:cs="Arial"/>
+        <w:noProof/>
+        <w:color w:val="000000"/>
+        <w:sz w:val="16"/>
+        <w:szCs w:val="16"/>
+      </w:rPr>
+      <w:t>1</w:t>
+    </w:r>
+    <w:r>
+      <w:rPr>
+        <w:rFonts w:ascii="Arial" w:eastAsia="Arial" w:hAnsi="Arial" w:cs="Arial"/>
+        <w:color w:val="000000"/>
+        <w:sz w:val="16"/>
+        <w:szCs w:val="16"/>
+      </w:rPr>
+      <w:fldChar w:fldCharType="end"/>
+    </w:r>
+    <w:r>
+      <w:rPr>
+        <w:rFonts w:ascii="Arial" w:eastAsia="Arial" w:hAnsi="Arial" w:cs="Arial"/>
+        <w:color w:val="000000"/>
+        <w:sz w:val="16"/>
+        <w:szCs w:val="16"/>
+      </w:rPr>
+      <w:t xml:space="preserve"> de </w:t>
+    </w:r>
+    <w:r>
+      <w:rPr>
+        <w:rFonts w:ascii="Arial" w:eastAsia="Arial" w:hAnsi="Arial" w:cs="Arial"/>
+        <w:color w:val="000000"/>
+        <w:sz w:val="16"/>
+        <w:szCs w:val="16"/>
+      </w:rPr>
+      <w:fldChar w:fldCharType="begin"/>
+    </w:r>
+    <w:r>
+      <w:rPr>
+        <w:rFonts w:ascii="Arial" w:eastAsia="Arial" w:hAnsi="Arial" w:cs="Arial"/>
+        <w:color w:val="000000"/>
+        <w:sz w:val="16"/>
+        <w:szCs w:val="16"/>
+      </w:rPr>
+      <w:instrText>NUMPAGES</w:instrText>
+    </w:r>
+    <w:r>
+      <w:rPr>
+        <w:rFonts w:ascii="Arial" w:eastAsia="Arial" w:hAnsi="Arial" w:cs="Arial"/>
+        <w:color w:val="000000"/>
+        <w:sz w:val="16"/>
+        <w:szCs w:val="16"/>
+      </w:rPr>
+      <w:fldChar w:fldCharType="separate"/>
+    </w:r>
+    <w:r>
+      <w:rPr>
+        <w:rFonts w:ascii="Arial" w:eastAsia="Arial" w:hAnsi="Arial" w:cs="Arial"/>
+        <w:noProof/>
+        <w:color w:val="000000"/>
+        <w:sz w:val="16"/>
+        <w:szCs w:val="16"/>
+      </w:rPr>
+      <w:t>1</w:t>
+    </w:r>
+    <w:r>
+      <w:rPr>
+        <w:rFonts w:ascii="Arial" w:eastAsia="Arial" w:hAnsi="Arial" w:cs="Arial"/>
+        <w:color w:val="000000"/>
+        <w:sz w:val="16"/>
+        <w:szCs w:val="16"/>
+      </w:rPr>
+      <w:fldChar w:fldCharType="end"/>
     </w:r>
   </w:p>
   <w:p>
     <w:pPr>
-      <w:keepNext w:val="0"/>
-      <w:keepLines w:val="0"/>
-      <w:pageBreakBefore w:val="0"/>
-      <w:widowControl w:val="1"/>
       <w:pBdr>
-        <w:top w:space="0" w:sz="0" w:val="nil"/>
-        <w:left w:space="0" w:sz="0" w:val="nil"/>
-        <w:bottom w:space="0" w:sz="0" w:val="nil"/>
-        <w:right w:space="0" w:sz="0" w:val="nil"/>
-        <w:between w:space="0" w:sz="0" w:val="nil"/>
+        <w:top w:val="nil"/>
+        <w:left w:val="nil"/>
+        <w:bottom w:val="nil"/>
+        <w:right w:val="nil"/>
+        <w:between w:val="nil"/>
       </w:pBdr>
-      <w:shd w:fill="auto" w:val="clear"/>
       <w:tabs>
-        <w:tab w:val="center" w:leader="none" w:pos="4419"/>
-        <w:tab w:val="right" w:leader="none" w:pos="8838"/>
+        <w:tab w:val="right" w:pos="8505"/>
       </w:tabs>
-      <w:spacing w:after="0" w:before="0" w:line="240" w:lineRule="auto"/>
-      <w:ind w:left="0" w:right="0" w:firstLine="0"/>
       <w:jc w:val="right"/>
       <w:rPr>
-        <w:rFonts w:ascii="Arial" w:cs="Arial" w:eastAsia="Arial" w:hAnsi="Arial"/>
-        <w:b w:val="0"/>
-        <w:bCs w:val="0"/>
-        <w:i w:val="0"/>
-        <w:iCs w:val="0"/>
-        <w:smallCaps w:val="0"/>
-        <w:strike w:val="0"/>
+        <w:color w:val="000000"/>
+      </w:rPr>
+    </w:pPr>
+  </w:p>
+</w:ftr>
+</file>
+
+<file path=word/footer2.xml><?xml version="1.0" encoding="utf-8"?>
+<w:ftr xmlns:wpc="http://schemas.microsoft.com/office/word/2010/wordprocessingCanvas" xmlns:mc="http://schemas.openxmlformats.org/markup-compatibility/2006" xmlns:o="urn:schemas-microsoft-com:office:office" xmlns:r="http://schemas.openxmlformats.org/officeDocument/2006/relationships" xmlns:m="http://schemas.openxmlformats.org/officeDocument/2006/math" xmlns:v="urn:schemas-microsoft-com:vml" xmlns:wp14="http://schemas.microsoft.com/office/word/2010/wordprocessingDrawing" xmlns:wp="http://schemas.openxmlformats.org/drawingml/2006/wordprocessingDrawing" xmlns:w10="urn:schemas-microsoft-com:office:word" xmlns:w="http://schemas.openxmlformats.org/wordprocessingml/2006/main" xmlns:w14="http://schemas.microsoft.com/office/word/2010/wordml" xmlns:wpg="http://schemas.microsoft.com/office/word/2010/wordprocessingGroup" xmlns:wpi="http://schemas.microsoft.com/office/word/2010/wordprocessingInk" xmlns:wne="http://schemas.microsoft.com/office/word/2006/wordml" xmlns:wps="http://schemas.microsoft.com/office/word/2010/wordprocessingShape" mc:Ignorable="w14 wp14">
+  <w:p>
+    <w:pPr>
+      <w:pBdr>
+        <w:top w:val="nil"/>
+        <w:left w:val="nil"/>
+        <w:bottom w:val="nil"/>
+        <w:right w:val="nil"/>
+        <w:between w:val="nil"/>
+      </w:pBdr>
+      <w:tabs>
+        <w:tab w:val="center" w:pos="4252"/>
+        <w:tab w:val="right" w:pos="8504"/>
+      </w:tabs>
+      <w:jc w:val="both"/>
+      <w:rPr>
+        <w:rFonts w:ascii="Arial" w:eastAsia="Arial" w:hAnsi="Arial" w:cs="Arial"/>
         <w:color w:val="000000"/>
         <w:sz w:val="16"/>
         <w:szCs w:val="16"/>
-        <w:u w:val="none"/>
-        <w:shd w:fill="auto" w:val="clear"/>
-        <w:vertAlign w:val="baseline"/>
-      </w:rPr>
-    </w:pPr>
-    <w:r>
-      <w:rPr>
-        <w:rFonts w:ascii="Arial" w:cs="Arial" w:eastAsia="Arial" w:hAnsi="Arial"/>
-        <w:b w:val="0"/>
-        <w:bCs w:val="0"/>
-        <w:i w:val="0"/>
-        <w:iCs w:val="0"/>
-        <w:smallCaps w:val="0"/>
-        <w:strike w:val="0"/>
+      </w:rPr>
+    </w:pPr>
+  </w:p>
+  <w:p>
+    <w:pPr>
+      <w:pBdr>
+        <w:top w:val="nil"/>
+        <w:left w:val="nil"/>
+        <w:bottom w:val="nil"/>
+        <w:right w:val="nil"/>
+        <w:between w:val="nil"/>
+      </w:pBdr>
+      <w:tabs>
+        <w:tab w:val="center" w:pos="4252"/>
+        <w:tab w:val="right" w:pos="8504"/>
+      </w:tabs>
+      <w:jc w:val="both"/>
+      <w:rPr>
+        <w:rFonts w:ascii="Arial" w:eastAsia="Arial" w:hAnsi="Arial" w:cs="Arial"/>
         <w:color w:val="000000"/>
         <w:sz w:val="16"/>
         <w:szCs w:val="16"/>
-        <w:u w:val="none"/>
-        <w:shd w:fill="auto" w:val="clear"/>
-        <w:vertAlign w:val="baseline"/>
-        <w:rtl w:val="0"/>
+      </w:rPr>
+    </w:pPr>
+  </w:p>
+  <w:p>
+    <w:pPr>
+      <w:pBdr>
+        <w:top w:val="nil"/>
+        <w:left w:val="nil"/>
+        <w:bottom w:val="nil"/>
+        <w:right w:val="nil"/>
+        <w:between w:val="nil"/>
+      </w:pBdr>
+      <w:tabs>
+        <w:tab w:val="right" w:pos="8505"/>
+      </w:tabs>
+      <w:jc w:val="both"/>
+      <w:rPr>
+        <w:rFonts w:ascii="Arial" w:eastAsia="Arial" w:hAnsi="Arial" w:cs="Arial"/>
+        <w:color w:val="000000"/>
+        <w:sz w:val="16"/>
+        <w:szCs w:val="16"/>
+      </w:rPr>
+    </w:pPr>
+  </w:p>
+  <w:p>
+    <w:pPr>
+      <w:pBdr>
+        <w:top w:val="nil"/>
+        <w:left w:val="nil"/>
+        <w:bottom w:val="nil"/>
+        <w:right w:val="nil"/>
+        <w:between w:val="nil"/>
+      </w:pBdr>
+      <w:tabs>
+        <w:tab w:val="right" w:pos="8505"/>
+      </w:tabs>
+      <w:jc w:val="both"/>
+      <w:rPr>
+        <w:rFonts w:ascii="Arial" w:eastAsia="Arial" w:hAnsi="Arial" w:cs="Arial"/>
+        <w:color w:val="000000"/>
+        <w:sz w:val="16"/>
+        <w:szCs w:val="16"/>
+      </w:rPr>
+    </w:pPr>
+    <w:r>
+      <w:rPr>
+        <w:rFonts w:ascii="Arial" w:eastAsia="Arial" w:hAnsi="Arial" w:cs="Arial"/>
+        <w:color w:val="000000"/>
+        <w:sz w:val="16"/>
+        <w:szCs w:val="16"/>
+      </w:rPr>
+      <w:t>Este documento es propiedad de la Administración Central del Distrito de Santiago de Cali. Prohibida su copia, alteración o modificación por cualquier medio, sin previa autorización del Alcalde.</w:t>
+    </w:r>
+  </w:p>
+  <w:p>
+    <w:pPr>
+      <w:pBdr>
+        <w:top w:val="nil"/>
+        <w:left w:val="nil"/>
+        <w:bottom w:val="nil"/>
+        <w:right w:val="nil"/>
+        <w:between w:val="nil"/>
+      </w:pBdr>
+      <w:tabs>
+        <w:tab w:val="right" w:pos="8505"/>
+      </w:tabs>
+      <w:jc w:val="right"/>
+      <w:rPr>
+        <w:color w:val="000000"/>
+      </w:rPr>
+    </w:pPr>
+    <w:r>
+      <w:rPr>
+        <w:rFonts w:ascii="Arial" w:eastAsia="Arial" w:hAnsi="Arial" w:cs="Arial"/>
+        <w:color w:val="000000"/>
+        <w:sz w:val="16"/>
+        <w:szCs w:val="16"/>
       </w:rPr>
       <w:t xml:space="preserve">Página </w:t>
     </w:r>
     <w:r>
       <w:rPr>
-        <w:rFonts w:ascii="Arial" w:cs="Arial" w:eastAsia="Arial" w:hAnsi="Arial"/>
-        <w:b w:val="0"/>
-        <w:bCs w:val="0"/>
-        <w:i w:val="0"/>
-        <w:iCs w:val="0"/>
-        <w:smallCaps w:val="0"/>
-        <w:strike w:val="0"/>
+        <w:rFonts w:ascii="Arial" w:eastAsia="Arial" w:hAnsi="Arial" w:cs="Arial"/>
         <w:color w:val="000000"/>
         <w:sz w:val="16"/>
         <w:szCs w:val="16"/>
-        <w:u w:val="none"/>
-        <w:shd w:fill="auto" w:val="clear"/>
-        <w:vertAlign w:val="baseline"/>
       </w:rPr>
       <w:fldChar w:fldCharType="begin"/>
-      <w:instrText xml:space="preserve">PAGE</w:instrText>
-      <w:fldChar w:fldCharType="separate"/>
+    </w:r>
+    <w:r>
+      <w:rPr>
+        <w:rFonts w:ascii="Arial" w:eastAsia="Arial" w:hAnsi="Arial" w:cs="Arial"/>
+        <w:color w:val="000000"/>
+        <w:sz w:val="16"/>
+        <w:szCs w:val="16"/>
+      </w:rPr>
+      <w:instrText>PAGE</w:instrText>
+    </w:r>
+    <w:r>
+      <w:rPr>
+        <w:rFonts w:ascii="Arial" w:eastAsia="Arial" w:hAnsi="Arial" w:cs="Arial"/>
+        <w:color w:val="000000"/>
+        <w:sz w:val="16"/>
+        <w:szCs w:val="16"/>
+      </w:rPr>
       <w:fldChar w:fldCharType="end"/>
     </w:r>
     <w:r>
       <w:rPr>
-        <w:rFonts w:ascii="Arial" w:cs="Arial" w:eastAsia="Arial" w:hAnsi="Arial"/>
-        <w:b w:val="0"/>
-        <w:bCs w:val="0"/>
-        <w:i w:val="0"/>
-        <w:iCs w:val="0"/>
-        <w:smallCaps w:val="0"/>
-        <w:strike w:val="0"/>
+        <w:rFonts w:ascii="Arial" w:eastAsia="Arial" w:hAnsi="Arial" w:cs="Arial"/>
         <w:color w:val="000000"/>
         <w:sz w:val="16"/>
         <w:szCs w:val="16"/>
-        <w:u w:val="none"/>
-        <w:shd w:fill="auto" w:val="clear"/>
-        <w:vertAlign w:val="baseline"/>
-        <w:rtl w:val="0"/>
       </w:rPr>
       <w:t xml:space="preserve"> de </w:t>
-    </w:r>
-    <w:r>
-      <w:rPr>
-        <w:rFonts w:ascii="Arial" w:cs="Arial" w:eastAsia="Arial" w:hAnsi="Arial"/>
-        <w:b w:val="0"/>
-        <w:bCs w:val="0"/>
-        <w:i w:val="0"/>
-        <w:iCs w:val="0"/>
-        <w:smallCaps w:val="0"/>
-        <w:strike w:val="0"/>
-        <w:color w:val="000000"/>
-        <w:sz w:val="16"/>
-        <w:szCs w:val="16"/>
-        <w:u w:val="none"/>
-        <w:shd w:fill="auto" w:val="clear"/>
-        <w:vertAlign w:val="baseline"/>
-      </w:rPr>
-      <w:fldChar w:fldCharType="begin"/>
-      <w:instrText xml:space="preserve">NUMPAGES</w:instrText>
-      <w:fldChar w:fldCharType="separate"/>
-      <w:fldChar w:fldCharType="end"/>
-    </w:r>
-    <w:r>
-      <w:rPr>
-        <w:rtl w:val="0"/>
-      </w:rPr>
-    </w:r>
-  </w:p>
-  <w:p>
-    <w:pPr>
-      <w:pBdr>
-        <w:top w:space="0" w:sz="0" w:val="nil"/>
-        <w:left w:space="0" w:sz="0" w:val="nil"/>
-        <w:bottom w:space="0" w:sz="0" w:val="nil"/>
-        <w:right w:space="0" w:sz="0" w:val="nil"/>
-        <w:between w:space="0" w:sz="0" w:val="nil"/>
-      </w:pBdr>
-      <w:tabs>
-        <w:tab w:val="right" w:leader="none" w:pos="8505"/>
-      </w:tabs>
-      <w:jc w:val="right"/>
-      <w:rPr>
-        <w:color w:val="000000"/>
-      </w:rPr>
-    </w:pPr>
-    <w:r>
-      <w:rPr>
-        <w:rtl w:val="0"/>
-      </w:rPr>
     </w:r>
   </w:p>
 </w:ftr>
 </file>
 
-<file path=word/footer2.xml><?xml version="1.0" encoding="utf-8"?>
-<w:ftr xmlns:mc="http://schemas.openxmlformats.org/markup-compatibility/2006" xmlns:o="urn:schemas-microsoft-com:office:office" xmlns:r="http://schemas.openxmlformats.org/officeDocument/2006/relationships" xmlns:m="http://schemas.openxmlformats.org/officeDocument/2006/math" xmlns:v="urn:schemas-microsoft-com:vml" xmlns:wp="http://schemas.openxmlformats.org/drawingml/2006/wordprocessingDrawing" xmlns:w10="urn:schemas-microsoft-com:office:word" xmlns:w="http://schemas.openxmlformats.org/wordprocessingml/2006/main" xmlns:wne="http://schemas.microsoft.com/office/word/2006/wordml" xmlns:sl="http://schemas.openxmlformats.org/schemaLibrary/2006/main" xmlns:a="http://schemas.openxmlformats.org/drawingml/2006/main" xmlns:pic="http://schemas.openxmlformats.org/drawingml/2006/picture" xmlns:c="http://schemas.openxmlformats.org/drawingml/2006/chart" xmlns:lc="http://schemas.openxmlformats.org/drawingml/2006/lockedCanvas" xmlns:dgm="http://schemas.openxmlformats.org/drawingml/2006/diagram" xmlns:wps="http://schemas.microsoft.com/office/word/2010/wordprocessingShape" xmlns:wpg="http://schemas.microsoft.com/office/word/2010/wordprocessingGroup" xmlns:w14="http://schemas.microsoft.com/office/word/2010/wordml" xmlns:w15="http://schemas.microsoft.com/office/word/2012/wordml" xmlns:w16="http://schemas.microsoft.com/office/word/2018/wordml" xmlns:w16cex="http://schemas.microsoft.com/office/word/2018/wordml/cex" xmlns:w16cid="http://schemas.microsoft.com/office/word/2016/wordml/cid" xmlns="http://schemas.microsoft.com/office/tasks/2019/documenttasks" xmlns:cr="http://schemas.microsoft.com/office/comments/2020/reactions">
-  <w:p>
-    <w:pPr>
-      <w:pBdr>
-        <w:top w:space="0" w:sz="0" w:val="nil"/>
-        <w:left w:space="0" w:sz="0" w:val="nil"/>
-        <w:bottom w:space="0" w:sz="0" w:val="nil"/>
-        <w:right w:space="0" w:sz="0" w:val="nil"/>
-        <w:between w:space="0" w:sz="0" w:val="nil"/>
-      </w:pBdr>
-      <w:tabs>
-        <w:tab w:val="center" w:leader="none" w:pos="4252"/>
-        <w:tab w:val="right" w:leader="none" w:pos="8504"/>
-      </w:tabs>
-      <w:jc w:val="both"/>
-      <w:rPr>
-        <w:rFonts w:ascii="Arial" w:cs="Arial" w:eastAsia="Arial" w:hAnsi="Arial"/>
-        <w:color w:val="000000"/>
-        <w:sz w:val="16"/>
-        <w:szCs w:val="16"/>
-      </w:rPr>
-    </w:pPr>
-    <w:r>
-      <w:rPr>
-        <w:rtl w:val="0"/>
-      </w:rPr>
-    </w:r>
-  </w:p>
-  <w:p>
-    <w:pPr>
-      <w:pBdr>
-        <w:top w:space="0" w:sz="0" w:val="nil"/>
-        <w:left w:space="0" w:sz="0" w:val="nil"/>
-        <w:bottom w:space="0" w:sz="0" w:val="nil"/>
-        <w:right w:space="0" w:sz="0" w:val="nil"/>
-        <w:between w:space="0" w:sz="0" w:val="nil"/>
-      </w:pBdr>
-      <w:tabs>
-        <w:tab w:val="center" w:leader="none" w:pos="4252"/>
-        <w:tab w:val="right" w:leader="none" w:pos="8504"/>
-      </w:tabs>
-      <w:jc w:val="both"/>
-      <w:rPr>
-        <w:rFonts w:ascii="Arial" w:cs="Arial" w:eastAsia="Arial" w:hAnsi="Arial"/>
-        <w:color w:val="000000"/>
-        <w:sz w:val="16"/>
-        <w:szCs w:val="16"/>
-      </w:rPr>
-    </w:pPr>
-    <w:r>
-      <w:rPr>
-        <w:rtl w:val="0"/>
-      </w:rPr>
-    </w:r>
-  </w:p>
-  <w:p>
-    <w:pPr>
-      <w:pBdr>
-        <w:top w:space="0" w:sz="0" w:val="nil"/>
-        <w:left w:space="0" w:sz="0" w:val="nil"/>
-        <w:bottom w:space="0" w:sz="0" w:val="nil"/>
-        <w:right w:space="0" w:sz="0" w:val="nil"/>
-        <w:between w:space="0" w:sz="0" w:val="nil"/>
-      </w:pBdr>
-      <w:tabs>
-        <w:tab w:val="right" w:leader="none" w:pos="8505"/>
-      </w:tabs>
-      <w:jc w:val="both"/>
-      <w:rPr>
-        <w:rFonts w:ascii="Arial" w:cs="Arial" w:eastAsia="Arial" w:hAnsi="Arial"/>
-        <w:color w:val="000000"/>
-        <w:sz w:val="16"/>
-        <w:szCs w:val="16"/>
-      </w:rPr>
-    </w:pPr>
-    <w:r>
-      <w:rPr>
-        <w:rtl w:val="0"/>
-      </w:rPr>
-    </w:r>
-  </w:p>
-  <w:p>
-    <w:pPr>
-      <w:pBdr>
-        <w:top w:space="0" w:sz="0" w:val="nil"/>
-        <w:left w:space="0" w:sz="0" w:val="nil"/>
-        <w:bottom w:space="0" w:sz="0" w:val="nil"/>
-        <w:right w:space="0" w:sz="0" w:val="nil"/>
-        <w:between w:space="0" w:sz="0" w:val="nil"/>
-      </w:pBdr>
-      <w:tabs>
-        <w:tab w:val="right" w:leader="none" w:pos="8505"/>
-      </w:tabs>
-      <w:jc w:val="both"/>
-      <w:rPr>
-        <w:rFonts w:ascii="Arial" w:cs="Arial" w:eastAsia="Arial" w:hAnsi="Arial"/>
-        <w:color w:val="000000"/>
-        <w:sz w:val="16"/>
-        <w:szCs w:val="16"/>
-      </w:rPr>
-    </w:pPr>
-    <w:r>
-      <w:rPr>
-        <w:rFonts w:ascii="Arial" w:cs="Arial" w:eastAsia="Arial" w:hAnsi="Arial"/>
-        <w:color w:val="000000"/>
-        <w:sz w:val="16"/>
-        <w:szCs w:val="16"/>
-        <w:rtl w:val="0"/>
-      </w:rPr>
-      <w:t xml:space="preserve">Este documento es propiedad de la Administración Central del Distrito de Santiago de Cali. Prohibida su copia, alteración o modificación por cualquier medio, sin previa autorización del Alcalde.</w:t>
-    </w:r>
-  </w:p>
-  <w:p>
-    <w:pPr>
-      <w:pBdr>
-        <w:top w:space="0" w:sz="0" w:val="nil"/>
-        <w:left w:space="0" w:sz="0" w:val="nil"/>
-        <w:bottom w:space="0" w:sz="0" w:val="nil"/>
-        <w:right w:space="0" w:sz="0" w:val="nil"/>
-        <w:between w:space="0" w:sz="0" w:val="nil"/>
-      </w:pBdr>
-      <w:tabs>
-        <w:tab w:val="right" w:leader="none" w:pos="8505"/>
-      </w:tabs>
-      <w:jc w:val="right"/>
-      <w:rPr>
-        <w:color w:val="000000"/>
-      </w:rPr>
-    </w:pPr>
-    <w:r>
-      <w:rPr>
-        <w:rFonts w:ascii="Arial" w:cs="Arial" w:eastAsia="Arial" w:hAnsi="Arial"/>
-        <w:color w:val="000000"/>
-        <w:sz w:val="16"/>
-        <w:szCs w:val="16"/>
-        <w:rtl w:val="0"/>
-      </w:rPr>
-      <w:t xml:space="preserve">Página </w:t>
-    </w:r>
-    <w:r>
-      <w:rPr>
-        <w:rFonts w:ascii="Arial" w:cs="Arial" w:eastAsia="Arial" w:hAnsi="Arial"/>
-        <w:color w:val="000000"/>
-        <w:sz w:val="16"/>
-        <w:szCs w:val="16"/>
-      </w:rPr>
-      <w:fldChar w:fldCharType="begin"/>
-      <w:instrText xml:space="preserve">PAGE</w:instrText>
-      <w:fldChar w:fldCharType="separate"/>
-      <w:fldChar w:fldCharType="end"/>
-    </w:r>
-    <w:r>
-      <w:rPr>
-        <w:rFonts w:ascii="Arial" w:cs="Arial" w:eastAsia="Arial" w:hAnsi="Arial"/>
-        <w:color w:val="000000"/>
-        <w:sz w:val="16"/>
-        <w:szCs w:val="16"/>
-        <w:rtl w:val="0"/>
-      </w:rPr>
-      <w:t xml:space="preserve"> de </w:t>
-    </w:r>
-    <w:r>
-      <w:rPr>
-        <w:rtl w:val="0"/>
-      </w:rPr>
-    </w:r>
-  </w:p>
-</w:ftr>
+<file path=word/footnotes.xml><?xml version="1.0" encoding="utf-8"?>
+<w:footnotes xmlns:wpc="http://schemas.microsoft.com/office/word/2010/wordprocessingCanvas" xmlns:mc="http://schemas.openxmlformats.org/markup-compatibility/2006" xmlns:o="urn:schemas-microsoft-com:office:office" xmlns:r="http://schemas.openxmlformats.org/officeDocument/2006/relationships" xmlns:m="http://schemas.openxmlformats.org/officeDocument/2006/math" xmlns:v="urn:schemas-microsoft-com:vml" xmlns:wp14="http://schemas.microsoft.com/office/word/2010/wordprocessingDrawing" xmlns:wp="http://schemas.openxmlformats.org/drawingml/2006/wordprocessingDrawing" xmlns:w10="urn:schemas-microsoft-com:office:word" xmlns:w="http://schemas.openxmlformats.org/wordprocessingml/2006/main" xmlns:w14="http://schemas.microsoft.com/office/word/2010/wordml" xmlns:wpg="http://schemas.microsoft.com/office/word/2010/wordprocessingGroup" xmlns:wpi="http://schemas.microsoft.com/office/word/2010/wordprocessingInk" xmlns:wne="http://schemas.microsoft.com/office/word/2006/wordml" xmlns:wps="http://schemas.microsoft.com/office/word/2010/wordprocessingShape" mc:Ignorable="w14 wp14">
+  <w:footnote w:type="separator" w:id="-1">
+    <w:p>
+      <w:r>
+        <w:separator/>
+      </w:r>
+    </w:p>
+  </w:footnote>
+  <w:footnote w:type="continuationSeparator" w:id="0">
+    <w:p>
+      <w:r>
+        <w:continuationSeparator/>
+      </w:r>
+    </w:p>
+  </w:footnote>
+</w:footnotes>
 </file>
 
 <file path=word/header1.xml><?xml version="1.0" encoding="utf-8"?>
-<w:hdr xmlns:mc="http://schemas.openxmlformats.org/markup-compatibility/2006" xmlns:o="urn:schemas-microsoft-com:office:office" xmlns:r="http://schemas.openxmlformats.org/officeDocument/2006/relationships" xmlns:m="http://schemas.openxmlformats.org/officeDocument/2006/math" xmlns:v="urn:schemas-microsoft-com:vml" xmlns:wp="http://schemas.openxmlformats.org/drawingml/2006/wordprocessingDrawing" xmlns:w10="urn:schemas-microsoft-com:office:word" xmlns:w="http://schemas.openxmlformats.org/wordprocessingml/2006/main" xmlns:wne="http://schemas.microsoft.com/office/word/2006/wordml" xmlns:sl="http://schemas.openxmlformats.org/schemaLibrary/2006/main" xmlns:a="http://schemas.openxmlformats.org/drawingml/2006/main" xmlns:pic="http://schemas.openxmlformats.org/drawingml/2006/picture" xmlns:c="http://schemas.openxmlformats.org/drawingml/2006/chart" xmlns:lc="http://schemas.openxmlformats.org/drawingml/2006/lockedCanvas" xmlns:dgm="http://schemas.openxmlformats.org/drawingml/2006/diagram" xmlns:wps="http://schemas.microsoft.com/office/word/2010/wordprocessingShape" xmlns:wpg="http://schemas.microsoft.com/office/word/2010/wordprocessingGroup" xmlns:w14="http://schemas.microsoft.com/office/word/2010/wordml" xmlns:w15="http://schemas.microsoft.com/office/word/2012/wordml" xmlns:w16="http://schemas.microsoft.com/office/word/2018/wordml" xmlns:w16cex="http://schemas.microsoft.com/office/word/2018/wordml/cex" xmlns:w16cid="http://schemas.microsoft.com/office/word/2016/wordml/cid" xmlns="http://schemas.microsoft.com/office/tasks/2019/documenttasks" xmlns:cr="http://schemas.microsoft.com/office/comments/2020/reactions">
+<w:hdr xmlns:wpc="http://schemas.microsoft.com/office/word/2010/wordprocessingCanvas" xmlns:mc="http://schemas.openxmlformats.org/markup-compatibility/2006" xmlns:o="urn:schemas-microsoft-com:office:office" xmlns:r="http://schemas.openxmlformats.org/officeDocument/2006/relationships" xmlns:m="http://schemas.openxmlformats.org/officeDocument/2006/math" xmlns:v="urn:schemas-microsoft-com:vml" xmlns:wp14="http://schemas.microsoft.com/office/word/2010/wordprocessingDrawing" xmlns:wp="http://schemas.openxmlformats.org/drawingml/2006/wordprocessingDrawing" xmlns:w10="urn:schemas-microsoft-com:office:word" xmlns:w="http://schemas.openxmlformats.org/wordprocessingml/2006/main" xmlns:w14="http://schemas.microsoft.com/office/word/2010/wordml" xmlns:wpg="http://schemas.microsoft.com/office/word/2010/wordprocessingGroup" xmlns:wpi="http://schemas.microsoft.com/office/word/2010/wordprocessingInk" xmlns:wne="http://schemas.microsoft.com/office/word/2006/wordml" xmlns:wps="http://schemas.microsoft.com/office/word/2010/wordprocessingShape" mc:Ignorable="w14 wp14">
   <w:p>
     <w:pPr>
       <w:widowControl w:val="0"/>
       <w:pBdr>
-        <w:top w:space="0" w:sz="0" w:val="nil"/>
-        <w:left w:space="0" w:sz="0" w:val="nil"/>
-        <w:bottom w:space="0" w:sz="0" w:val="nil"/>
-        <w:right w:space="0" w:sz="0" w:val="nil"/>
-        <w:between w:space="0" w:sz="0" w:val="nil"/>
+        <w:top w:val="nil"/>
+        <w:left w:val="nil"/>
+        <w:bottom w:val="nil"/>
+        <w:right w:val="nil"/>
+        <w:between w:val="nil"/>
       </w:pBdr>
       <w:spacing w:line="276" w:lineRule="auto"/>
       <w:rPr>
         <w:color w:val="000000"/>
       </w:rPr>
     </w:pPr>
-    <w:r>
-      <w:rPr>
-        <w:rtl w:val="0"/>
-      </w:rPr>
-    </w:r>
   </w:p>
   <w:tbl>
     <w:tblPr>
-      <w:tblStyle w:val="Table7"/>
-      <w:tblW w:w="9356.0" w:type="dxa"/>
-      <w:jc w:val="left"/>
-      <w:tblInd w:w="-120.0" w:type="dxa"/>
+      <w:tblStyle w:val="a5"/>
+      <w:tblW w:w="9356" w:type="dxa"/>
+      <w:tblInd w:w="-120" w:type="dxa"/>
       <w:tblBorders>
-        <w:top w:color="000000" w:space="0" w:sz="4" w:val="single"/>
-        <w:left w:color="000000" w:space="0" w:sz="4" w:val="single"/>
-        <w:bottom w:color="000000" w:space="0" w:sz="4" w:val="single"/>
-        <w:right w:color="000000" w:space="0" w:sz="4" w:val="single"/>
-        <w:insideH w:color="000000" w:space="0" w:sz="4" w:val="single"/>
-        <w:insideV w:color="000000" w:space="0" w:sz="4" w:val="single"/>
+        <w:top w:val="single" w:sz="4" w:space="0" w:color="000000"/>
+        <w:left w:val="single" w:sz="4" w:space="0" w:color="000000"/>
+        <w:bottom w:val="single" w:sz="4" w:space="0" w:color="000000"/>
+        <w:right w:val="single" w:sz="4" w:space="0" w:color="000000"/>
+        <w:insideH w:val="single" w:sz="4" w:space="0" w:color="000000"/>
+        <w:insideV w:val="single" w:sz="4" w:space="0" w:color="000000"/>
       </w:tblBorders>
       <w:tblLayout w:type="fixed"/>
-      <w:tblLook w:val="0000"/>
+      <w:tblLook w:val="0000" w:firstRow="0" w:lastRow="0" w:firstColumn="0" w:lastColumn="0" w:noHBand="0" w:noVBand="0"/>
     </w:tblPr>
     <w:tblGrid>
       <w:gridCol w:w="2410"/>
       <w:gridCol w:w="4253"/>
       <w:gridCol w:w="1842"/>
       <w:gridCol w:w="851"/>
-      <w:tblGridChange w:id="0">
-        <w:tblGrid>
-          <w:gridCol w:w="2410"/>
-          <w:gridCol w:w="4253"/>
-          <w:gridCol w:w="1842"/>
-          <w:gridCol w:w="851"/>
-        </w:tblGrid>
-      </w:tblGridChange>
     </w:tblGrid>
     <w:tr>
       <w:trPr>
-        <w:cantSplit w:val="1"/>
-        <w:trHeight w:val="1125" w:hRule="atLeast"/>
-        <w:tblHeader w:val="0"/>
+        <w:cantSplit/>
+        <w:trHeight w:val="1125"/>
       </w:trPr>
       <w:tc>
         <w:tcPr>
+          <w:tcW w:w="2410" w:type="dxa"/>
           <w:vMerge w:val="restart"/>
           <w:tcBorders>
-            <w:top w:color="000000" w:space="0" w:sz="4" w:val="single"/>
-            <w:left w:color="000000" w:space="0" w:sz="4" w:val="single"/>
-            <w:bottom w:color="000000" w:space="0" w:sz="4" w:val="single"/>
-            <w:right w:color="000000" w:space="0" w:sz="4" w:val="single"/>
+            <w:top w:val="single" w:sz="4" w:space="0" w:color="000000"/>
+            <w:left w:val="single" w:sz="4" w:space="0" w:color="000000"/>
+            <w:bottom w:val="single" w:sz="4" w:space="0" w:color="000000"/>
+            <w:right w:val="single" w:sz="4" w:space="0" w:color="000000"/>
           </w:tcBorders>
           <w:vAlign w:val="center"/>
         </w:tcPr>
         <w:p>
           <w:pPr>
             <w:tabs>
-              <w:tab w:val="center" w:leader="none" w:pos="4419"/>
-              <w:tab w:val="right" w:leader="none" w:pos="8838"/>
+              <w:tab w:val="center" w:pos="4419"/>
+              <w:tab w:val="right" w:pos="8838"/>
             </w:tabs>
             <w:jc w:val="center"/>
             <w:rPr>
-              <w:rFonts w:ascii="Calibri" w:cs="Calibri" w:eastAsia="Calibri" w:hAnsi="Calibri"/>
+              <w:rFonts w:ascii="Calibri" w:eastAsia="Calibri" w:hAnsi="Calibri" w:cs="Calibri"/>
               <w:sz w:val="14"/>
               <w:szCs w:val="14"/>
             </w:rPr>
           </w:pPr>
           <w:r>
             <w:rPr>
-              <w:rFonts w:ascii="Calibri" w:cs="Calibri" w:eastAsia="Calibri" w:hAnsi="Calibri"/>
+              <w:rFonts w:ascii="Calibri" w:eastAsia="Calibri" w:hAnsi="Calibri" w:cs="Calibri"/>
+              <w:noProof/>
               <w:sz w:val="14"/>
               <w:szCs w:val="14"/>
+              <w:lang w:val="es-CO"/>
             </w:rPr>
             <w:drawing>
-              <wp:inline distB="0" distT="0" distL="0" distR="0">
+              <wp:inline distT="0" distB="0" distL="0" distR="0">
                 <wp:extent cx="1080000" cy="828675"/>
-                <wp:effectExtent b="0" l="0" r="0" t="0"/>
-                <wp:docPr descr="escudo" id="1" name="image1.jpg"/>
-                <a:graphic>
+                <wp:effectExtent l="0" t="0" r="0" b="0"/>
+                <wp:docPr id="1" name="image1.jpg" descr="escudo"/>
+                <wp:cNvGraphicFramePr/>
+                <a:graphic xmlns:a="http://schemas.openxmlformats.org/drawingml/2006/main">
                   <a:graphicData uri="http://schemas.openxmlformats.org/drawingml/2006/picture">
-                    <pic:pic>
+                    <pic:pic xmlns:pic="http://schemas.openxmlformats.org/drawingml/2006/picture">
                       <pic:nvPicPr>
-                        <pic:cNvPr descr="escudo" id="0" name="image1.jpg"/>
+                        <pic:cNvPr id="0" name="image1.jpg" descr="escudo"/>
                         <pic:cNvPicPr preferRelativeResize="0"/>
                       </pic:nvPicPr>
                       <pic:blipFill>
                         <a:blip r:embed="rId1"/>
-                        <a:srcRect b="0" l="0" r="0" t="0"/>
+                        <a:srcRect/>
                         <a:stretch>
                           <a:fillRect/>
                         </a:stretch>
@@ -2081,7 +1916,9 @@
                           <a:off x="0" y="0"/>
                           <a:ext cx="1080000" cy="828675"/>
                         </a:xfrm>
-                        <a:prstGeom prst="rect"/>
+                        <a:prstGeom prst="rect">
+                          <a:avLst/>
+                        </a:prstGeom>
                         <a:ln/>
                       </pic:spPr>
                     </pic:pic>
@@ -2090,242 +1927,206 @@
               </wp:inline>
             </w:drawing>
           </w:r>
+        </w:p>
+        <w:p>
+          <w:pPr>
+            <w:tabs>
+              <w:tab w:val="center" w:pos="4419"/>
+              <w:tab w:val="right" w:pos="8838"/>
+            </w:tabs>
+            <w:jc w:val="center"/>
+            <w:rPr>
+              <w:rFonts w:ascii="Calibri" w:eastAsia="Calibri" w:hAnsi="Calibri" w:cs="Calibri"/>
+              <w:sz w:val="14"/>
+              <w:szCs w:val="14"/>
+            </w:rPr>
+          </w:pPr>
+        </w:p>
+        <w:p>
+          <w:pPr>
+            <w:tabs>
+              <w:tab w:val="center" w:pos="4320"/>
+              <w:tab w:val="right" w:pos="8640"/>
+            </w:tabs>
+            <w:jc w:val="center"/>
+            <w:rPr>
+              <w:rFonts w:ascii="Arial" w:eastAsia="Arial" w:hAnsi="Arial" w:cs="Arial"/>
+            </w:rPr>
+          </w:pPr>
           <w:r>
             <w:rPr>
-              <w:rtl w:val="0"/>
-            </w:rPr>
+              <w:rFonts w:ascii="Arial" w:eastAsia="Arial" w:hAnsi="Arial" w:cs="Arial"/>
+            </w:rPr>
+            <w:t>GESTIÓN JURÍDICO ADMINISTRATIVA</w:t>
           </w:r>
         </w:p>
         <w:p>
           <w:pPr>
             <w:tabs>
-              <w:tab w:val="center" w:leader="none" w:pos="4419"/>
-              <w:tab w:val="right" w:leader="none" w:pos="8838"/>
+              <w:tab w:val="center" w:pos="4419"/>
+              <w:tab w:val="right" w:pos="8838"/>
             </w:tabs>
             <w:jc w:val="center"/>
             <w:rPr>
-              <w:rFonts w:ascii="Calibri" w:cs="Calibri" w:eastAsia="Calibri" w:hAnsi="Calibri"/>
+              <w:rFonts w:ascii="Arial" w:eastAsia="Arial" w:hAnsi="Arial" w:cs="Arial"/>
               <w:sz w:val="14"/>
               <w:szCs w:val="14"/>
             </w:rPr>
           </w:pPr>
           <w:r>
             <w:rPr>
-              <w:rtl w:val="0"/>
-            </w:rPr>
-          </w:r>
-        </w:p>
-        <w:p>
-          <w:pPr>
-            <w:tabs>
-              <w:tab w:val="center" w:leader="none" w:pos="4320"/>
-              <w:tab w:val="right" w:leader="none" w:pos="8640"/>
-            </w:tabs>
-            <w:jc w:val="center"/>
-            <w:rPr>
-              <w:rFonts w:ascii="Arial" w:cs="Arial" w:eastAsia="Arial" w:hAnsi="Arial"/>
-            </w:rPr>
-          </w:pPr>
-          <w:r>
-            <w:rPr>
-              <w:rFonts w:ascii="Arial" w:cs="Arial" w:eastAsia="Arial" w:hAnsi="Arial"/>
-              <w:rtl w:val="0"/>
-            </w:rPr>
-            <w:t xml:space="preserve">GESTIÓN JURÍDICO ADMINISTRATIVA</w:t>
-          </w:r>
-        </w:p>
-        <w:p>
-          <w:pPr>
-            <w:tabs>
-              <w:tab w:val="center" w:leader="none" w:pos="4419"/>
-              <w:tab w:val="right" w:leader="none" w:pos="8838"/>
-            </w:tabs>
-            <w:jc w:val="center"/>
-            <w:rPr>
-              <w:rFonts w:ascii="Arial" w:cs="Arial" w:eastAsia="Arial" w:hAnsi="Arial"/>
-              <w:sz w:val="14"/>
-              <w:szCs w:val="14"/>
-            </w:rPr>
-          </w:pPr>
-          <w:r>
-            <w:rPr>
-              <w:rFonts w:ascii="Arial" w:cs="Arial" w:eastAsia="Arial" w:hAnsi="Arial"/>
-              <w:rtl w:val="0"/>
-            </w:rPr>
-            <w:t xml:space="preserve">GESTIÓN CONTRACTUAL</w:t>
-          </w:r>
-          <w:r>
-            <w:rPr>
-              <w:rtl w:val="0"/>
-            </w:rPr>
+              <w:rFonts w:ascii="Arial" w:eastAsia="Arial" w:hAnsi="Arial" w:cs="Arial"/>
+            </w:rPr>
+            <w:t>GESTIÓN CONTRACTUAL</w:t>
           </w:r>
         </w:p>
       </w:tc>
       <w:tc>
         <w:tcPr>
+          <w:tcW w:w="4253" w:type="dxa"/>
           <w:vMerge w:val="restart"/>
           <w:tcBorders>
-            <w:top w:color="000000" w:space="0" w:sz="4" w:val="single"/>
-            <w:left w:color="000000" w:space="0" w:sz="4" w:val="single"/>
-            <w:bottom w:color="000000" w:space="0" w:sz="4" w:val="single"/>
-            <w:right w:color="000000" w:space="0" w:sz="4" w:val="single"/>
+            <w:top w:val="single" w:sz="4" w:space="0" w:color="000000"/>
+            <w:left w:val="single" w:sz="4" w:space="0" w:color="000000"/>
+            <w:bottom w:val="single" w:sz="4" w:space="0" w:color="000000"/>
+            <w:right w:val="single" w:sz="4" w:space="0" w:color="000000"/>
           </w:tcBorders>
           <w:vAlign w:val="center"/>
         </w:tcPr>
         <w:p>
           <w:pPr>
             <w:tabs>
-              <w:tab w:val="center" w:leader="none" w:pos="4419"/>
-              <w:tab w:val="right" w:leader="none" w:pos="8838"/>
+              <w:tab w:val="center" w:pos="4419"/>
+              <w:tab w:val="right" w:pos="8838"/>
             </w:tabs>
             <w:jc w:val="center"/>
             <w:rPr>
-              <w:rFonts w:ascii="Arial" w:cs="Arial" w:eastAsia="Arial" w:hAnsi="Arial"/>
+              <w:rFonts w:ascii="Arial" w:eastAsia="Arial" w:hAnsi="Arial" w:cs="Arial"/>
+            </w:rPr>
+          </w:pPr>
+        </w:p>
+        <w:p>
+          <w:pPr>
+            <w:tabs>
+              <w:tab w:val="center" w:pos="4419"/>
+              <w:tab w:val="right" w:pos="8838"/>
+            </w:tabs>
+            <w:jc w:val="center"/>
+            <w:rPr>
+              <w:rFonts w:ascii="Arial" w:eastAsia="Arial" w:hAnsi="Arial" w:cs="Arial"/>
             </w:rPr>
           </w:pPr>
           <w:r>
             <w:rPr>
-              <w:rtl w:val="0"/>
-            </w:rPr>
+              <w:rFonts w:ascii="Arial" w:eastAsia="Arial" w:hAnsi="Arial" w:cs="Arial"/>
+            </w:rPr>
+            <w:t>MODELO INTEGRADO DE PLANEACIÓN Y GESTIÓN</w:t>
           </w:r>
         </w:p>
         <w:p>
           <w:pPr>
             <w:tabs>
-              <w:tab w:val="center" w:leader="none" w:pos="4419"/>
-              <w:tab w:val="right" w:leader="none" w:pos="8838"/>
+              <w:tab w:val="center" w:pos="4419"/>
+              <w:tab w:val="right" w:pos="8838"/>
             </w:tabs>
             <w:jc w:val="center"/>
             <w:rPr>
-              <w:rFonts w:ascii="Arial" w:cs="Arial" w:eastAsia="Arial" w:hAnsi="Arial"/>
+              <w:rFonts w:ascii="Arial" w:eastAsia="Arial" w:hAnsi="Arial" w:cs="Arial"/>
             </w:rPr>
           </w:pPr>
           <w:r>
             <w:rPr>
-              <w:rFonts w:ascii="Arial" w:cs="Arial" w:eastAsia="Arial" w:hAnsi="Arial"/>
-              <w:rtl w:val="0"/>
-            </w:rPr>
-            <w:t xml:space="preserve">MODELO INTEGRADO DE PLANEACIÓN Y GESTIÓN</w:t>
+              <w:rFonts w:ascii="Arial" w:eastAsia="Arial" w:hAnsi="Arial" w:cs="Arial"/>
+            </w:rPr>
+            <w:t>(MIPG)</w:t>
           </w:r>
         </w:p>
         <w:p>
           <w:pPr>
             <w:tabs>
-              <w:tab w:val="center" w:leader="none" w:pos="4419"/>
-              <w:tab w:val="right" w:leader="none" w:pos="8838"/>
+              <w:tab w:val="center" w:pos="4419"/>
+              <w:tab w:val="right" w:pos="8838"/>
             </w:tabs>
             <w:jc w:val="center"/>
             <w:rPr>
-              <w:rFonts w:ascii="Arial" w:cs="Arial" w:eastAsia="Arial" w:hAnsi="Arial"/>
+              <w:rFonts w:ascii="Arial" w:eastAsia="Arial" w:hAnsi="Arial" w:cs="Arial"/>
+            </w:rPr>
+          </w:pPr>
+        </w:p>
+        <w:p>
+          <w:pPr>
+            <w:tabs>
+              <w:tab w:val="center" w:pos="4419"/>
+              <w:tab w:val="right" w:pos="8838"/>
+            </w:tabs>
+            <w:jc w:val="center"/>
+            <w:rPr>
+              <w:rFonts w:ascii="Arial" w:eastAsia="Arial" w:hAnsi="Arial" w:cs="Arial"/>
+            </w:rPr>
+          </w:pPr>
+        </w:p>
+        <w:p>
+          <w:pPr>
+            <w:tabs>
+              <w:tab w:val="center" w:pos="4419"/>
+              <w:tab w:val="right" w:pos="8838"/>
+            </w:tabs>
+            <w:jc w:val="center"/>
+            <w:rPr>
+              <w:rFonts w:ascii="Arial" w:eastAsia="Arial" w:hAnsi="Arial" w:cs="Arial"/>
+              <w:sz w:val="24"/>
+              <w:szCs w:val="24"/>
             </w:rPr>
           </w:pPr>
           <w:r>
             <w:rPr>
-              <w:rFonts w:ascii="Arial" w:cs="Arial" w:eastAsia="Arial" w:hAnsi="Arial"/>
-              <w:rtl w:val="0"/>
-            </w:rPr>
-            <w:t xml:space="preserve">(MIPG)</w:t>
+              <w:rFonts w:ascii="Arial" w:eastAsia="Arial" w:hAnsi="Arial" w:cs="Arial"/>
+              <w:sz w:val="24"/>
+              <w:szCs w:val="24"/>
+            </w:rPr>
+            <w:t>VERIFICACIÓN DE</w:t>
           </w:r>
         </w:p>
         <w:p>
           <w:pPr>
             <w:tabs>
-              <w:tab w:val="center" w:leader="none" w:pos="4419"/>
-              <w:tab w:val="right" w:leader="none" w:pos="8838"/>
+              <w:tab w:val="center" w:pos="4419"/>
+              <w:tab w:val="right" w:pos="8838"/>
             </w:tabs>
             <w:jc w:val="center"/>
             <w:rPr>
-              <w:rFonts w:ascii="Arial" w:cs="Arial" w:eastAsia="Arial" w:hAnsi="Arial"/>
+              <w:rFonts w:ascii="Arial" w:eastAsia="Arial" w:hAnsi="Arial" w:cs="Arial"/>
+              <w:sz w:val="24"/>
+              <w:szCs w:val="24"/>
             </w:rPr>
           </w:pPr>
           <w:r>
             <w:rPr>
-              <w:rtl w:val="0"/>
-            </w:rPr>
+              <w:rFonts w:ascii="Arial" w:eastAsia="Arial" w:hAnsi="Arial" w:cs="Arial"/>
+              <w:sz w:val="24"/>
+              <w:szCs w:val="24"/>
+            </w:rPr>
+            <w:t>CUMPLIMIENTO DE REQUISITOS</w:t>
           </w:r>
         </w:p>
         <w:p>
           <w:pPr>
             <w:tabs>
-              <w:tab w:val="center" w:leader="none" w:pos="4419"/>
-              <w:tab w:val="right" w:leader="none" w:pos="8838"/>
+              <w:tab w:val="center" w:pos="4419"/>
+              <w:tab w:val="right" w:pos="8838"/>
             </w:tabs>
             <w:jc w:val="center"/>
             <w:rPr>
-              <w:rFonts w:ascii="Arial" w:cs="Arial" w:eastAsia="Arial" w:hAnsi="Arial"/>
+              <w:rFonts w:ascii="Arial" w:eastAsia="Arial" w:hAnsi="Arial" w:cs="Arial"/>
+              <w:sz w:val="24"/>
+              <w:szCs w:val="24"/>
             </w:rPr>
           </w:pPr>
           <w:r>
             <w:rPr>
-              <w:rtl w:val="0"/>
-            </w:rPr>
-          </w:r>
-        </w:p>
-        <w:p>
-          <w:pPr>
-            <w:tabs>
-              <w:tab w:val="center" w:leader="none" w:pos="4419"/>
-              <w:tab w:val="right" w:leader="none" w:pos="8838"/>
-            </w:tabs>
-            <w:jc w:val="center"/>
-            <w:rPr>
-              <w:rFonts w:ascii="Arial" w:cs="Arial" w:eastAsia="Arial" w:hAnsi="Arial"/>
+              <w:rFonts w:ascii="Arial" w:eastAsia="Arial" w:hAnsi="Arial" w:cs="Arial"/>
               <w:sz w:val="24"/>
               <w:szCs w:val="24"/>
-            </w:rPr>
-          </w:pPr>
-          <w:r>
-            <w:rPr>
-              <w:rFonts w:ascii="Arial" w:cs="Arial" w:eastAsia="Arial" w:hAnsi="Arial"/>
-              <w:sz w:val="24"/>
-              <w:szCs w:val="24"/>
-              <w:rtl w:val="0"/>
-            </w:rPr>
-            <w:t xml:space="preserve">VERIFICACIÓN DE</w:t>
-          </w:r>
-        </w:p>
-        <w:p>
-          <w:pPr>
-            <w:tabs>
-              <w:tab w:val="center" w:leader="none" w:pos="4419"/>
-              <w:tab w:val="right" w:leader="none" w:pos="8838"/>
-            </w:tabs>
-            <w:jc w:val="center"/>
-            <w:rPr>
-              <w:rFonts w:ascii="Arial" w:cs="Arial" w:eastAsia="Arial" w:hAnsi="Arial"/>
-              <w:sz w:val="24"/>
-              <w:szCs w:val="24"/>
-            </w:rPr>
-          </w:pPr>
-          <w:r>
-            <w:rPr>
-              <w:rFonts w:ascii="Arial" w:cs="Arial" w:eastAsia="Arial" w:hAnsi="Arial"/>
-              <w:sz w:val="24"/>
-              <w:szCs w:val="24"/>
-              <w:rtl w:val="0"/>
-            </w:rPr>
-            <w:t xml:space="preserve">CUMPLIMIENTO DE REQUISITOS</w:t>
-          </w:r>
-        </w:p>
-        <w:p>
-          <w:pPr>
-            <w:tabs>
-              <w:tab w:val="center" w:leader="none" w:pos="4419"/>
-              <w:tab w:val="right" w:leader="none" w:pos="8838"/>
-            </w:tabs>
-            <w:jc w:val="center"/>
-            <w:rPr>
-              <w:rFonts w:ascii="Arial" w:cs="Arial" w:eastAsia="Arial" w:hAnsi="Arial"/>
-              <w:sz w:val="24"/>
-              <w:szCs w:val="24"/>
-            </w:rPr>
-          </w:pPr>
-          <w:r>
-            <w:rPr>
-              <w:rFonts w:ascii="Arial" w:cs="Arial" w:eastAsia="Arial" w:hAnsi="Arial"/>
-              <w:sz w:val="24"/>
-              <w:szCs w:val="24"/>
-              <w:rtl w:val="0"/>
             </w:rPr>
             <w:t xml:space="preserve">PARA CONTRATACIÓN DIRECTA </w:t>
           </w:r>
@@ -2333,12 +2134,13 @@
       </w:tc>
       <w:tc>
         <w:tcPr>
+          <w:tcW w:w="2693" w:type="dxa"/>
           <w:gridSpan w:val="2"/>
           <w:tcBorders>
-            <w:top w:color="000000" w:space="0" w:sz="4" w:val="single"/>
-            <w:left w:color="000000" w:space="0" w:sz="4" w:val="single"/>
-            <w:bottom w:color="000000" w:space="0" w:sz="4" w:val="single"/>
-            <w:right w:color="000000" w:space="0" w:sz="4" w:val="single"/>
+            <w:top w:val="single" w:sz="4" w:space="0" w:color="000000"/>
+            <w:left w:val="single" w:sz="4" w:space="0" w:color="000000"/>
+            <w:bottom w:val="single" w:sz="4" w:space="0" w:color="000000"/>
+            <w:right w:val="single" w:sz="4" w:space="0" w:color="000000"/>
           </w:tcBorders>
           <w:vAlign w:val="center"/>
         </w:tcPr>
@@ -2346,181 +2148,152 @@
           <w:pPr>
             <w:jc w:val="center"/>
             <w:rPr>
-              <w:rFonts w:ascii="Arial" w:cs="Arial" w:eastAsia="Arial" w:hAnsi="Arial"/>
+              <w:rFonts w:ascii="Arial" w:eastAsia="Arial" w:hAnsi="Arial" w:cs="Arial"/>
               <w:sz w:val="18"/>
               <w:szCs w:val="18"/>
             </w:rPr>
           </w:pPr>
           <w:r>
             <w:rPr>
-              <w:rFonts w:ascii="Arial" w:cs="Arial" w:eastAsia="Arial" w:hAnsi="Arial"/>
+              <w:rFonts w:ascii="Arial" w:eastAsia="Arial" w:hAnsi="Arial" w:cs="Arial"/>
               <w:color w:val="000000"/>
               <w:highlight w:val="white"/>
-              <w:rtl w:val="0"/>
-            </w:rPr>
-            <w:t xml:space="preserve">MAJA01.04.02.P007.F001</w:t>
-          </w:r>
-          <w:r>
-            <w:rPr>
-              <w:rtl w:val="0"/>
-            </w:rPr>
+            </w:rPr>
+            <w:t>MAJA01.04.02.P007.F001</w:t>
           </w:r>
         </w:p>
       </w:tc>
     </w:tr>
     <w:tr>
       <w:trPr>
-        <w:cantSplit w:val="1"/>
-        <w:trHeight w:val="483" w:hRule="atLeast"/>
-        <w:tblHeader w:val="0"/>
+        <w:cantSplit/>
+        <w:trHeight w:val="483"/>
       </w:trPr>
       <w:tc>
         <w:tcPr>
-          <w:vMerge w:val="continue"/>
+          <w:tcW w:w="2410" w:type="dxa"/>
+          <w:vMerge/>
           <w:tcBorders>
-            <w:top w:color="000000" w:space="0" w:sz="4" w:val="single"/>
-            <w:left w:color="000000" w:space="0" w:sz="4" w:val="single"/>
-            <w:bottom w:color="000000" w:space="0" w:sz="4" w:val="single"/>
-            <w:right w:color="000000" w:space="0" w:sz="4" w:val="single"/>
+            <w:top w:val="single" w:sz="4" w:space="0" w:color="000000"/>
+            <w:left w:val="single" w:sz="4" w:space="0" w:color="000000"/>
+            <w:bottom w:val="single" w:sz="4" w:space="0" w:color="000000"/>
+            <w:right w:val="single" w:sz="4" w:space="0" w:color="000000"/>
           </w:tcBorders>
           <w:vAlign w:val="center"/>
         </w:tcPr>
         <w:p>
           <w:pPr>
-            <w:keepNext w:val="0"/>
-            <w:keepLines w:val="0"/>
-            <w:pageBreakBefore w:val="0"/>
-            <w:widowControl w:val="0"/>
             <w:pBdr>
-              <w:top w:space="0" w:sz="0" w:val="nil"/>
-              <w:left w:space="0" w:sz="0" w:val="nil"/>
-              <w:bottom w:space="0" w:sz="0" w:val="nil"/>
-              <w:right w:space="0" w:sz="0" w:val="nil"/>
-              <w:between w:space="0" w:sz="0" w:val="nil"/>
+              <w:top w:val="nil"/>
+              <w:left w:val="nil"/>
+              <w:bottom w:val="nil"/>
+              <w:right w:val="nil"/>
+              <w:between w:val="nil"/>
             </w:pBdr>
-            <w:shd w:fill="auto" w:val="clear"/>
-            <w:spacing w:after="0" w:before="0" w:line="276" w:lineRule="auto"/>
-            <w:ind w:left="0" w:right="0" w:firstLine="0"/>
-            <w:jc w:val="left"/>
-            <w:rPr>
-              <w:rFonts w:ascii="Arial" w:cs="Arial" w:eastAsia="Arial" w:hAnsi="Arial"/>
+            <w:spacing w:line="276" w:lineRule="auto"/>
+            <w:rPr>
+              <w:rFonts w:ascii="Arial" w:eastAsia="Arial" w:hAnsi="Arial" w:cs="Arial"/>
               <w:sz w:val="18"/>
               <w:szCs w:val="18"/>
             </w:rPr>
           </w:pPr>
-          <w:r>
-            <w:rPr>
-              <w:rtl w:val="0"/>
-            </w:rPr>
-          </w:r>
         </w:p>
       </w:tc>
       <w:tc>
         <w:tcPr>
-          <w:vMerge w:val="continue"/>
+          <w:tcW w:w="4253" w:type="dxa"/>
+          <w:vMerge/>
           <w:tcBorders>
-            <w:top w:color="000000" w:space="0" w:sz="4" w:val="single"/>
-            <w:left w:color="000000" w:space="0" w:sz="4" w:val="single"/>
-            <w:bottom w:color="000000" w:space="0" w:sz="4" w:val="single"/>
-            <w:right w:color="000000" w:space="0" w:sz="4" w:val="single"/>
+            <w:top w:val="single" w:sz="4" w:space="0" w:color="000000"/>
+            <w:left w:val="single" w:sz="4" w:space="0" w:color="000000"/>
+            <w:bottom w:val="single" w:sz="4" w:space="0" w:color="000000"/>
+            <w:right w:val="single" w:sz="4" w:space="0" w:color="000000"/>
           </w:tcBorders>
           <w:vAlign w:val="center"/>
         </w:tcPr>
         <w:p>
           <w:pPr>
-            <w:keepNext w:val="0"/>
-            <w:keepLines w:val="0"/>
-            <w:pageBreakBefore w:val="0"/>
-            <w:widowControl w:val="0"/>
             <w:pBdr>
-              <w:top w:space="0" w:sz="0" w:val="nil"/>
-              <w:left w:space="0" w:sz="0" w:val="nil"/>
-              <w:bottom w:space="0" w:sz="0" w:val="nil"/>
-              <w:right w:space="0" w:sz="0" w:val="nil"/>
-              <w:between w:space="0" w:sz="0" w:val="nil"/>
+              <w:top w:val="nil"/>
+              <w:left w:val="nil"/>
+              <w:bottom w:val="nil"/>
+              <w:right w:val="nil"/>
+              <w:between w:val="nil"/>
             </w:pBdr>
-            <w:shd w:fill="auto" w:val="clear"/>
-            <w:spacing w:after="0" w:before="0" w:line="276" w:lineRule="auto"/>
-            <w:ind w:left="0" w:right="0" w:firstLine="0"/>
-            <w:jc w:val="left"/>
-            <w:rPr>
-              <w:rFonts w:ascii="Arial" w:cs="Arial" w:eastAsia="Arial" w:hAnsi="Arial"/>
+            <w:spacing w:line="276" w:lineRule="auto"/>
+            <w:rPr>
+              <w:rFonts w:ascii="Arial" w:eastAsia="Arial" w:hAnsi="Arial" w:cs="Arial"/>
               <w:sz w:val="18"/>
               <w:szCs w:val="18"/>
             </w:rPr>
           </w:pPr>
-          <w:r>
-            <w:rPr>
-              <w:rtl w:val="0"/>
-            </w:rPr>
-          </w:r>
         </w:p>
       </w:tc>
       <w:tc>
         <w:tcPr>
+          <w:tcW w:w="1842" w:type="dxa"/>
           <w:tcBorders>
-            <w:top w:color="000000" w:space="0" w:sz="4" w:val="single"/>
-            <w:left w:color="000000" w:space="0" w:sz="4" w:val="single"/>
-            <w:bottom w:color="000000" w:space="0" w:sz="4" w:val="single"/>
-            <w:right w:color="000000" w:space="0" w:sz="4" w:val="single"/>
+            <w:top w:val="single" w:sz="4" w:space="0" w:color="000000"/>
+            <w:left w:val="single" w:sz="4" w:space="0" w:color="000000"/>
+            <w:bottom w:val="single" w:sz="4" w:space="0" w:color="000000"/>
+            <w:right w:val="single" w:sz="4" w:space="0" w:color="000000"/>
           </w:tcBorders>
           <w:vAlign w:val="center"/>
         </w:tcPr>
         <w:p>
           <w:pPr>
             <w:tabs>
-              <w:tab w:val="center" w:leader="none" w:pos="4419"/>
-              <w:tab w:val="right" w:leader="none" w:pos="8838"/>
+              <w:tab w:val="center" w:pos="4419"/>
+              <w:tab w:val="right" w:pos="8838"/>
             </w:tabs>
             <w:jc w:val="center"/>
             <w:rPr>
-              <w:rFonts w:ascii="Arial" w:cs="Arial" w:eastAsia="Arial" w:hAnsi="Arial"/>
+              <w:rFonts w:ascii="Arial" w:eastAsia="Arial" w:hAnsi="Arial" w:cs="Arial"/>
               <w:sz w:val="16"/>
               <w:szCs w:val="16"/>
             </w:rPr>
           </w:pPr>
           <w:r>
             <w:rPr>
-              <w:rFonts w:ascii="Arial" w:cs="Arial" w:eastAsia="Arial" w:hAnsi="Arial"/>
+              <w:rFonts w:ascii="Arial" w:eastAsia="Arial" w:hAnsi="Arial" w:cs="Arial"/>
               <w:sz w:val="16"/>
               <w:szCs w:val="16"/>
-              <w:rtl w:val="0"/>
-            </w:rPr>
-            <w:t xml:space="preserve">VERSIÓN</w:t>
+            </w:rPr>
+            <w:t>VERSIÓN</w:t>
           </w:r>
         </w:p>
       </w:tc>
       <w:tc>
         <w:tcPr>
+          <w:tcW w:w="851" w:type="dxa"/>
           <w:tcBorders>
-            <w:top w:color="000000" w:space="0" w:sz="4" w:val="single"/>
-            <w:left w:color="000000" w:space="0" w:sz="4" w:val="single"/>
-            <w:bottom w:color="000000" w:space="0" w:sz="4" w:val="single"/>
-            <w:right w:color="000000" w:space="0" w:sz="4" w:val="single"/>
+            <w:top w:val="single" w:sz="4" w:space="0" w:color="000000"/>
+            <w:left w:val="single" w:sz="4" w:space="0" w:color="000000"/>
+            <w:bottom w:val="single" w:sz="4" w:space="0" w:color="000000"/>
+            <w:right w:val="single" w:sz="4" w:space="0" w:color="000000"/>
           </w:tcBorders>
           <w:vAlign w:val="center"/>
         </w:tcPr>
         <w:p>
           <w:pPr>
             <w:tabs>
-              <w:tab w:val="center" w:leader="none" w:pos="4419"/>
-              <w:tab w:val="right" w:leader="none" w:pos="8838"/>
+              <w:tab w:val="center" w:pos="4419"/>
+              <w:tab w:val="right" w:pos="8838"/>
             </w:tabs>
             <w:jc w:val="center"/>
             <w:rPr>
-              <w:rFonts w:ascii="Arial" w:cs="Arial" w:eastAsia="Arial" w:hAnsi="Arial"/>
+              <w:rFonts w:ascii="Arial" w:eastAsia="Arial" w:hAnsi="Arial" w:cs="Arial"/>
               <w:sz w:val="16"/>
               <w:szCs w:val="16"/>
             </w:rPr>
           </w:pPr>
           <w:r>
             <w:rPr>
-              <w:rFonts w:ascii="Arial" w:cs="Arial" w:eastAsia="Arial" w:hAnsi="Arial"/>
+              <w:rFonts w:ascii="Arial" w:eastAsia="Arial" w:hAnsi="Arial" w:cs="Arial"/>
               <w:sz w:val="16"/>
               <w:szCs w:val="16"/>
-              <w:rtl w:val="0"/>
-            </w:rPr>
-            <w:t xml:space="preserve">005</w:t>
+            </w:rPr>
+            <w:t>005</w:t>
           </w:r>
         </w:p>
       </w:tc>
@@ -2529,249 +2302,213 @@
   <w:p>
     <w:pPr>
       <w:pBdr>
-        <w:top w:space="0" w:sz="0" w:val="nil"/>
-        <w:left w:space="0" w:sz="0" w:val="nil"/>
-        <w:bottom w:space="0" w:sz="0" w:val="nil"/>
-        <w:right w:space="0" w:sz="0" w:val="nil"/>
-        <w:between w:space="0" w:sz="0" w:val="nil"/>
+        <w:top w:val="nil"/>
+        <w:left w:val="nil"/>
+        <w:bottom w:val="nil"/>
+        <w:right w:val="nil"/>
+        <w:between w:val="nil"/>
       </w:pBdr>
       <w:tabs>
-        <w:tab w:val="center" w:leader="none" w:pos="4252"/>
-        <w:tab w:val="right" w:leader="none" w:pos="8504"/>
+        <w:tab w:val="center" w:pos="4252"/>
+        <w:tab w:val="right" w:pos="8504"/>
       </w:tabs>
       <w:rPr>
         <w:color w:val="000000"/>
       </w:rPr>
     </w:pPr>
-    <w:r>
-      <w:rPr>
-        <w:rtl w:val="0"/>
-      </w:rPr>
-    </w:r>
   </w:p>
 </w:hdr>
 </file>
 
 <file path=word/header2.xml><?xml version="1.0" encoding="utf-8"?>
-<w:hdr xmlns:mc="http://schemas.openxmlformats.org/markup-compatibility/2006" xmlns:o="urn:schemas-microsoft-com:office:office" xmlns:r="http://schemas.openxmlformats.org/officeDocument/2006/relationships" xmlns:m="http://schemas.openxmlformats.org/officeDocument/2006/math" xmlns:v="urn:schemas-microsoft-com:vml" xmlns:wp="http://schemas.openxmlformats.org/drawingml/2006/wordprocessingDrawing" xmlns:w10="urn:schemas-microsoft-com:office:word" xmlns:w="http://schemas.openxmlformats.org/wordprocessingml/2006/main" xmlns:wne="http://schemas.microsoft.com/office/word/2006/wordml" xmlns:sl="http://schemas.openxmlformats.org/schemaLibrary/2006/main" xmlns:a="http://schemas.openxmlformats.org/drawingml/2006/main" xmlns:pic="http://schemas.openxmlformats.org/drawingml/2006/picture" xmlns:c="http://schemas.openxmlformats.org/drawingml/2006/chart" xmlns:lc="http://schemas.openxmlformats.org/drawingml/2006/lockedCanvas" xmlns:dgm="http://schemas.openxmlformats.org/drawingml/2006/diagram" xmlns:wps="http://schemas.microsoft.com/office/word/2010/wordprocessingShape" xmlns:wpg="http://schemas.microsoft.com/office/word/2010/wordprocessingGroup" xmlns:w14="http://schemas.microsoft.com/office/word/2010/wordml" xmlns:w15="http://schemas.microsoft.com/office/word/2012/wordml" xmlns:w16="http://schemas.microsoft.com/office/word/2018/wordml" xmlns:w16cex="http://schemas.microsoft.com/office/word/2018/wordml/cex" xmlns:w16cid="http://schemas.microsoft.com/office/word/2016/wordml/cid" xmlns="http://schemas.microsoft.com/office/tasks/2019/documenttasks" xmlns:cr="http://schemas.microsoft.com/office/comments/2020/reactions">
+<w:hdr xmlns:wpc="http://schemas.microsoft.com/office/word/2010/wordprocessingCanvas" xmlns:mc="http://schemas.openxmlformats.org/markup-compatibility/2006" xmlns:o="urn:schemas-microsoft-com:office:office" xmlns:r="http://schemas.openxmlformats.org/officeDocument/2006/relationships" xmlns:m="http://schemas.openxmlformats.org/officeDocument/2006/math" xmlns:v="urn:schemas-microsoft-com:vml" xmlns:wp14="http://schemas.microsoft.com/office/word/2010/wordprocessingDrawing" xmlns:wp="http://schemas.openxmlformats.org/drawingml/2006/wordprocessingDrawing" xmlns:w10="urn:schemas-microsoft-com:office:word" xmlns:w="http://schemas.openxmlformats.org/wordprocessingml/2006/main" xmlns:w14="http://schemas.microsoft.com/office/word/2010/wordml" xmlns:wpg="http://schemas.microsoft.com/office/word/2010/wordprocessingGroup" xmlns:wpi="http://schemas.microsoft.com/office/word/2010/wordprocessingInk" xmlns:wne="http://schemas.microsoft.com/office/word/2006/wordml" xmlns:wps="http://schemas.microsoft.com/office/word/2010/wordprocessingShape" mc:Ignorable="w14 wp14">
   <w:p>
     <w:pPr>
       <w:widowControl w:val="0"/>
       <w:pBdr>
-        <w:top w:space="0" w:sz="0" w:val="nil"/>
-        <w:left w:space="0" w:sz="0" w:val="nil"/>
-        <w:bottom w:space="0" w:sz="0" w:val="nil"/>
-        <w:right w:space="0" w:sz="0" w:val="nil"/>
-        <w:between w:space="0" w:sz="0" w:val="nil"/>
+        <w:top w:val="nil"/>
+        <w:left w:val="nil"/>
+        <w:bottom w:val="nil"/>
+        <w:right w:val="nil"/>
+        <w:between w:val="nil"/>
       </w:pBdr>
       <w:spacing w:line="276" w:lineRule="auto"/>
       <w:rPr>
         <w:color w:val="000000"/>
       </w:rPr>
     </w:pPr>
-    <w:r>
-      <w:rPr>
-        <w:rtl w:val="0"/>
-      </w:rPr>
-    </w:r>
   </w:p>
   <w:tbl>
     <w:tblPr>
-      <w:tblStyle w:val="Table8"/>
-      <w:tblW w:w="9640.0" w:type="dxa"/>
-      <w:jc w:val="left"/>
-      <w:tblInd w:w="-149.0" w:type="dxa"/>
+      <w:tblStyle w:val="a6"/>
+      <w:tblW w:w="9640" w:type="dxa"/>
+      <w:tblInd w:w="-149" w:type="dxa"/>
       <w:tblBorders>
-        <w:top w:color="000000" w:space="0" w:sz="4" w:val="single"/>
-        <w:left w:color="000000" w:space="0" w:sz="4" w:val="single"/>
-        <w:bottom w:color="000000" w:space="0" w:sz="4" w:val="single"/>
-        <w:right w:color="000000" w:space="0" w:sz="4" w:val="single"/>
-        <w:insideH w:color="000000" w:space="0" w:sz="4" w:val="single"/>
-        <w:insideV w:color="000000" w:space="0" w:sz="4" w:val="single"/>
+        <w:top w:val="single" w:sz="4" w:space="0" w:color="000000"/>
+        <w:left w:val="single" w:sz="4" w:space="0" w:color="000000"/>
+        <w:bottom w:val="single" w:sz="4" w:space="0" w:color="000000"/>
+        <w:right w:val="single" w:sz="4" w:space="0" w:color="000000"/>
+        <w:insideH w:val="single" w:sz="4" w:space="0" w:color="000000"/>
+        <w:insideV w:val="single" w:sz="4" w:space="0" w:color="000000"/>
       </w:tblBorders>
       <w:tblLayout w:type="fixed"/>
-      <w:tblLook w:val="0000"/>
+      <w:tblLook w:val="0000" w:firstRow="0" w:lastRow="0" w:firstColumn="0" w:lastColumn="0" w:noHBand="0" w:noVBand="0"/>
     </w:tblPr>
     <w:tblGrid>
       <w:gridCol w:w="2836"/>
       <w:gridCol w:w="4139"/>
       <w:gridCol w:w="1389"/>
       <w:gridCol w:w="1276"/>
-      <w:tblGridChange w:id="0">
-        <w:tblGrid>
-          <w:gridCol w:w="2836"/>
-          <w:gridCol w:w="4139"/>
-          <w:gridCol w:w="1389"/>
-          <w:gridCol w:w="1276"/>
-        </w:tblGrid>
-      </w:tblGridChange>
     </w:tblGrid>
     <w:tr>
       <w:trPr>
-        <w:cantSplit w:val="0"/>
-        <w:trHeight w:val="558" w:hRule="atLeast"/>
-        <w:tblHeader w:val="0"/>
+        <w:trHeight w:val="558"/>
       </w:trPr>
       <w:tc>
         <w:tcPr>
+          <w:tcW w:w="2836" w:type="dxa"/>
           <w:vMerge w:val="restart"/>
           <w:vAlign w:val="center"/>
         </w:tcPr>
         <w:p>
           <w:pPr>
             <w:pBdr>
-              <w:top w:space="0" w:sz="0" w:val="nil"/>
-              <w:left w:space="0" w:sz="0" w:val="nil"/>
-              <w:bottom w:space="0" w:sz="0" w:val="nil"/>
-              <w:right w:space="0" w:sz="0" w:val="nil"/>
-              <w:between w:space="0" w:sz="0" w:val="nil"/>
+              <w:top w:val="nil"/>
+              <w:left w:val="nil"/>
+              <w:bottom w:val="nil"/>
+              <w:right w:val="nil"/>
+              <w:between w:val="nil"/>
             </w:pBdr>
             <w:tabs>
-              <w:tab w:val="center" w:leader="none" w:pos="4252"/>
-              <w:tab w:val="right" w:leader="none" w:pos="8504"/>
+              <w:tab w:val="center" w:pos="4252"/>
+              <w:tab w:val="right" w:pos="8504"/>
             </w:tabs>
             <w:jc w:val="center"/>
             <w:rPr>
-              <w:rFonts w:ascii="Arial" w:cs="Arial" w:eastAsia="Arial" w:hAnsi="Arial"/>
+              <w:rFonts w:ascii="Arial" w:eastAsia="Arial" w:hAnsi="Arial" w:cs="Arial"/>
               <w:color w:val="000000"/>
               <w:sz w:val="14"/>
               <w:szCs w:val="14"/>
             </w:rPr>
           </w:pPr>
-          <w:r>
-            <w:rPr>
-              <w:rtl w:val="0"/>
-            </w:rPr>
-          </w:r>
         </w:p>
       </w:tc>
       <w:tc>
         <w:tcPr>
+          <w:tcW w:w="4139" w:type="dxa"/>
           <w:vMerge w:val="restart"/>
           <w:vAlign w:val="center"/>
         </w:tcPr>
         <w:p>
           <w:pPr>
             <w:pBdr>
-              <w:top w:space="0" w:sz="0" w:val="nil"/>
-              <w:left w:space="0" w:sz="0" w:val="nil"/>
-              <w:bottom w:space="0" w:sz="0" w:val="nil"/>
-              <w:right w:space="0" w:sz="0" w:val="nil"/>
-              <w:between w:space="0" w:sz="0" w:val="nil"/>
+              <w:top w:val="nil"/>
+              <w:left w:val="nil"/>
+              <w:bottom w:val="nil"/>
+              <w:right w:val="nil"/>
+              <w:between w:val="nil"/>
             </w:pBdr>
             <w:tabs>
-              <w:tab w:val="center" w:leader="none" w:pos="4252"/>
-              <w:tab w:val="right" w:leader="none" w:pos="8504"/>
+              <w:tab w:val="center" w:pos="4252"/>
+              <w:tab w:val="right" w:pos="8504"/>
             </w:tabs>
             <w:jc w:val="center"/>
             <w:rPr>
-              <w:rFonts w:ascii="Arial" w:cs="Arial" w:eastAsia="Arial" w:hAnsi="Arial"/>
+              <w:rFonts w:ascii="Arial" w:eastAsia="Arial" w:hAnsi="Arial" w:cs="Arial"/>
               <w:color w:val="000000"/>
             </w:rPr>
           </w:pPr>
           <w:r>
             <w:rPr>
-              <w:rFonts w:ascii="Arial" w:cs="Arial" w:eastAsia="Arial" w:hAnsi="Arial"/>
+              <w:rFonts w:ascii="Arial" w:eastAsia="Arial" w:hAnsi="Arial" w:cs="Arial"/>
               <w:color w:val="000000"/>
-              <w:rtl w:val="0"/>
-            </w:rPr>
-            <w:t xml:space="preserve">MODELO INTEGRADO DE PLANEACIÓN Y GESTIÓN</w:t>
+            </w:rPr>
+            <w:t>MODELO INTEGRADO DE PLANEACIÓN Y GESTIÓN</w:t>
           </w:r>
         </w:p>
         <w:p>
           <w:pPr>
             <w:pBdr>
-              <w:top w:space="0" w:sz="0" w:val="nil"/>
-              <w:left w:space="0" w:sz="0" w:val="nil"/>
-              <w:bottom w:space="0" w:sz="0" w:val="nil"/>
-              <w:right w:space="0" w:sz="0" w:val="nil"/>
-              <w:between w:space="0" w:sz="0" w:val="nil"/>
+              <w:top w:val="nil"/>
+              <w:left w:val="nil"/>
+              <w:bottom w:val="nil"/>
+              <w:right w:val="nil"/>
+              <w:between w:val="nil"/>
             </w:pBdr>
             <w:tabs>
-              <w:tab w:val="center" w:leader="none" w:pos="4252"/>
-              <w:tab w:val="right" w:leader="none" w:pos="8504"/>
+              <w:tab w:val="center" w:pos="4252"/>
+              <w:tab w:val="right" w:pos="8504"/>
             </w:tabs>
             <w:jc w:val="center"/>
             <w:rPr>
-              <w:rFonts w:ascii="Arial" w:cs="Arial" w:eastAsia="Arial" w:hAnsi="Arial"/>
+              <w:rFonts w:ascii="Arial" w:eastAsia="Arial" w:hAnsi="Arial" w:cs="Arial"/>
               <w:color w:val="000000"/>
             </w:rPr>
           </w:pPr>
           <w:r>
             <w:rPr>
-              <w:rFonts w:ascii="Arial" w:cs="Arial" w:eastAsia="Arial" w:hAnsi="Arial"/>
+              <w:rFonts w:ascii="Arial" w:eastAsia="Arial" w:hAnsi="Arial" w:cs="Arial"/>
               <w:color w:val="000000"/>
-              <w:rtl w:val="0"/>
-            </w:rPr>
-            <w:t xml:space="preserve">(MIPG)</w:t>
+            </w:rPr>
+            <w:t>(MIPG)</w:t>
           </w:r>
         </w:p>
         <w:p>
           <w:pPr>
             <w:pBdr>
-              <w:top w:space="0" w:sz="0" w:val="nil"/>
-              <w:left w:space="0" w:sz="0" w:val="nil"/>
-              <w:bottom w:space="0" w:sz="0" w:val="nil"/>
-              <w:right w:space="0" w:sz="0" w:val="nil"/>
-              <w:between w:space="0" w:sz="0" w:val="nil"/>
+              <w:top w:val="nil"/>
+              <w:left w:val="nil"/>
+              <w:bottom w:val="nil"/>
+              <w:right w:val="nil"/>
+              <w:between w:val="nil"/>
             </w:pBdr>
             <w:tabs>
-              <w:tab w:val="center" w:leader="none" w:pos="4252"/>
-              <w:tab w:val="right" w:leader="none" w:pos="8504"/>
+              <w:tab w:val="center" w:pos="4252"/>
+              <w:tab w:val="right" w:pos="8504"/>
             </w:tabs>
             <w:jc w:val="center"/>
             <w:rPr>
-              <w:rFonts w:ascii="Arial" w:cs="Arial" w:eastAsia="Arial" w:hAnsi="Arial"/>
+              <w:rFonts w:ascii="Arial" w:eastAsia="Arial" w:hAnsi="Arial" w:cs="Arial"/>
               <w:color w:val="000000"/>
             </w:rPr>
           </w:pPr>
-          <w:r>
-            <w:rPr>
-              <w:rtl w:val="0"/>
-            </w:rPr>
-          </w:r>
         </w:p>
         <w:p>
           <w:pPr>
             <w:pBdr>
-              <w:top w:space="0" w:sz="0" w:val="nil"/>
-              <w:left w:space="0" w:sz="0" w:val="nil"/>
-              <w:bottom w:space="0" w:sz="0" w:val="nil"/>
-              <w:right w:space="0" w:sz="0" w:val="nil"/>
-              <w:between w:space="0" w:sz="0" w:val="nil"/>
+              <w:top w:val="nil"/>
+              <w:left w:val="nil"/>
+              <w:bottom w:val="nil"/>
+              <w:right w:val="nil"/>
+              <w:between w:val="nil"/>
             </w:pBdr>
             <w:tabs>
-              <w:tab w:val="center" w:leader="none" w:pos="4252"/>
-              <w:tab w:val="right" w:leader="none" w:pos="8504"/>
+              <w:tab w:val="center" w:pos="4252"/>
+              <w:tab w:val="right" w:pos="8504"/>
             </w:tabs>
             <w:jc w:val="center"/>
             <w:rPr>
-              <w:rFonts w:ascii="Arial" w:cs="Arial" w:eastAsia="Arial" w:hAnsi="Arial"/>
+              <w:rFonts w:ascii="Arial" w:eastAsia="Arial" w:hAnsi="Arial" w:cs="Arial"/>
               <w:color w:val="000000"/>
             </w:rPr>
           </w:pPr>
-          <w:r>
-            <w:rPr>
-              <w:rtl w:val="0"/>
-            </w:rPr>
-          </w:r>
         </w:p>
         <w:p>
           <w:pPr>
             <w:pBdr>
-              <w:top w:space="0" w:sz="0" w:val="nil"/>
-              <w:left w:space="0" w:sz="0" w:val="nil"/>
-              <w:bottom w:space="0" w:sz="0" w:val="nil"/>
-              <w:right w:space="0" w:sz="0" w:val="nil"/>
-              <w:between w:space="0" w:sz="0" w:val="nil"/>
+              <w:top w:val="nil"/>
+              <w:left w:val="nil"/>
+              <w:bottom w:val="nil"/>
+              <w:right w:val="nil"/>
+              <w:between w:val="nil"/>
             </w:pBdr>
             <w:tabs>
-              <w:tab w:val="center" w:leader="none" w:pos="4252"/>
-              <w:tab w:val="right" w:leader="none" w:pos="8504"/>
+              <w:tab w:val="center" w:pos="4252"/>
+              <w:tab w:val="right" w:pos="8504"/>
             </w:tabs>
             <w:jc w:val="center"/>
             <w:rPr>
-              <w:rFonts w:ascii="Arial" w:cs="Arial" w:eastAsia="Arial" w:hAnsi="Arial"/>
+              <w:rFonts w:ascii="Arial" w:eastAsia="Arial" w:hAnsi="Arial" w:cs="Arial"/>
               <w:color w:val="000000"/>
               <w:sz w:val="24"/>
               <w:szCs w:val="24"/>
@@ -2779,18 +2516,18 @@
           </w:pPr>
           <w:r>
             <w:rPr>
-              <w:rFonts w:ascii="Arial" w:cs="Arial" w:eastAsia="Arial" w:hAnsi="Arial"/>
+              <w:rFonts w:ascii="Arial" w:eastAsia="Arial" w:hAnsi="Arial" w:cs="Arial"/>
               <w:color w:val="000000"/>
               <w:sz w:val="24"/>
               <w:szCs w:val="24"/>
-              <w:rtl w:val="0"/>
-            </w:rPr>
-            <w:t xml:space="preserve">ACTA DE INICIO</w:t>
+            </w:rPr>
+            <w:t>ACTA DE INICIO</w:t>
           </w:r>
         </w:p>
       </w:tc>
       <w:tc>
         <w:tcPr>
+          <w:tcW w:w="2665" w:type="dxa"/>
           <w:gridSpan w:val="2"/>
           <w:vAlign w:val="center"/>
         </w:tcPr>
@@ -2798,124 +2535,132 @@
           <w:pPr>
             <w:jc w:val="center"/>
             <w:rPr>
-              <w:rFonts w:ascii="Arial" w:cs="Arial" w:eastAsia="Arial" w:hAnsi="Arial"/>
+              <w:rFonts w:ascii="Arial" w:eastAsia="Arial" w:hAnsi="Arial" w:cs="Arial"/>
               <w:sz w:val="18"/>
               <w:szCs w:val="18"/>
             </w:rPr>
           </w:pPr>
           <w:r>
             <w:rPr>
-              <w:rFonts w:ascii="Arial" w:cs="Arial" w:eastAsia="Arial" w:hAnsi="Arial"/>
+              <w:rFonts w:ascii="Arial" w:eastAsia="Arial" w:hAnsi="Arial" w:cs="Arial"/>
               <w:color w:val="000000"/>
               <w:highlight w:val="white"/>
-              <w:rtl w:val="0"/>
-            </w:rPr>
-            <w:t xml:space="preserve">MAJA01.04.03.P001.F011</w:t>
-          </w:r>
-          <w:r>
-            <w:rPr>
-              <w:rtl w:val="0"/>
-            </w:rPr>
+            </w:rPr>
+            <w:t>MAJA01.04.03.P001.F011</w:t>
           </w:r>
         </w:p>
       </w:tc>
     </w:tr>
     <w:tr>
       <w:trPr>
-        <w:cantSplit w:val="0"/>
-        <w:trHeight w:val="408" w:hRule="atLeast"/>
-        <w:tblHeader w:val="0"/>
+        <w:trHeight w:val="408"/>
       </w:trPr>
       <w:tc>
         <w:tcPr>
-          <w:vMerge w:val="continue"/>
+          <w:tcW w:w="2836" w:type="dxa"/>
+          <w:vMerge/>
           <w:vAlign w:val="center"/>
         </w:tcPr>
         <w:p>
           <w:pPr>
-            <w:keepNext w:val="0"/>
-            <w:keepLines w:val="0"/>
-            <w:pageBreakBefore w:val="0"/>
-            <w:widowControl w:val="0"/>
             <w:pBdr>
-              <w:top w:space="0" w:sz="0" w:val="nil"/>
-              <w:left w:space="0" w:sz="0" w:val="nil"/>
-              <w:bottom w:space="0" w:sz="0" w:val="nil"/>
-              <w:right w:space="0" w:sz="0" w:val="nil"/>
-              <w:between w:space="0" w:sz="0" w:val="nil"/>
+              <w:top w:val="nil"/>
+              <w:left w:val="nil"/>
+              <w:bottom w:val="nil"/>
+              <w:right w:val="nil"/>
+              <w:between w:val="nil"/>
             </w:pBdr>
-            <w:shd w:fill="auto" w:val="clear"/>
-            <w:spacing w:after="0" w:before="0" w:line="276" w:lineRule="auto"/>
-            <w:ind w:left="0" w:right="0" w:firstLine="0"/>
-            <w:jc w:val="left"/>
-            <w:rPr>
-              <w:rFonts w:ascii="Arial" w:cs="Arial" w:eastAsia="Arial" w:hAnsi="Arial"/>
+            <w:spacing w:line="276" w:lineRule="auto"/>
+            <w:rPr>
+              <w:rFonts w:ascii="Arial" w:eastAsia="Arial" w:hAnsi="Arial" w:cs="Arial"/>
               <w:sz w:val="18"/>
               <w:szCs w:val="18"/>
             </w:rPr>
           </w:pPr>
+        </w:p>
+      </w:tc>
+      <w:tc>
+        <w:tcPr>
+          <w:tcW w:w="4139" w:type="dxa"/>
+          <w:vMerge/>
+          <w:vAlign w:val="center"/>
+        </w:tcPr>
+        <w:p>
+          <w:pPr>
+            <w:pBdr>
+              <w:top w:val="nil"/>
+              <w:left w:val="nil"/>
+              <w:bottom w:val="nil"/>
+              <w:right w:val="nil"/>
+              <w:between w:val="nil"/>
+            </w:pBdr>
+            <w:spacing w:line="276" w:lineRule="auto"/>
+            <w:rPr>
+              <w:rFonts w:ascii="Arial" w:eastAsia="Arial" w:hAnsi="Arial" w:cs="Arial"/>
+              <w:sz w:val="18"/>
+              <w:szCs w:val="18"/>
+            </w:rPr>
+          </w:pPr>
+        </w:p>
+      </w:tc>
+      <w:tc>
+        <w:tcPr>
+          <w:tcW w:w="1389" w:type="dxa"/>
+          <w:vAlign w:val="center"/>
+        </w:tcPr>
+        <w:p>
+          <w:pPr>
+            <w:pBdr>
+              <w:top w:val="nil"/>
+              <w:left w:val="nil"/>
+              <w:bottom w:val="nil"/>
+              <w:right w:val="nil"/>
+              <w:between w:val="nil"/>
+            </w:pBdr>
+            <w:tabs>
+              <w:tab w:val="center" w:pos="4252"/>
+              <w:tab w:val="right" w:pos="8504"/>
+            </w:tabs>
+            <w:jc w:val="center"/>
+            <w:rPr>
+              <w:rFonts w:ascii="Arial" w:eastAsia="Arial" w:hAnsi="Arial" w:cs="Arial"/>
+              <w:color w:val="000000"/>
+              <w:sz w:val="16"/>
+              <w:szCs w:val="16"/>
+            </w:rPr>
+          </w:pPr>
           <w:r>
             <w:rPr>
-              <w:rtl w:val="0"/>
-            </w:rPr>
+              <w:rFonts w:ascii="Arial" w:eastAsia="Arial" w:hAnsi="Arial" w:cs="Arial"/>
+              <w:color w:val="000000"/>
+              <w:sz w:val="16"/>
+              <w:szCs w:val="16"/>
+            </w:rPr>
+            <w:t>VERSIÓN</w:t>
           </w:r>
         </w:p>
       </w:tc>
       <w:tc>
         <w:tcPr>
-          <w:vMerge w:val="continue"/>
-          <w:vAlign w:val="center"/>
-        </w:tcPr>
-        <w:p>
-          <w:pPr>
-            <w:keepNext w:val="0"/>
-            <w:keepLines w:val="0"/>
-            <w:pageBreakBefore w:val="0"/>
-            <w:widowControl w:val="0"/>
-            <w:pBdr>
-              <w:top w:space="0" w:sz="0" w:val="nil"/>
-              <w:left w:space="0" w:sz="0" w:val="nil"/>
-              <w:bottom w:space="0" w:sz="0" w:val="nil"/>
-              <w:right w:space="0" w:sz="0" w:val="nil"/>
-              <w:between w:space="0" w:sz="0" w:val="nil"/>
-            </w:pBdr>
-            <w:shd w:fill="auto" w:val="clear"/>
-            <w:spacing w:after="0" w:before="0" w:line="276" w:lineRule="auto"/>
-            <w:ind w:left="0" w:right="0" w:firstLine="0"/>
-            <w:jc w:val="left"/>
-            <w:rPr>
-              <w:rFonts w:ascii="Arial" w:cs="Arial" w:eastAsia="Arial" w:hAnsi="Arial"/>
-              <w:sz w:val="18"/>
-              <w:szCs w:val="18"/>
-            </w:rPr>
-          </w:pPr>
-          <w:r>
-            <w:rPr>
-              <w:rtl w:val="0"/>
-            </w:rPr>
-          </w:r>
-        </w:p>
-      </w:tc>
-      <w:tc>
-        <w:tcPr>
+          <w:tcW w:w="1276" w:type="dxa"/>
           <w:vAlign w:val="center"/>
         </w:tcPr>
         <w:p>
           <w:pPr>
             <w:pBdr>
-              <w:top w:space="0" w:sz="0" w:val="nil"/>
-              <w:left w:space="0" w:sz="0" w:val="nil"/>
-              <w:bottom w:space="0" w:sz="0" w:val="nil"/>
-              <w:right w:space="0" w:sz="0" w:val="nil"/>
-              <w:between w:space="0" w:sz="0" w:val="nil"/>
+              <w:top w:val="nil"/>
+              <w:left w:val="nil"/>
+              <w:bottom w:val="nil"/>
+              <w:right w:val="nil"/>
+              <w:between w:val="nil"/>
             </w:pBdr>
             <w:tabs>
-              <w:tab w:val="center" w:leader="none" w:pos="4252"/>
-              <w:tab w:val="right" w:leader="none" w:pos="8504"/>
+              <w:tab w:val="center" w:pos="4252"/>
+              <w:tab w:val="right" w:pos="8504"/>
             </w:tabs>
             <w:jc w:val="center"/>
             <w:rPr>
-              <w:rFonts w:ascii="Arial" w:cs="Arial" w:eastAsia="Arial" w:hAnsi="Arial"/>
+              <w:rFonts w:ascii="Arial" w:eastAsia="Arial" w:hAnsi="Arial" w:cs="Arial"/>
               <w:color w:val="000000"/>
               <w:sz w:val="16"/>
               <w:szCs w:val="16"/>
@@ -2923,50 +2668,12 @@
           </w:pPr>
           <w:r>
             <w:rPr>
-              <w:rFonts w:ascii="Arial" w:cs="Arial" w:eastAsia="Arial" w:hAnsi="Arial"/>
+              <w:rFonts w:ascii="Arial" w:eastAsia="Arial" w:hAnsi="Arial" w:cs="Arial"/>
               <w:color w:val="000000"/>
               <w:sz w:val="16"/>
               <w:szCs w:val="16"/>
-              <w:rtl w:val="0"/>
-            </w:rPr>
-            <w:t xml:space="preserve">VERSIÓN</w:t>
-          </w:r>
-        </w:p>
-      </w:tc>
-      <w:tc>
-        <w:tcPr>
-          <w:vAlign w:val="center"/>
-        </w:tcPr>
-        <w:p>
-          <w:pPr>
-            <w:pBdr>
-              <w:top w:space="0" w:sz="0" w:val="nil"/>
-              <w:left w:space="0" w:sz="0" w:val="nil"/>
-              <w:bottom w:space="0" w:sz="0" w:val="nil"/>
-              <w:right w:space="0" w:sz="0" w:val="nil"/>
-              <w:between w:space="0" w:sz="0" w:val="nil"/>
-            </w:pBdr>
-            <w:tabs>
-              <w:tab w:val="center" w:leader="none" w:pos="4252"/>
-              <w:tab w:val="right" w:leader="none" w:pos="8504"/>
-            </w:tabs>
-            <w:jc w:val="center"/>
-            <w:rPr>
-              <w:rFonts w:ascii="Arial" w:cs="Arial" w:eastAsia="Arial" w:hAnsi="Arial"/>
-              <w:color w:val="000000"/>
-              <w:sz w:val="16"/>
-              <w:szCs w:val="16"/>
-            </w:rPr>
-          </w:pPr>
-          <w:r>
-            <w:rPr>
-              <w:rFonts w:ascii="Arial" w:cs="Arial" w:eastAsia="Arial" w:hAnsi="Arial"/>
-              <w:color w:val="000000"/>
-              <w:sz w:val="16"/>
-              <w:szCs w:val="16"/>
-              <w:rtl w:val="0"/>
-            </w:rPr>
-            <w:t xml:space="preserve">002</w:t>
+            </w:rPr>
+            <w:t>002</w:t>
           </w:r>
         </w:p>
       </w:tc>
@@ -2975,32 +2682,30 @@
   <w:p>
     <w:pPr>
       <w:pBdr>
-        <w:top w:space="0" w:sz="0" w:val="nil"/>
-        <w:left w:space="0" w:sz="0" w:val="nil"/>
-        <w:bottom w:space="0" w:sz="0" w:val="nil"/>
-        <w:right w:space="0" w:sz="0" w:val="nil"/>
-        <w:between w:space="0" w:sz="0" w:val="nil"/>
+        <w:top w:val="nil"/>
+        <w:left w:val="nil"/>
+        <w:bottom w:val="nil"/>
+        <w:right w:val="nil"/>
+        <w:between w:val="nil"/>
       </w:pBdr>
       <w:tabs>
-        <w:tab w:val="center" w:leader="none" w:pos="4419"/>
-        <w:tab w:val="right" w:leader="none" w:pos="8838"/>
+        <w:tab w:val="center" w:pos="4419"/>
+        <w:tab w:val="right" w:pos="8838"/>
       </w:tabs>
       <w:rPr>
         <w:color w:val="000000"/>
       </w:rPr>
     </w:pPr>
-    <w:r>
-      <w:rPr>
-        <w:rtl w:val="0"/>
-      </w:rPr>
-    </w:r>
   </w:p>
 </w:hdr>
 </file>
 
 <file path=word/numbering.xml><?xml version="1.0" encoding="utf-8"?>
-<w:numbering xmlns:mc="http://schemas.openxmlformats.org/markup-compatibility/2006" xmlns:o="urn:schemas-microsoft-com:office:office" xmlns:r="http://schemas.openxmlformats.org/officeDocument/2006/relationships" xmlns:m="http://schemas.openxmlformats.org/officeDocument/2006/math" xmlns:v="urn:schemas-microsoft-com:vml" xmlns:wp="http://schemas.openxmlformats.org/drawingml/2006/wordprocessingDrawing" xmlns:w10="urn:schemas-microsoft-com:office:word" xmlns:w="http://schemas.openxmlformats.org/wordprocessingml/2006/main" xmlns:wne="http://schemas.microsoft.com/office/word/2006/wordml" xmlns:sl="http://schemas.openxmlformats.org/schemaLibrary/2006/main" xmlns:a="http://schemas.openxmlformats.org/drawingml/2006/main" xmlns:pic="http://schemas.openxmlformats.org/drawingml/2006/picture" xmlns:c="http://schemas.openxmlformats.org/drawingml/2006/chart" xmlns:lc="http://schemas.openxmlformats.org/drawingml/2006/lockedCanvas" xmlns:dgm="http://schemas.openxmlformats.org/drawingml/2006/diagram" xmlns:wps="http://schemas.microsoft.com/office/word/2010/wordprocessingShape" xmlns:wpg="http://schemas.microsoft.com/office/word/2010/wordprocessingGroup" xmlns:w14="http://schemas.microsoft.com/office/word/2010/wordml" xmlns:w15="http://schemas.microsoft.com/office/word/2012/wordml" xmlns:w16="http://schemas.microsoft.com/office/word/2018/wordml" xmlns:w16cex="http://schemas.microsoft.com/office/word/2018/wordml/cex" xmlns:w16cid="http://schemas.microsoft.com/office/word/2016/wordml/cid" xmlns="http://schemas.microsoft.com/office/tasks/2019/documenttasks" xmlns:cr="http://schemas.microsoft.com/office/comments/2020/reactions">
-  <w:abstractNum w:abstractNumId="1">
+<w:numbering xmlns:wpc="http://schemas.microsoft.com/office/word/2010/wordprocessingCanvas" xmlns:mc="http://schemas.openxmlformats.org/markup-compatibility/2006" xmlns:o="urn:schemas-microsoft-com:office:office" xmlns:r="http://schemas.openxmlformats.org/officeDocument/2006/relationships" xmlns:m="http://schemas.openxmlformats.org/officeDocument/2006/math" xmlns:v="urn:schemas-microsoft-com:vml" xmlns:wp14="http://schemas.microsoft.com/office/word/2010/wordprocessingDrawing" xmlns:wp="http://schemas.openxmlformats.org/drawingml/2006/wordprocessingDrawing" xmlns:w10="urn:schemas-microsoft-com:office:word" xmlns:w="http://schemas.openxmlformats.org/wordprocessingml/2006/main" xmlns:w14="http://schemas.microsoft.com/office/word/2010/wordml" xmlns:wpg="http://schemas.microsoft.com/office/word/2010/wordprocessingGroup" xmlns:wpi="http://schemas.microsoft.com/office/word/2010/wordprocessingInk" xmlns:wne="http://schemas.microsoft.com/office/word/2006/wordml" xmlns:wps="http://schemas.microsoft.com/office/word/2010/wordprocessingShape" mc:Ignorable="w14 wp14">
+  <w:abstractNum w:abstractNumId="0">
+    <w:nsid w:val="221943DF"/>
+    <w:multiLevelType w:val="multilevel"/>
+    <w:tmpl w:val="002A8B1C"/>
     <w:lvl w:ilvl="0">
       <w:start w:val="1"/>
       <w:numFmt w:val="bullet"/>
@@ -3010,7 +2715,7 @@
         <w:ind w:left="720" w:hanging="360"/>
       </w:pPr>
       <w:rPr>
-        <w:rFonts w:ascii="Noto Sans Symbols" w:cs="Noto Sans Symbols" w:eastAsia="Noto Sans Symbols" w:hAnsi="Noto Sans Symbols"/>
+        <w:rFonts w:ascii="Noto Sans Symbols" w:eastAsia="Noto Sans Symbols" w:hAnsi="Noto Sans Symbols" w:cs="Noto Sans Symbols"/>
       </w:rPr>
     </w:lvl>
     <w:lvl w:ilvl="1">
@@ -3022,7 +2727,7 @@
         <w:ind w:left="1440" w:hanging="360"/>
       </w:pPr>
       <w:rPr>
-        <w:rFonts w:ascii="Courier New" w:cs="Courier New" w:eastAsia="Courier New" w:hAnsi="Courier New"/>
+        <w:rFonts w:ascii="Courier New" w:eastAsia="Courier New" w:hAnsi="Courier New" w:cs="Courier New"/>
       </w:rPr>
     </w:lvl>
     <w:lvl w:ilvl="2">
@@ -3034,7 +2739,7 @@
         <w:ind w:left="2160" w:hanging="360"/>
       </w:pPr>
       <w:rPr>
-        <w:rFonts w:ascii="Noto Sans Symbols" w:cs="Noto Sans Symbols" w:eastAsia="Noto Sans Symbols" w:hAnsi="Noto Sans Symbols"/>
+        <w:rFonts w:ascii="Noto Sans Symbols" w:eastAsia="Noto Sans Symbols" w:hAnsi="Noto Sans Symbols" w:cs="Noto Sans Symbols"/>
       </w:rPr>
     </w:lvl>
     <w:lvl w:ilvl="3">
@@ -3046,7 +2751,7 @@
         <w:ind w:left="2880" w:hanging="360"/>
       </w:pPr>
       <w:rPr>
-        <w:rFonts w:ascii="Noto Sans Symbols" w:cs="Noto Sans Symbols" w:eastAsia="Noto Sans Symbols" w:hAnsi="Noto Sans Symbols"/>
+        <w:rFonts w:ascii="Noto Sans Symbols" w:eastAsia="Noto Sans Symbols" w:hAnsi="Noto Sans Symbols" w:cs="Noto Sans Symbols"/>
       </w:rPr>
     </w:lvl>
     <w:lvl w:ilvl="4">
@@ -3058,7 +2763,7 @@
         <w:ind w:left="3600" w:hanging="360"/>
       </w:pPr>
       <w:rPr>
-        <w:rFonts w:ascii="Courier New" w:cs="Courier New" w:eastAsia="Courier New" w:hAnsi="Courier New"/>
+        <w:rFonts w:ascii="Courier New" w:eastAsia="Courier New" w:hAnsi="Courier New" w:cs="Courier New"/>
       </w:rPr>
     </w:lvl>
     <w:lvl w:ilvl="5">
@@ -3070,7 +2775,7 @@
         <w:ind w:left="4320" w:hanging="360"/>
       </w:pPr>
       <w:rPr>
-        <w:rFonts w:ascii="Noto Sans Symbols" w:cs="Noto Sans Symbols" w:eastAsia="Noto Sans Symbols" w:hAnsi="Noto Sans Symbols"/>
+        <w:rFonts w:ascii="Noto Sans Symbols" w:eastAsia="Noto Sans Symbols" w:hAnsi="Noto Sans Symbols" w:cs="Noto Sans Symbols"/>
       </w:rPr>
     </w:lvl>
     <w:lvl w:ilvl="6">
@@ -3082,7 +2787,7 @@
         <w:ind w:left="5040" w:hanging="360"/>
       </w:pPr>
       <w:rPr>
-        <w:rFonts w:ascii="Noto Sans Symbols" w:cs="Noto Sans Symbols" w:eastAsia="Noto Sans Symbols" w:hAnsi="Noto Sans Symbols"/>
+        <w:rFonts w:ascii="Noto Sans Symbols" w:eastAsia="Noto Sans Symbols" w:hAnsi="Noto Sans Symbols" w:cs="Noto Sans Symbols"/>
       </w:rPr>
     </w:lvl>
     <w:lvl w:ilvl="7">
@@ -3094,7 +2799,7 @@
         <w:ind w:left="5760" w:hanging="360"/>
       </w:pPr>
       <w:rPr>
-        <w:rFonts w:ascii="Courier New" w:cs="Courier New" w:eastAsia="Courier New" w:hAnsi="Courier New"/>
+        <w:rFonts w:ascii="Courier New" w:eastAsia="Courier New" w:hAnsi="Courier New" w:cs="Courier New"/>
       </w:rPr>
     </w:lvl>
     <w:lvl w:ilvl="8">
@@ -3106,162 +2811,332 @@
         <w:ind w:left="6480" w:hanging="360"/>
       </w:pPr>
       <w:rPr>
-        <w:rFonts w:ascii="Noto Sans Symbols" w:cs="Noto Sans Symbols" w:eastAsia="Noto Sans Symbols" w:hAnsi="Noto Sans Symbols"/>
+        <w:rFonts w:ascii="Noto Sans Symbols" w:eastAsia="Noto Sans Symbols" w:hAnsi="Noto Sans Symbols" w:cs="Noto Sans Symbols"/>
       </w:rPr>
     </w:lvl>
   </w:abstractNum>
   <w:num w:numId="1">
-    <w:abstractNumId w:val="1"/>
+    <w:abstractNumId w:val="0"/>
   </w:num>
 </w:numbering>
 </file>
 
 <file path=word/styles.xml><?xml version="1.0" encoding="utf-8"?>
-<w:styles xmlns:mc="http://schemas.openxmlformats.org/markup-compatibility/2006" xmlns:o="urn:schemas-microsoft-com:office:office" xmlns:r="http://schemas.openxmlformats.org/officeDocument/2006/relationships" xmlns:m="http://schemas.openxmlformats.org/officeDocument/2006/math" xmlns:v="urn:schemas-microsoft-com:vml" xmlns:wp="http://schemas.openxmlformats.org/drawingml/2006/wordprocessingDrawing" xmlns:w10="urn:schemas-microsoft-com:office:word" xmlns:w="http://schemas.openxmlformats.org/wordprocessingml/2006/main" xmlns:wne="http://schemas.microsoft.com/office/word/2006/wordml" xmlns:sl="http://schemas.openxmlformats.org/schemaLibrary/2006/main" xmlns:a="http://schemas.openxmlformats.org/drawingml/2006/main" xmlns:pic="http://schemas.openxmlformats.org/drawingml/2006/picture" xmlns:c="http://schemas.openxmlformats.org/drawingml/2006/chart" xmlns:lc="http://schemas.openxmlformats.org/drawingml/2006/lockedCanvas" xmlns:dgm="http://schemas.openxmlformats.org/drawingml/2006/diagram" xmlns:wps="http://schemas.microsoft.com/office/word/2010/wordprocessingShape" xmlns:wpg="http://schemas.microsoft.com/office/word/2010/wordprocessingGroup" xmlns:w14="http://schemas.microsoft.com/office/word/2010/wordml" xmlns:w15="http://schemas.microsoft.com/office/word/2012/wordml" xmlns:w16="http://schemas.microsoft.com/office/word/2018/wordml" xmlns:w16cex="http://schemas.microsoft.com/office/word/2018/wordml/cex" xmlns:w16cid="http://schemas.microsoft.com/office/word/2016/wordml/cid" xmlns="http://schemas.microsoft.com/office/tasks/2019/documenttasks" xmlns:cr="http://schemas.microsoft.com/office/comments/2020/reactions">
+<w:styles xmlns:mc="http://schemas.openxmlformats.org/markup-compatibility/2006" xmlns:r="http://schemas.openxmlformats.org/officeDocument/2006/relationships" xmlns:w="http://schemas.openxmlformats.org/wordprocessingml/2006/main" xmlns:w14="http://schemas.microsoft.com/office/word/2010/wordml" mc:Ignorable="w14">
   <w:docDefaults>
     <w:rPrDefault>
       <w:rPr>
-        <w:lang w:val="es"/>
+        <w:rFonts w:ascii="Times New Roman" w:eastAsia="Times New Roman" w:hAnsi="Times New Roman" w:cs="Times New Roman"/>
+        <w:lang w:val="es" w:eastAsia="es-CO" w:bidi="ar-SA"/>
       </w:rPr>
     </w:rPrDefault>
-    <w:pPrDefault>
-      <w:pPr/>
-    </w:pPrDefault>
+    <w:pPrDefault/>
   </w:docDefaults>
-  <w:style w:type="table" w:styleId="TableNormal" w:default="1">
+  <w:latentStyles w:defLockedState="0" w:defUIPriority="99" w:defSemiHidden="1" w:defUnhideWhenUsed="1" w:defQFormat="0" w:count="267">
+    <w:lsdException w:name="Normal" w:semiHidden="0" w:uiPriority="0" w:unhideWhenUsed="0" w:qFormat="1"/>
+    <w:lsdException w:name="heading 1" w:semiHidden="0" w:uiPriority="9" w:unhideWhenUsed="0" w:qFormat="1"/>
+    <w:lsdException w:name="heading 2" w:uiPriority="9" w:qFormat="1"/>
+    <w:lsdException w:name="heading 3" w:uiPriority="9" w:qFormat="1"/>
+    <w:lsdException w:name="heading 4" w:uiPriority="9" w:qFormat="1"/>
+    <w:lsdException w:name="heading 5" w:uiPriority="9" w:qFormat="1"/>
+    <w:lsdException w:name="heading 6" w:uiPriority="9" w:qFormat="1"/>
+    <w:lsdException w:name="heading 7" w:uiPriority="9" w:qFormat="1"/>
+    <w:lsdException w:name="heading 8" w:uiPriority="9" w:qFormat="1"/>
+    <w:lsdException w:name="heading 9" w:uiPriority="9" w:qFormat="1"/>
+    <w:lsdException w:name="toc 1" w:uiPriority="39"/>
+    <w:lsdException w:name="toc 2" w:uiPriority="39"/>
+    <w:lsdException w:name="toc 3" w:uiPriority="39"/>
+    <w:lsdException w:name="toc 4" w:uiPriority="39"/>
+    <w:lsdException w:name="toc 5" w:uiPriority="39"/>
+    <w:lsdException w:name="toc 6" w:uiPriority="39"/>
+    <w:lsdException w:name="toc 7" w:uiPriority="39"/>
+    <w:lsdException w:name="toc 8" w:uiPriority="39"/>
+    <w:lsdException w:name="toc 9" w:uiPriority="39"/>
+    <w:lsdException w:name="caption" w:uiPriority="35" w:qFormat="1"/>
+    <w:lsdException w:name="Title" w:semiHidden="0" w:uiPriority="10" w:unhideWhenUsed="0" w:qFormat="1"/>
+    <w:lsdException w:name="Default Paragraph Font" w:uiPriority="1"/>
+    <w:lsdException w:name="Subtitle" w:semiHidden="0" w:uiPriority="11" w:unhideWhenUsed="0" w:qFormat="1"/>
+    <w:lsdException w:name="Strong" w:semiHidden="0" w:uiPriority="22" w:unhideWhenUsed="0" w:qFormat="1"/>
+    <w:lsdException w:name="Emphasis" w:semiHidden="0" w:uiPriority="20" w:unhideWhenUsed="0" w:qFormat="1"/>
+    <w:lsdException w:name="Table Grid" w:semiHidden="0" w:uiPriority="59" w:unhideWhenUsed="0"/>
+    <w:lsdException w:name="Placeholder Text" w:unhideWhenUsed="0"/>
+    <w:lsdException w:name="No Spacing" w:semiHidden="0" w:uiPriority="1" w:unhideWhenUsed="0" w:qFormat="1"/>
+    <w:lsdException w:name="Light Shading" w:semiHidden="0" w:uiPriority="60" w:unhideWhenUsed="0"/>
+    <w:lsdException w:name="Light List" w:semiHidden="0" w:uiPriority="61" w:unhideWhenUsed="0"/>
+    <w:lsdException w:name="Light Grid" w:semiHidden="0" w:uiPriority="62" w:unhideWhenUsed="0"/>
+    <w:lsdException w:name="Medium Shading 1" w:semiHidden="0" w:uiPriority="63" w:unhideWhenUsed="0"/>
+    <w:lsdException w:name="Medium Shading 2" w:semiHidden="0" w:uiPriority="64" w:unhideWhenUsed="0"/>
+    <w:lsdException w:name="Medium List 1" w:semiHidden="0" w:uiPriority="65" w:unhideWhenUsed="0"/>
+    <w:lsdException w:name="Medium List 2" w:semiHidden="0" w:uiPriority="66" w:unhideWhenUsed="0"/>
+    <w:lsdException w:name="Medium Grid 1" w:semiHidden="0" w:uiPriority="67" w:unhideWhenUsed="0"/>
+    <w:lsdException w:name="Medium Grid 2" w:semiHidden="0" w:uiPriority="68" w:unhideWhenUsed="0"/>
+    <w:lsdException w:name="Medium Grid 3" w:semiHidden="0" w:uiPriority="69" w:unhideWhenUsed="0"/>
+    <w:lsdException w:name="Dark List" w:semiHidden="0" w:uiPriority="70" w:unhideWhenUsed="0"/>
+    <w:lsdException w:name="Colorful Shading" w:semiHidden="0" w:uiPriority="71" w:unhideWhenUsed="0"/>
+    <w:lsdException w:name="Colorful List" w:semiHidden="0" w:uiPriority="72" w:unhideWhenUsed="0"/>
+    <w:lsdException w:name="Colorful Grid" w:semiHidden="0" w:uiPriority="73" w:unhideWhenUsed="0"/>
+    <w:lsdException w:name="Light Shading Accent 1" w:semiHidden="0" w:uiPriority="60" w:unhideWhenUsed="0"/>
+    <w:lsdException w:name="Light List Accent 1" w:semiHidden="0" w:uiPriority="61" w:unhideWhenUsed="0"/>
+    <w:lsdException w:name="Light Grid Accent 1" w:semiHidden="0" w:uiPriority="62" w:unhideWhenUsed="0"/>
+    <w:lsdException w:name="Medium Shading 1 Accent 1" w:semiHidden="0" w:uiPriority="63" w:unhideWhenUsed="0"/>
+    <w:lsdException w:name="Medium Shading 2 Accent 1" w:semiHidden="0" w:uiPriority="64" w:unhideWhenUsed="0"/>
+    <w:lsdException w:name="Medium List 1 Accent 1" w:semiHidden="0" w:uiPriority="65" w:unhideWhenUsed="0"/>
+    <w:lsdException w:name="Revision" w:unhideWhenUsed="0"/>
+    <w:lsdException w:name="List Paragraph" w:semiHidden="0" w:uiPriority="34" w:unhideWhenUsed="0" w:qFormat="1"/>
+    <w:lsdException w:name="Quote" w:semiHidden="0" w:uiPriority="29" w:unhideWhenUsed="0" w:qFormat="1"/>
+    <w:lsdException w:name="Intense Quote" w:semiHidden="0" w:uiPriority="30" w:unhideWhenUsed="0" w:qFormat="1"/>
+    <w:lsdException w:name="Medium List 2 Accent 1" w:semiHidden="0" w:uiPriority="66" w:unhideWhenUsed="0"/>
+    <w:lsdException w:name="Medium Grid 1 Accent 1" w:semiHidden="0" w:uiPriority="67" w:unhideWhenUsed="0"/>
+    <w:lsdException w:name="Medium Grid 2 Accent 1" w:semiHidden="0" w:uiPriority="68" w:unhideWhenUsed="0"/>
+    <w:lsdException w:name="Medium Grid 3 Accent 1" w:semiHidden="0" w:uiPriority="69" w:unhideWhenUsed="0"/>
+    <w:lsdException w:name="Dark List Accent 1" w:semiHidden="0" w:uiPriority="70" w:unhideWhenUsed="0"/>
+    <w:lsdException w:name="Colorful Shading Accent 1" w:semiHidden="0" w:uiPriority="71" w:unhideWhenUsed="0"/>
+    <w:lsdException w:name="Colorful List Accent 1" w:semiHidden="0" w:uiPriority="72" w:unhideWhenUsed="0"/>
+    <w:lsdException w:name="Colorful Grid Accent 1" w:semiHidden="0" w:uiPriority="73" w:unhideWhenUsed="0"/>
+    <w:lsdException w:name="Light Shading Accent 2" w:semiHidden="0" w:uiPriority="60" w:unhideWhenUsed="0"/>
+    <w:lsdException w:name="Light List Accent 2" w:semiHidden="0" w:uiPriority="61" w:unhideWhenUsed="0"/>
+    <w:lsdException w:name="Light Grid Accent 2" w:semiHidden="0" w:uiPriority="62" w:unhideWhenUsed="0"/>
+    <w:lsdException w:name="Medium Shading 1 Accent 2" w:semiHidden="0" w:uiPriority="63" w:unhideWhenUsed="0"/>
+    <w:lsdException w:name="Medium Shading 2 Accent 2" w:semiHidden="0" w:uiPriority="64" w:unhideWhenUsed="0"/>
+    <w:lsdException w:name="Medium List 1 Accent 2" w:semiHidden="0" w:uiPriority="65" w:unhideWhenUsed="0"/>
+    <w:lsdException w:name="Medium List 2 Accent 2" w:semiHidden="0" w:uiPriority="66" w:unhideWhenUsed="0"/>
+    <w:lsdException w:name="Medium Grid 1 Accent 2" w:semiHidden="0" w:uiPriority="67" w:unhideWhenUsed="0"/>
+    <w:lsdException w:name="Medium Grid 2 Accent 2" w:semiHidden="0" w:uiPriority="68" w:unhideWhenUsed="0"/>
+    <w:lsdException w:name="Medium Grid 3 Accent 2" w:semiHidden="0" w:uiPriority="69" w:unhideWhenUsed="0"/>
+    <w:lsdException w:name="Dark List Accent 2" w:semiHidden="0" w:uiPriority="70" w:unhideWhenUsed="0"/>
+    <w:lsdException w:name="Colorful Shading Accent 2" w:semiHidden="0" w:uiPriority="71" w:unhideWhenUsed="0"/>
+    <w:lsdException w:name="Colorful List Accent 2" w:semiHidden="0" w:uiPriority="72" w:unhideWhenUsed="0"/>
+    <w:lsdException w:name="Colorful Grid Accent 2" w:semiHidden="0" w:uiPriority="73" w:unhideWhenUsed="0"/>
+    <w:lsdException w:name="Light Shading Accent 3" w:semiHidden="0" w:uiPriority="60" w:unhideWhenUsed="0"/>
+    <w:lsdException w:name="Light List Accent 3" w:semiHidden="0" w:uiPriority="61" w:unhideWhenUsed="0"/>
+    <w:lsdException w:name="Light Grid Accent 3" w:semiHidden="0" w:uiPriority="62" w:unhideWhenUsed="0"/>
+    <w:lsdException w:name="Medium Shading 1 Accent 3" w:semiHidden="0" w:uiPriority="63" w:unhideWhenUsed="0"/>
+    <w:lsdException w:name="Medium Shading 2 Accent 3" w:semiHidden="0" w:uiPriority="64" w:unhideWhenUsed="0"/>
+    <w:lsdException w:name="Medium List 1 Accent 3" w:semiHidden="0" w:uiPriority="65" w:unhideWhenUsed="0"/>
+    <w:lsdException w:name="Medium List 2 Accent 3" w:semiHidden="0" w:uiPriority="66" w:unhideWhenUsed="0"/>
+    <w:lsdException w:name="Medium Grid 1 Accent 3" w:semiHidden="0" w:uiPriority="67" w:unhideWhenUsed="0"/>
+    <w:lsdException w:name="Medium Grid 2 Accent 3" w:semiHidden="0" w:uiPriority="68" w:unhideWhenUsed="0"/>
+    <w:lsdException w:name="Medium Grid 3 Accent 3" w:semiHidden="0" w:uiPriority="69" w:unhideWhenUsed="0"/>
+    <w:lsdException w:name="Dark List Accent 3" w:semiHidden="0" w:uiPriority="70" w:unhideWhenUsed="0"/>
+    <w:lsdException w:name="Colorful Shading Accent 3" w:semiHidden="0" w:uiPriority="71" w:unhideWhenUsed="0"/>
+    <w:lsdException w:name="Colorful List Accent 3" w:semiHidden="0" w:uiPriority="72" w:unhideWhenUsed="0"/>
+    <w:lsdException w:name="Colorful Grid Accent 3" w:semiHidden="0" w:uiPriority="73" w:unhideWhenUsed="0"/>
+    <w:lsdException w:name="Light Shading Accent 4" w:semiHidden="0" w:uiPriority="60" w:unhideWhenUsed="0"/>
+    <w:lsdException w:name="Light List Accent 4" w:semiHidden="0" w:uiPriority="61" w:unhideWhenUsed="0"/>
+    <w:lsdException w:name="Light Grid Accent 4" w:semiHidden="0" w:uiPriority="62" w:unhideWhenUsed="0"/>
+    <w:lsdException w:name="Medium Shading 1 Accent 4" w:semiHidden="0" w:uiPriority="63" w:unhideWhenUsed="0"/>
+    <w:lsdException w:name="Medium Shading 2 Accent 4" w:semiHidden="0" w:uiPriority="64" w:unhideWhenUsed="0"/>
+    <w:lsdException w:name="Medium List 1 Accent 4" w:semiHidden="0" w:uiPriority="65" w:unhideWhenUsed="0"/>
+    <w:lsdException w:name="Medium List 2 Accent 4" w:semiHidden="0" w:uiPriority="66" w:unhideWhenUsed="0"/>
+    <w:lsdException w:name="Medium Grid 1 Accent 4" w:semiHidden="0" w:uiPriority="67" w:unhideWhenUsed="0"/>
+    <w:lsdException w:name="Medium Grid 2 Accent 4" w:semiHidden="0" w:uiPriority="68" w:unhideWhenUsed="0"/>
+    <w:lsdException w:name="Medium Grid 3 Accent 4" w:semiHidden="0" w:uiPriority="69" w:unhideWhenUsed="0"/>
+    <w:lsdException w:name="Dark List Accent 4" w:semiHidden="0" w:uiPriority="70" w:unhideWhenUsed="0"/>
+    <w:lsdException w:name="Colorful Shading Accent 4" w:semiHidden="0" w:uiPriority="71" w:unhideWhenUsed="0"/>
+    <w:lsdException w:name="Colorful List Accent 4" w:semiHidden="0" w:uiPriority="72" w:unhideWhenUsed="0"/>
+    <w:lsdException w:name="Colorful Grid Accent 4" w:semiHidden="0" w:uiPriority="73" w:unhideWhenUsed="0"/>
+    <w:lsdException w:name="Light Shading Accent 5" w:semiHidden="0" w:uiPriority="60" w:unhideWhenUsed="0"/>
+    <w:lsdException w:name="Light List Accent 5" w:semiHidden="0" w:uiPriority="61" w:unhideWhenUsed="0"/>
+    <w:lsdException w:name="Light Grid Accent 5" w:semiHidden="0" w:uiPriority="62" w:unhideWhenUsed="0"/>
+    <w:lsdException w:name="Medium Shading 1 Accent 5" w:semiHidden="0" w:uiPriority="63" w:unhideWhenUsed="0"/>
+    <w:lsdException w:name="Medium Shading 2 Accent 5" w:semiHidden="0" w:uiPriority="64" w:unhideWhenUsed="0"/>
+    <w:lsdException w:name="Medium List 1 Accent 5" w:semiHidden="0" w:uiPriority="65" w:unhideWhenUsed="0"/>
+    <w:lsdException w:name="Medium List 2 Accent 5" w:semiHidden="0" w:uiPriority="66" w:unhideWhenUsed="0"/>
+    <w:lsdException w:name="Medium Grid 1 Accent 5" w:semiHidden="0" w:uiPriority="67" w:unhideWhenUsed="0"/>
+    <w:lsdException w:name="Medium Grid 2 Accent 5" w:semiHidden="0" w:uiPriority="68" w:unhideWhenUsed="0"/>
+    <w:lsdException w:name="Medium Grid 3 Accent 5" w:semiHidden="0" w:uiPriority="69" w:unhideWhenUsed="0"/>
+    <w:lsdException w:name="Dark List Accent 5" w:semiHidden="0" w:uiPriority="70" w:unhideWhenUsed="0"/>
+    <w:lsdException w:name="Colorful Shading Accent 5" w:semiHidden="0" w:uiPriority="71" w:unhideWhenUsed="0"/>
+    <w:lsdException w:name="Colorful List Accent 5" w:semiHidden="0" w:uiPriority="72" w:unhideWhenUsed="0"/>
+    <w:lsdException w:name="Colorful Grid Accent 5" w:semiHidden="0" w:uiPriority="73" w:unhideWhenUsed="0"/>
+    <w:lsdException w:name="Light Shading Accent 6" w:semiHidden="0" w:uiPriority="60" w:unhideWhenUsed="0"/>
+    <w:lsdException w:name="Light List Accent 6" w:semiHidden="0" w:uiPriority="61" w:unhideWhenUsed="0"/>
+    <w:lsdException w:name="Light Grid Accent 6" w:semiHidden="0" w:uiPriority="62" w:unhideWhenUsed="0"/>
+    <w:lsdException w:name="Medium Shading 1 Accent 6" w:semiHidden="0" w:uiPriority="63" w:unhideWhenUsed="0"/>
+    <w:lsdException w:name="Medium Shading 2 Accent 6" w:semiHidden="0" w:uiPriority="64" w:unhideWhenUsed="0"/>
+    <w:lsdException w:name="Medium List 1 Accent 6" w:semiHidden="0" w:uiPriority="65" w:unhideWhenUsed="0"/>
+    <w:lsdException w:name="Medium List 2 Accent 6" w:semiHidden="0" w:uiPriority="66" w:unhideWhenUsed="0"/>
+    <w:lsdException w:name="Medium Grid 1 Accent 6" w:semiHidden="0" w:uiPriority="67" w:unhideWhenUsed="0"/>
+    <w:lsdException w:name="Medium Grid 2 Accent 6" w:semiHidden="0" w:uiPriority="68" w:unhideWhenUsed="0"/>
+    <w:lsdException w:name="Medium Grid 3 Accent 6" w:semiHidden="0" w:uiPriority="69" w:unhideWhenUsed="0"/>
+    <w:lsdException w:name="Dark List Accent 6" w:semiHidden="0" w:uiPriority="70" w:unhideWhenUsed="0"/>
+    <w:lsdException w:name="Colorful Shading Accent 6" w:semiHidden="0" w:uiPriority="71" w:unhideWhenUsed="0"/>
+    <w:lsdException w:name="Colorful List Accent 6" w:semiHidden="0" w:uiPriority="72" w:unhideWhenUsed="0"/>
+    <w:lsdException w:name="Colorful Grid Accent 6" w:semiHidden="0" w:uiPriority="73" w:unhideWhenUsed="0"/>
+    <w:lsdException w:name="Subtle Emphasis" w:semiHidden="0" w:uiPriority="19" w:unhideWhenUsed="0" w:qFormat="1"/>
+    <w:lsdException w:name="Intense Emphasis" w:semiHidden="0" w:uiPriority="21" w:unhideWhenUsed="0" w:qFormat="1"/>
+    <w:lsdException w:name="Subtle Reference" w:semiHidden="0" w:uiPriority="31" w:unhideWhenUsed="0" w:qFormat="1"/>
+    <w:lsdException w:name="Intense Reference" w:semiHidden="0" w:uiPriority="32" w:unhideWhenUsed="0" w:qFormat="1"/>
+    <w:lsdException w:name="Book Title" w:semiHidden="0" w:uiPriority="33" w:unhideWhenUsed="0" w:qFormat="1"/>
+    <w:lsdException w:name="Bibliography" w:uiPriority="37"/>
+    <w:lsdException w:name="TOC Heading" w:uiPriority="39" w:qFormat="1"/>
+  </w:latentStyles>
+  <w:style w:type="paragraph" w:default="1" w:styleId="Normal">
+    <w:name w:val="Normal"/>
+  </w:style>
+  <w:style w:type="paragraph" w:styleId="Ttulo1">
+    <w:name w:val="heading 1"/>
+    <w:basedOn w:val="Normal"/>
+    <w:next w:val="Normal"/>
+    <w:pPr>
+      <w:keepNext/>
+      <w:keepLines/>
+      <w:spacing w:before="240"/>
+      <w:jc w:val="both"/>
+      <w:outlineLvl w:val="0"/>
+    </w:pPr>
+    <w:rPr>
+      <w:rFonts w:ascii="Arial" w:eastAsia="Arial" w:hAnsi="Arial" w:cs="Arial"/>
+      <w:b/>
+      <w:bCs/>
+      <w:sz w:val="24"/>
+      <w:szCs w:val="24"/>
+    </w:rPr>
+  </w:style>
+  <w:style w:type="paragraph" w:styleId="Ttulo2">
+    <w:name w:val="heading 2"/>
+    <w:basedOn w:val="Normal"/>
+    <w:next w:val="Normal"/>
+    <w:pPr>
+      <w:keepNext/>
+      <w:keepLines/>
+      <w:spacing w:before="40"/>
+      <w:outlineLvl w:val="1"/>
+    </w:pPr>
+    <w:rPr>
+      <w:rFonts w:ascii="Arial" w:eastAsia="Arial" w:hAnsi="Arial" w:cs="Arial"/>
+      <w:sz w:val="24"/>
+      <w:szCs w:val="24"/>
+    </w:rPr>
+  </w:style>
+  <w:style w:type="paragraph" w:styleId="Ttulo3">
+    <w:name w:val="heading 3"/>
+    <w:basedOn w:val="Normal"/>
+    <w:next w:val="Normal"/>
+    <w:pPr>
+      <w:keepNext/>
+      <w:keepLines/>
+      <w:spacing w:before="40"/>
+      <w:ind w:left="720" w:hanging="720"/>
+      <w:jc w:val="both"/>
+      <w:outlineLvl w:val="2"/>
+    </w:pPr>
+    <w:rPr>
+      <w:rFonts w:ascii="Arial" w:eastAsia="Arial" w:hAnsi="Arial" w:cs="Arial"/>
+      <w:b/>
+      <w:bCs/>
+      <w:sz w:val="24"/>
+      <w:szCs w:val="24"/>
+    </w:rPr>
+  </w:style>
+  <w:style w:type="paragraph" w:styleId="Ttulo4">
+    <w:name w:val="heading 4"/>
+    <w:basedOn w:val="Normal"/>
+    <w:next w:val="Normal"/>
+    <w:pPr>
+      <w:keepNext/>
+      <w:keepLines/>
+      <w:spacing w:before="80" w:after="40"/>
+      <w:outlineLvl w:val="3"/>
+    </w:pPr>
+    <w:rPr>
+      <w:i/>
+      <w:iCs/>
+      <w:color w:val="0F4761"/>
+    </w:rPr>
+  </w:style>
+  <w:style w:type="paragraph" w:styleId="Ttulo5">
+    <w:name w:val="heading 5"/>
+    <w:basedOn w:val="Normal"/>
+    <w:next w:val="Normal"/>
+    <w:pPr>
+      <w:keepNext/>
+      <w:keepLines/>
+      <w:spacing w:before="80" w:after="40"/>
+      <w:outlineLvl w:val="4"/>
+    </w:pPr>
+    <w:rPr>
+      <w:color w:val="0F4761"/>
+    </w:rPr>
+  </w:style>
+  <w:style w:type="paragraph" w:styleId="Ttulo6">
+    <w:name w:val="heading 6"/>
+    <w:basedOn w:val="Normal"/>
+    <w:next w:val="Normal"/>
+    <w:pPr>
+      <w:keepNext/>
+      <w:keepLines/>
+      <w:spacing w:before="40"/>
+      <w:outlineLvl w:val="5"/>
+    </w:pPr>
+    <w:rPr>
+      <w:i/>
+      <w:iCs/>
+      <w:color w:val="595959"/>
+    </w:rPr>
+  </w:style>
+  <w:style w:type="character" w:default="1" w:styleId="Fuentedeprrafopredeter">
+    <w:name w:val="Default Paragraph Font"/>
+    <w:uiPriority w:val="1"/>
+    <w:semiHidden/>
+    <w:unhideWhenUsed/>
+  </w:style>
+  <w:style w:type="table" w:default="1" w:styleId="Tablanormal">
+    <w:name w:val="Normal Table"/>
+    <w:uiPriority w:val="99"/>
+    <w:semiHidden/>
+    <w:unhideWhenUsed/>
+    <w:tblPr>
+      <w:tblInd w:w="0" w:type="dxa"/>
+      <w:tblCellMar>
+        <w:top w:w="0" w:type="dxa"/>
+        <w:left w:w="108" w:type="dxa"/>
+        <w:bottom w:w="0" w:type="dxa"/>
+        <w:right w:w="108" w:type="dxa"/>
+      </w:tblCellMar>
+    </w:tblPr>
+  </w:style>
+  <w:style w:type="numbering" w:default="1" w:styleId="Sinlista">
+    <w:name w:val="No List"/>
+    <w:uiPriority w:val="99"/>
+    <w:semiHidden/>
+    <w:unhideWhenUsed/>
+  </w:style>
+  <w:style w:type="table" w:customStyle="1" w:styleId="TableNormal">
     <w:name w:val="TableNormal"/>
     <w:tblPr>
       <w:tblCellMar>
-        <w:top w:w="100.0" w:type="dxa"/>
-        <w:left w:w="100.0" w:type="dxa"/>
-        <w:bottom w:w="100.0" w:type="dxa"/>
-        <w:right w:w="100.0" w:type="dxa"/>
+        <w:top w:w="100" w:type="dxa"/>
+        <w:left w:w="100" w:type="dxa"/>
+        <w:bottom w:w="100" w:type="dxa"/>
+        <w:right w:w="100" w:type="dxa"/>
       </w:tblCellMar>
     </w:tblPr>
   </w:style>
-  <w:style w:type="paragraph" w:styleId="Normal" w:default="1">
-    <w:name w:val="normal"/>
-  </w:style>
-  <w:style w:type="paragraph" w:styleId="Heading1">
-    <w:name w:val="heading 1"/>
-    <w:basedOn w:val="Normal"/>
-    <w:next w:val="Normal"/>
-    <w:pPr>
-      <w:keepNext w:val="1"/>
-      <w:keepLines w:val="1"/>
-      <w:spacing w:before="240" w:lineRule="auto"/>
-      <w:jc w:val="both"/>
-    </w:pPr>
-    <w:rPr>
-      <w:rFonts w:ascii="Arial" w:cs="Arial" w:eastAsia="Arial" w:hAnsi="Arial"/>
-      <w:b w:val="1"/>
-      <w:bCs w:val="1"/>
-      <w:sz w:val="24"/>
-      <w:szCs w:val="24"/>
-    </w:rPr>
-  </w:style>
-  <w:style w:type="paragraph" w:styleId="Heading2">
-    <w:name w:val="heading 2"/>
-    <w:basedOn w:val="Normal"/>
-    <w:next w:val="Normal"/>
-    <w:pPr>
-      <w:keepNext w:val="1"/>
-      <w:keepLines w:val="1"/>
-      <w:spacing w:before="40" w:lineRule="auto"/>
-    </w:pPr>
-    <w:rPr>
-      <w:rFonts w:ascii="Arial" w:cs="Arial" w:eastAsia="Arial" w:hAnsi="Arial"/>
-      <w:sz w:val="24"/>
-      <w:szCs w:val="24"/>
-    </w:rPr>
-  </w:style>
-  <w:style w:type="paragraph" w:styleId="Heading3">
-    <w:name w:val="heading 3"/>
-    <w:basedOn w:val="Normal"/>
-    <w:next w:val="Normal"/>
-    <w:pPr>
-      <w:keepNext w:val="1"/>
-      <w:keepLines w:val="1"/>
-      <w:spacing w:before="40" w:lineRule="auto"/>
-      <w:ind w:left="720" w:hanging="720"/>
-      <w:jc w:val="both"/>
-    </w:pPr>
-    <w:rPr>
-      <w:rFonts w:ascii="Arial" w:cs="Arial" w:eastAsia="Arial" w:hAnsi="Arial"/>
-      <w:b w:val="1"/>
-      <w:bCs w:val="1"/>
-      <w:sz w:val="24"/>
-      <w:szCs w:val="24"/>
-    </w:rPr>
-  </w:style>
-  <w:style w:type="paragraph" w:styleId="Heading4">
-    <w:name w:val="heading 4"/>
-    <w:basedOn w:val="Normal"/>
-    <w:next w:val="Normal"/>
-    <w:pPr>
-      <w:keepNext w:val="1"/>
-      <w:keepLines w:val="1"/>
-      <w:spacing w:after="40" w:before="80" w:lineRule="auto"/>
-    </w:pPr>
-    <w:rPr>
-      <w:i w:val="1"/>
-      <w:iCs w:val="1"/>
-      <w:color w:val="0f4761"/>
-    </w:rPr>
-  </w:style>
-  <w:style w:type="paragraph" w:styleId="Heading5">
-    <w:name w:val="heading 5"/>
-    <w:basedOn w:val="Normal"/>
-    <w:next w:val="Normal"/>
-    <w:pPr>
-      <w:keepNext w:val="1"/>
-      <w:keepLines w:val="1"/>
-      <w:spacing w:after="40" w:before="80" w:lineRule="auto"/>
-    </w:pPr>
-    <w:rPr>
-      <w:color w:val="0f4761"/>
-    </w:rPr>
-  </w:style>
-  <w:style w:type="paragraph" w:styleId="Heading6">
-    <w:name w:val="heading 6"/>
-    <w:basedOn w:val="Normal"/>
-    <w:next w:val="Normal"/>
-    <w:pPr>
-      <w:keepNext w:val="1"/>
-      <w:keepLines w:val="1"/>
-      <w:spacing w:before="40" w:lineRule="auto"/>
-    </w:pPr>
-    <w:rPr>
-      <w:i w:val="1"/>
-      <w:iCs w:val="1"/>
-      <w:color w:val="595959"/>
-    </w:rPr>
-  </w:style>
-  <w:style w:type="paragraph" w:styleId="Title">
+  <w:style w:type="paragraph" w:styleId="Ttulo">
     <w:name w:val="Title"/>
     <w:basedOn w:val="Normal"/>
     <w:next w:val="Normal"/>
     <w:pPr>
-      <w:spacing w:after="80" w:lineRule="auto"/>
+      <w:spacing w:after="80"/>
     </w:pPr>
     <w:rPr>
-      <w:rFonts w:ascii="Play" w:cs="Play" w:eastAsia="Play" w:hAnsi="Play"/>
+      <w:rFonts w:ascii="Play" w:eastAsia="Play" w:hAnsi="Play" w:cs="Play"/>
       <w:sz w:val="56"/>
       <w:szCs w:val="56"/>
     </w:rPr>
   </w:style>
-  <w:style w:type="paragraph" w:styleId="Subtitle">
+  <w:style w:type="paragraph" w:styleId="Subttulo">
     <w:name w:val="Subtitle"/>
     <w:basedOn w:val="Normal"/>
     <w:next w:val="Normal"/>
-    <w:pPr/>
     <w:rPr>
       <w:color w:val="595959"/>
       <w:sz w:val="28"/>
       <w:szCs w:val="28"/>
     </w:rPr>
   </w:style>
-  <w:style w:type="table" w:styleId="Table1">
+  <w:style w:type="table" w:customStyle="1" w:styleId="a">
     <w:basedOn w:val="TableNormal"/>
     <w:pPr>
       <w:widowControl w:val="0"/>
@@ -3270,14 +3145,14 @@
       <w:tblStyleRowBandSize w:val="1"/>
       <w:tblStyleColBandSize w:val="1"/>
       <w:tblCellMar>
-        <w:top w:w="0.0" w:type="dxa"/>
-        <w:left w:w="108.0" w:type="dxa"/>
-        <w:bottom w:w="0.0" w:type="dxa"/>
-        <w:right w:w="108.0" w:type="dxa"/>
+        <w:top w:w="0" w:type="dxa"/>
+        <w:left w:w="108" w:type="dxa"/>
+        <w:bottom w:w="0" w:type="dxa"/>
+        <w:right w:w="108" w:type="dxa"/>
       </w:tblCellMar>
     </w:tblPr>
   </w:style>
-  <w:style w:type="table" w:styleId="Table2">
+  <w:style w:type="table" w:customStyle="1" w:styleId="a0">
     <w:basedOn w:val="TableNormal"/>
     <w:pPr>
       <w:widowControl w:val="0"/>
@@ -3286,14 +3161,14 @@
       <w:tblStyleRowBandSize w:val="1"/>
       <w:tblStyleColBandSize w:val="1"/>
       <w:tblCellMar>
-        <w:top w:w="0.0" w:type="dxa"/>
-        <w:left w:w="108.0" w:type="dxa"/>
-        <w:bottom w:w="0.0" w:type="dxa"/>
-        <w:right w:w="108.0" w:type="dxa"/>
+        <w:top w:w="0" w:type="dxa"/>
+        <w:left w:w="108" w:type="dxa"/>
+        <w:bottom w:w="0" w:type="dxa"/>
+        <w:right w:w="108" w:type="dxa"/>
       </w:tblCellMar>
     </w:tblPr>
   </w:style>
-  <w:style w:type="table" w:styleId="Table3">
+  <w:style w:type="table" w:customStyle="1" w:styleId="a1">
     <w:basedOn w:val="TableNormal"/>
     <w:pPr>
       <w:widowControl w:val="0"/>
@@ -3302,14 +3177,14 @@
       <w:tblStyleRowBandSize w:val="1"/>
       <w:tblStyleColBandSize w:val="1"/>
       <w:tblCellMar>
-        <w:top w:w="0.0" w:type="dxa"/>
-        <w:left w:w="108.0" w:type="dxa"/>
-        <w:bottom w:w="0.0" w:type="dxa"/>
-        <w:right w:w="108.0" w:type="dxa"/>
+        <w:top w:w="0" w:type="dxa"/>
+        <w:left w:w="108" w:type="dxa"/>
+        <w:bottom w:w="0" w:type="dxa"/>
+        <w:right w:w="108" w:type="dxa"/>
       </w:tblCellMar>
     </w:tblPr>
   </w:style>
-  <w:style w:type="table" w:styleId="Table4">
+  <w:style w:type="table" w:customStyle="1" w:styleId="a2">
     <w:basedOn w:val="TableNormal"/>
     <w:pPr>
       <w:widowControl w:val="0"/>
@@ -3318,14 +3193,14 @@
       <w:tblStyleRowBandSize w:val="1"/>
       <w:tblStyleColBandSize w:val="1"/>
       <w:tblCellMar>
-        <w:top w:w="0.0" w:type="dxa"/>
-        <w:left w:w="108.0" w:type="dxa"/>
-        <w:bottom w:w="0.0" w:type="dxa"/>
-        <w:right w:w="108.0" w:type="dxa"/>
+        <w:top w:w="0" w:type="dxa"/>
+        <w:left w:w="108" w:type="dxa"/>
+        <w:bottom w:w="0" w:type="dxa"/>
+        <w:right w:w="108" w:type="dxa"/>
       </w:tblCellMar>
     </w:tblPr>
   </w:style>
-  <w:style w:type="table" w:styleId="Table5">
+  <w:style w:type="table" w:customStyle="1" w:styleId="a3">
     <w:basedOn w:val="TableNormal"/>
     <w:pPr>
       <w:widowControl w:val="0"/>
@@ -3334,14 +3209,14 @@
       <w:tblStyleRowBandSize w:val="1"/>
       <w:tblStyleColBandSize w:val="1"/>
       <w:tblCellMar>
-        <w:top w:w="0.0" w:type="dxa"/>
-        <w:left w:w="108.0" w:type="dxa"/>
-        <w:bottom w:w="0.0" w:type="dxa"/>
-        <w:right w:w="108.0" w:type="dxa"/>
+        <w:top w:w="0" w:type="dxa"/>
+        <w:left w:w="108" w:type="dxa"/>
+        <w:bottom w:w="0" w:type="dxa"/>
+        <w:right w:w="108" w:type="dxa"/>
       </w:tblCellMar>
     </w:tblPr>
   </w:style>
-  <w:style w:type="table" w:styleId="Table6">
+  <w:style w:type="table" w:customStyle="1" w:styleId="a4">
     <w:basedOn w:val="TableNormal"/>
     <w:pPr>
       <w:widowControl w:val="0"/>
@@ -3350,14 +3225,14 @@
       <w:tblStyleRowBandSize w:val="1"/>
       <w:tblStyleColBandSize w:val="1"/>
       <w:tblCellMar>
-        <w:top w:w="0.0" w:type="dxa"/>
-        <w:left w:w="108.0" w:type="dxa"/>
-        <w:bottom w:w="0.0" w:type="dxa"/>
-        <w:right w:w="108.0" w:type="dxa"/>
+        <w:top w:w="0" w:type="dxa"/>
+        <w:left w:w="108" w:type="dxa"/>
+        <w:bottom w:w="0" w:type="dxa"/>
+        <w:right w:w="108" w:type="dxa"/>
       </w:tblCellMar>
     </w:tblPr>
   </w:style>
-  <w:style w:type="table" w:styleId="Table7">
+  <w:style w:type="table" w:customStyle="1" w:styleId="a5">
     <w:basedOn w:val="TableNormal"/>
     <w:pPr>
       <w:widowControl w:val="0"/>
@@ -3366,14 +3241,14 @@
       <w:tblStyleRowBandSize w:val="1"/>
       <w:tblStyleColBandSize w:val="1"/>
       <w:tblCellMar>
-        <w:top w:w="0.0" w:type="dxa"/>
-        <w:left w:w="115.0" w:type="dxa"/>
-        <w:bottom w:w="0.0" w:type="dxa"/>
-        <w:right w:w="115.0" w:type="dxa"/>
+        <w:top w:w="0" w:type="dxa"/>
+        <w:left w:w="115" w:type="dxa"/>
+        <w:bottom w:w="0" w:type="dxa"/>
+        <w:right w:w="115" w:type="dxa"/>
       </w:tblCellMar>
     </w:tblPr>
   </w:style>
-  <w:style w:type="table" w:styleId="Table8">
+  <w:style w:type="table" w:customStyle="1" w:styleId="a6">
     <w:basedOn w:val="TableNormal"/>
     <w:pPr>
       <w:widowControl w:val="0"/>
@@ -3382,12 +3257,512 @@
       <w:tblStyleRowBandSize w:val="1"/>
       <w:tblStyleColBandSize w:val="1"/>
       <w:tblCellMar>
-        <w:top w:w="0.0" w:type="dxa"/>
-        <w:left w:w="115.0" w:type="dxa"/>
-        <w:bottom w:w="0.0" w:type="dxa"/>
-        <w:right w:w="115.0" w:type="dxa"/>
+        <w:top w:w="0" w:type="dxa"/>
+        <w:left w:w="115" w:type="dxa"/>
+        <w:bottom w:w="0" w:type="dxa"/>
+        <w:right w:w="115" w:type="dxa"/>
       </w:tblCellMar>
     </w:tblPr>
+  </w:style>
+  <w:style w:type="paragraph" w:styleId="Textodeglobo">
+    <w:name w:val="Balloon Text"/>
+    <w:basedOn w:val="Normal"/>
+    <w:link w:val="TextodegloboCar"/>
+    <w:uiPriority w:val="99"/>
+    <w:semiHidden/>
+    <w:unhideWhenUsed/>
+    <w:rsid w:val="00A47E42"/>
+    <w:rPr>
+      <w:rFonts w:ascii="Tahoma" w:hAnsi="Tahoma" w:cs="Tahoma"/>
+      <w:sz w:val="16"/>
+      <w:szCs w:val="16"/>
+    </w:rPr>
+  </w:style>
+  <w:style w:type="character" w:customStyle="1" w:styleId="TextodegloboCar">
+    <w:name w:val="Texto de globo Car"/>
+    <w:basedOn w:val="Fuentedeprrafopredeter"/>
+    <w:link w:val="Textodeglobo"/>
+    <w:uiPriority w:val="99"/>
+    <w:semiHidden/>
+    <w:rsid w:val="00A47E42"/>
+    <w:rPr>
+      <w:rFonts w:ascii="Tahoma" w:hAnsi="Tahoma" w:cs="Tahoma"/>
+      <w:sz w:val="16"/>
+      <w:szCs w:val="16"/>
+    </w:rPr>
+  </w:style>
+</w:styles>
+</file>
+
+<file path=word/stylesWithEffects.xml><?xml version="1.0" encoding="utf-8"?>
+<w:styles xmlns:wpc="http://schemas.microsoft.com/office/word/2010/wordprocessingCanvas" xmlns:mc="http://schemas.openxmlformats.org/markup-compatibility/2006" xmlns:o="urn:schemas-microsoft-com:office:office" xmlns:r="http://schemas.openxmlformats.org/officeDocument/2006/relationships" xmlns:m="http://schemas.openxmlformats.org/officeDocument/2006/math" xmlns:v="urn:schemas-microsoft-com:vml" xmlns:wp14="http://schemas.microsoft.com/office/word/2010/wordprocessingDrawing" xmlns:wp="http://schemas.openxmlformats.org/drawingml/2006/wordprocessingDrawing" xmlns:w10="urn:schemas-microsoft-com:office:word" xmlns:w="http://schemas.openxmlformats.org/wordprocessingml/2006/main" xmlns:w14="http://schemas.microsoft.com/office/word/2010/wordml" xmlns:wpg="http://schemas.microsoft.com/office/word/2010/wordprocessingGroup" xmlns:wpi="http://schemas.microsoft.com/office/word/2010/wordprocessingInk" xmlns:wne="http://schemas.microsoft.com/office/word/2006/wordml" xmlns:wps="http://schemas.microsoft.com/office/word/2010/wordprocessingShape" mc:Ignorable="w14 wp14">
+  <w:docDefaults>
+    <w:rPrDefault>
+      <w:rPr>
+        <w:rFonts w:ascii="Times New Roman" w:eastAsia="Times New Roman" w:hAnsi="Times New Roman" w:cs="Times New Roman"/>
+        <w:lang w:val="es" w:eastAsia="es-CO" w:bidi="ar-SA"/>
+      </w:rPr>
+    </w:rPrDefault>
+    <w:pPrDefault/>
+  </w:docDefaults>
+  <w:latentStyles w:defLockedState="0" w:defUIPriority="99" w:defSemiHidden="1" w:defUnhideWhenUsed="1" w:defQFormat="0" w:count="267">
+    <w:lsdException w:name="Normal" w:semiHidden="0" w:uiPriority="0" w:unhideWhenUsed="0" w:qFormat="1"/>
+    <w:lsdException w:name="heading 1" w:semiHidden="0" w:uiPriority="9" w:unhideWhenUsed="0" w:qFormat="1"/>
+    <w:lsdException w:name="heading 2" w:uiPriority="9" w:qFormat="1"/>
+    <w:lsdException w:name="heading 3" w:uiPriority="9" w:qFormat="1"/>
+    <w:lsdException w:name="heading 4" w:uiPriority="9" w:qFormat="1"/>
+    <w:lsdException w:name="heading 5" w:uiPriority="9" w:qFormat="1"/>
+    <w:lsdException w:name="heading 6" w:uiPriority="9" w:qFormat="1"/>
+    <w:lsdException w:name="heading 7" w:uiPriority="9" w:qFormat="1"/>
+    <w:lsdException w:name="heading 8" w:uiPriority="9" w:qFormat="1"/>
+    <w:lsdException w:name="heading 9" w:uiPriority="9" w:qFormat="1"/>
+    <w:lsdException w:name="toc 1" w:uiPriority="39"/>
+    <w:lsdException w:name="toc 2" w:uiPriority="39"/>
+    <w:lsdException w:name="toc 3" w:uiPriority="39"/>
+    <w:lsdException w:name="toc 4" w:uiPriority="39"/>
+    <w:lsdException w:name="toc 5" w:uiPriority="39"/>
+    <w:lsdException w:name="toc 6" w:uiPriority="39"/>
+    <w:lsdException w:name="toc 7" w:uiPriority="39"/>
+    <w:lsdException w:name="toc 8" w:uiPriority="39"/>
+    <w:lsdException w:name="toc 9" w:uiPriority="39"/>
+    <w:lsdException w:name="caption" w:uiPriority="35" w:qFormat="1"/>
+    <w:lsdException w:name="Title" w:semiHidden="0" w:uiPriority="10" w:unhideWhenUsed="0" w:qFormat="1"/>
+    <w:lsdException w:name="Default Paragraph Font" w:uiPriority="1"/>
+    <w:lsdException w:name="Subtitle" w:semiHidden="0" w:uiPriority="11" w:unhideWhenUsed="0" w:qFormat="1"/>
+    <w:lsdException w:name="Strong" w:semiHidden="0" w:uiPriority="22" w:unhideWhenUsed="0" w:qFormat="1"/>
+    <w:lsdException w:name="Emphasis" w:semiHidden="0" w:uiPriority="20" w:unhideWhenUsed="0" w:qFormat="1"/>
+    <w:lsdException w:name="Table Grid" w:semiHidden="0" w:uiPriority="59" w:unhideWhenUsed="0"/>
+    <w:lsdException w:name="Placeholder Text" w:unhideWhenUsed="0"/>
+    <w:lsdException w:name="No Spacing" w:semiHidden="0" w:uiPriority="1" w:unhideWhenUsed="0" w:qFormat="1"/>
+    <w:lsdException w:name="Light Shading" w:semiHidden="0" w:uiPriority="60" w:unhideWhenUsed="0"/>
+    <w:lsdException w:name="Light List" w:semiHidden="0" w:uiPriority="61" w:unhideWhenUsed="0"/>
+    <w:lsdException w:name="Light Grid" w:semiHidden="0" w:uiPriority="62" w:unhideWhenUsed="0"/>
+    <w:lsdException w:name="Medium Shading 1" w:semiHidden="0" w:uiPriority="63" w:unhideWhenUsed="0"/>
+    <w:lsdException w:name="Medium Shading 2" w:semiHidden="0" w:uiPriority="64" w:unhideWhenUsed="0"/>
+    <w:lsdException w:name="Medium List 1" w:semiHidden="0" w:uiPriority="65" w:unhideWhenUsed="0"/>
+    <w:lsdException w:name="Medium List 2" w:semiHidden="0" w:uiPriority="66" w:unhideWhenUsed="0"/>
+    <w:lsdException w:name="Medium Grid 1" w:semiHidden="0" w:uiPriority="67" w:unhideWhenUsed="0"/>
+    <w:lsdException w:name="Medium Grid 2" w:semiHidden="0" w:uiPriority="68" w:unhideWhenUsed="0"/>
+    <w:lsdException w:name="Medium Grid 3" w:semiHidden="0" w:uiPriority="69" w:unhideWhenUsed="0"/>
+    <w:lsdException w:name="Dark List" w:semiHidden="0" w:uiPriority="70" w:unhideWhenUsed="0"/>
+    <w:lsdException w:name="Colorful Shading" w:semiHidden="0" w:uiPriority="71" w:unhideWhenUsed="0"/>
+    <w:lsdException w:name="Colorful List" w:semiHidden="0" w:uiPriority="72" w:unhideWhenUsed="0"/>
+    <w:lsdException w:name="Colorful Grid" w:semiHidden="0" w:uiPriority="73" w:unhideWhenUsed="0"/>
+    <w:lsdException w:name="Light Shading Accent 1" w:semiHidden="0" w:uiPriority="60" w:unhideWhenUsed="0"/>
+    <w:lsdException w:name="Light List Accent 1" w:semiHidden="0" w:uiPriority="61" w:unhideWhenUsed="0"/>
+    <w:lsdException w:name="Light Grid Accent 1" w:semiHidden="0" w:uiPriority="62" w:unhideWhenUsed="0"/>
+    <w:lsdException w:name="Medium Shading 1 Accent 1" w:semiHidden="0" w:uiPriority="63" w:unhideWhenUsed="0"/>
+    <w:lsdException w:name="Medium Shading 2 Accent 1" w:semiHidden="0" w:uiPriority="64" w:unhideWhenUsed="0"/>
+    <w:lsdException w:name="Medium List 1 Accent 1" w:semiHidden="0" w:uiPriority="65" w:unhideWhenUsed="0"/>
+    <w:lsdException w:name="Revision" w:unhideWhenUsed="0"/>
+    <w:lsdException w:name="List Paragraph" w:semiHidden="0" w:uiPriority="34" w:unhideWhenUsed="0" w:qFormat="1"/>
+    <w:lsdException w:name="Quote" w:semiHidden="0" w:uiPriority="29" w:unhideWhenUsed="0" w:qFormat="1"/>
+    <w:lsdException w:name="Intense Quote" w:semiHidden="0" w:uiPriority="30" w:unhideWhenUsed="0" w:qFormat="1"/>
+    <w:lsdException w:name="Medium List 2 Accent 1" w:semiHidden="0" w:uiPriority="66" w:unhideWhenUsed="0"/>
+    <w:lsdException w:name="Medium Grid 1 Accent 1" w:semiHidden="0" w:uiPriority="67" w:unhideWhenUsed="0"/>
+    <w:lsdException w:name="Medium Grid 2 Accent 1" w:semiHidden="0" w:uiPriority="68" w:unhideWhenUsed="0"/>
+    <w:lsdException w:name="Medium Grid 3 Accent 1" w:semiHidden="0" w:uiPriority="69" w:unhideWhenUsed="0"/>
+    <w:lsdException w:name="Dark List Accent 1" w:semiHidden="0" w:uiPriority="70" w:unhideWhenUsed="0"/>
+    <w:lsdException w:name="Colorful Shading Accent 1" w:semiHidden="0" w:uiPriority="71" w:unhideWhenUsed="0"/>
+    <w:lsdException w:name="Colorful List Accent 1" w:semiHidden="0" w:uiPriority="72" w:unhideWhenUsed="0"/>
+    <w:lsdException w:name="Colorful Grid Accent 1" w:semiHidden="0" w:uiPriority="73" w:unhideWhenUsed="0"/>
+    <w:lsdException w:name="Light Shading Accent 2" w:semiHidden="0" w:uiPriority="60" w:unhideWhenUsed="0"/>
+    <w:lsdException w:name="Light List Accent 2" w:semiHidden="0" w:uiPriority="61" w:unhideWhenUsed="0"/>
+    <w:lsdException w:name="Light Grid Accent 2" w:semiHidden="0" w:uiPriority="62" w:unhideWhenUsed="0"/>
+    <w:lsdException w:name="Medium Shading 1 Accent 2" w:semiHidden="0" w:uiPriority="63" w:unhideWhenUsed="0"/>
+    <w:lsdException w:name="Medium Shading 2 Accent 2" w:semiHidden="0" w:uiPriority="64" w:unhideWhenUsed="0"/>
+    <w:lsdException w:name="Medium List 1 Accent 2" w:semiHidden="0" w:uiPriority="65" w:unhideWhenUsed="0"/>
+    <w:lsdException w:name="Medium List 2 Accent 2" w:semiHidden="0" w:uiPriority="66" w:unhideWhenUsed="0"/>
+    <w:lsdException w:name="Medium Grid 1 Accent 2" w:semiHidden="0" w:uiPriority="67" w:unhideWhenUsed="0"/>
+    <w:lsdException w:name="Medium Grid 2 Accent 2" w:semiHidden="0" w:uiPriority="68" w:unhideWhenUsed="0"/>
+    <w:lsdException w:name="Medium Grid 3 Accent 2" w:semiHidden="0" w:uiPriority="69" w:unhideWhenUsed="0"/>
+    <w:lsdException w:name="Dark List Accent 2" w:semiHidden="0" w:uiPriority="70" w:unhideWhenUsed="0"/>
+    <w:lsdException w:name="Colorful Shading Accent 2" w:semiHidden="0" w:uiPriority="71" w:unhideWhenUsed="0"/>
+    <w:lsdException w:name="Colorful List Accent 2" w:semiHidden="0" w:uiPriority="72" w:unhideWhenUsed="0"/>
+    <w:lsdException w:name="Colorful Grid Accent 2" w:semiHidden="0" w:uiPriority="73" w:unhideWhenUsed="0"/>
+    <w:lsdException w:name="Light Shading Accent 3" w:semiHidden="0" w:uiPriority="60" w:unhideWhenUsed="0"/>
+    <w:lsdException w:name="Light List Accent 3" w:semiHidden="0" w:uiPriority="61" w:unhideWhenUsed="0"/>
+    <w:lsdException w:name="Light Grid Accent 3" w:semiHidden="0" w:uiPriority="62" w:unhideWhenUsed="0"/>
+    <w:lsdException w:name="Medium Shading 1 Accent 3" w:semiHidden="0" w:uiPriority="63" w:unhideWhenUsed="0"/>
+    <w:lsdException w:name="Medium Shading 2 Accent 3" w:semiHidden="0" w:uiPriority="64" w:unhideWhenUsed="0"/>
+    <w:lsdException w:name="Medium List 1 Accent 3" w:semiHidden="0" w:uiPriority="65" w:unhideWhenUsed="0"/>
+    <w:lsdException w:name="Medium List 2 Accent 3" w:semiHidden="0" w:uiPriority="66" w:unhideWhenUsed="0"/>
+    <w:lsdException w:name="Medium Grid 1 Accent 3" w:semiHidden="0" w:uiPriority="67" w:unhideWhenUsed="0"/>
+    <w:lsdException w:name="Medium Grid 2 Accent 3" w:semiHidden="0" w:uiPriority="68" w:unhideWhenUsed="0"/>
+    <w:lsdException w:name="Medium Grid 3 Accent 3" w:semiHidden="0" w:uiPriority="69" w:unhideWhenUsed="0"/>
+    <w:lsdException w:name="Dark List Accent 3" w:semiHidden="0" w:uiPriority="70" w:unhideWhenUsed="0"/>
+    <w:lsdException w:name="Colorful Shading Accent 3" w:semiHidden="0" w:uiPriority="71" w:unhideWhenUsed="0"/>
+    <w:lsdException w:name="Colorful List Accent 3" w:semiHidden="0" w:uiPriority="72" w:unhideWhenUsed="0"/>
+    <w:lsdException w:name="Colorful Grid Accent 3" w:semiHidden="0" w:uiPriority="73" w:unhideWhenUsed="0"/>
+    <w:lsdException w:name="Light Shading Accent 4" w:semiHidden="0" w:uiPriority="60" w:unhideWhenUsed="0"/>
+    <w:lsdException w:name="Light List Accent 4" w:semiHidden="0" w:uiPriority="61" w:unhideWhenUsed="0"/>
+    <w:lsdException w:name="Light Grid Accent 4" w:semiHidden="0" w:uiPriority="62" w:unhideWhenUsed="0"/>
+    <w:lsdException w:name="Medium Shading 1 Accent 4" w:semiHidden="0" w:uiPriority="63" w:unhideWhenUsed="0"/>
+    <w:lsdException w:name="Medium Shading 2 Accent 4" w:semiHidden="0" w:uiPriority="64" w:unhideWhenUsed="0"/>
+    <w:lsdException w:name="Medium List 1 Accent 4" w:semiHidden="0" w:uiPriority="65" w:unhideWhenUsed="0"/>
+    <w:lsdException w:name="Medium List 2 Accent 4" w:semiHidden="0" w:uiPriority="66" w:unhideWhenUsed="0"/>
+    <w:lsdException w:name="Medium Grid 1 Accent 4" w:semiHidden="0" w:uiPriority="67" w:unhideWhenUsed="0"/>
+    <w:lsdException w:name="Medium Grid 2 Accent 4" w:semiHidden="0" w:uiPriority="68" w:unhideWhenUsed="0"/>
+    <w:lsdException w:name="Medium Grid 3 Accent 4" w:semiHidden="0" w:uiPriority="69" w:unhideWhenUsed="0"/>
+    <w:lsdException w:name="Dark List Accent 4" w:semiHidden="0" w:uiPriority="70" w:unhideWhenUsed="0"/>
+    <w:lsdException w:name="Colorful Shading Accent 4" w:semiHidden="0" w:uiPriority="71" w:unhideWhenUsed="0"/>
+    <w:lsdException w:name="Colorful List Accent 4" w:semiHidden="0" w:uiPriority="72" w:unhideWhenUsed="0"/>
+    <w:lsdException w:name="Colorful Grid Accent 4" w:semiHidden="0" w:uiPriority="73" w:unhideWhenUsed="0"/>
+    <w:lsdException w:name="Light Shading Accent 5" w:semiHidden="0" w:uiPriority="60" w:unhideWhenUsed="0"/>
+    <w:lsdException w:name="Light List Accent 5" w:semiHidden="0" w:uiPriority="61" w:unhideWhenUsed="0"/>
+    <w:lsdException w:name="Light Grid Accent 5" w:semiHidden="0" w:uiPriority="62" w:unhideWhenUsed="0"/>
+    <w:lsdException w:name="Medium Shading 1 Accent 5" w:semiHidden="0" w:uiPriority="63" w:unhideWhenUsed="0"/>
+    <w:lsdException w:name="Medium Shading 2 Accent 5" w:semiHidden="0" w:uiPriority="64" w:unhideWhenUsed="0"/>
+    <w:lsdException w:name="Medium List 1 Accent 5" w:semiHidden="0" w:uiPriority="65" w:unhideWhenUsed="0"/>
+    <w:lsdException w:name="Medium List 2 Accent 5" w:semiHidden="0" w:uiPriority="66" w:unhideWhenUsed="0"/>
+    <w:lsdException w:name="Medium Grid 1 Accent 5" w:semiHidden="0" w:uiPriority="67" w:unhideWhenUsed="0"/>
+    <w:lsdException w:name="Medium Grid 2 Accent 5" w:semiHidden="0" w:uiPriority="68" w:unhideWhenUsed="0"/>
+    <w:lsdException w:name="Medium Grid 3 Accent 5" w:semiHidden="0" w:uiPriority="69" w:unhideWhenUsed="0"/>
+    <w:lsdException w:name="Dark List Accent 5" w:semiHidden="0" w:uiPriority="70" w:unhideWhenUsed="0"/>
+    <w:lsdException w:name="Colorful Shading Accent 5" w:semiHidden="0" w:uiPriority="71" w:unhideWhenUsed="0"/>
+    <w:lsdException w:name="Colorful List Accent 5" w:semiHidden="0" w:uiPriority="72" w:unhideWhenUsed="0"/>
+    <w:lsdException w:name="Colorful Grid Accent 5" w:semiHidden="0" w:uiPriority="73" w:unhideWhenUsed="0"/>
+    <w:lsdException w:name="Light Shading Accent 6" w:semiHidden="0" w:uiPriority="60" w:unhideWhenUsed="0"/>
+    <w:lsdException w:name="Light List Accent 6" w:semiHidden="0" w:uiPriority="61" w:unhideWhenUsed="0"/>
+    <w:lsdException w:name="Light Grid Accent 6" w:semiHidden="0" w:uiPriority="62" w:unhideWhenUsed="0"/>
+    <w:lsdException w:name="Medium Shading 1 Accent 6" w:semiHidden="0" w:uiPriority="63" w:unhideWhenUsed="0"/>
+    <w:lsdException w:name="Medium Shading 2 Accent 6" w:semiHidden="0" w:uiPriority="64" w:unhideWhenUsed="0"/>
+    <w:lsdException w:name="Medium List 1 Accent 6" w:semiHidden="0" w:uiPriority="65" w:unhideWhenUsed="0"/>
+    <w:lsdException w:name="Medium List 2 Accent 6" w:semiHidden="0" w:uiPriority="66" w:unhideWhenUsed="0"/>
+    <w:lsdException w:name="Medium Grid 1 Accent 6" w:semiHidden="0" w:uiPriority="67" w:unhideWhenUsed="0"/>
+    <w:lsdException w:name="Medium Grid 2 Accent 6" w:semiHidden="0" w:uiPriority="68" w:unhideWhenUsed="0"/>
+    <w:lsdException w:name="Medium Grid 3 Accent 6" w:semiHidden="0" w:uiPriority="69" w:unhideWhenUsed="0"/>
+    <w:lsdException w:name="Dark List Accent 6" w:semiHidden="0" w:uiPriority="70" w:unhideWhenUsed="0"/>
+    <w:lsdException w:name="Colorful Shading Accent 6" w:semiHidden="0" w:uiPriority="71" w:unhideWhenUsed="0"/>
+    <w:lsdException w:name="Colorful List Accent 6" w:semiHidden="0" w:uiPriority="72" w:unhideWhenUsed="0"/>
+    <w:lsdException w:name="Colorful Grid Accent 6" w:semiHidden="0" w:uiPriority="73" w:unhideWhenUsed="0"/>
+    <w:lsdException w:name="Subtle Emphasis" w:semiHidden="0" w:uiPriority="19" w:unhideWhenUsed="0" w:qFormat="1"/>
+    <w:lsdException w:name="Intense Emphasis" w:semiHidden="0" w:uiPriority="21" w:unhideWhenUsed="0" w:qFormat="1"/>
+    <w:lsdException w:name="Subtle Reference" w:semiHidden="0" w:uiPriority="31" w:unhideWhenUsed="0" w:qFormat="1"/>
+    <w:lsdException w:name="Intense Reference" w:semiHidden="0" w:uiPriority="32" w:unhideWhenUsed="0" w:qFormat="1"/>
+    <w:lsdException w:name="Book Title" w:semiHidden="0" w:uiPriority="33" w:unhideWhenUsed="0" w:qFormat="1"/>
+    <w:lsdException w:name="Bibliography" w:uiPriority="37"/>
+    <w:lsdException w:name="TOC Heading" w:uiPriority="39" w:qFormat="1"/>
+  </w:latentStyles>
+  <w:style w:type="paragraph" w:default="1" w:styleId="Normal">
+    <w:name w:val="Normal"/>
+  </w:style>
+  <w:style w:type="paragraph" w:styleId="Ttulo1">
+    <w:name w:val="heading 1"/>
+    <w:basedOn w:val="Normal"/>
+    <w:next w:val="Normal"/>
+    <w:pPr>
+      <w:keepNext/>
+      <w:keepLines/>
+      <w:spacing w:before="240"/>
+      <w:jc w:val="both"/>
+      <w:outlineLvl w:val="0"/>
+    </w:pPr>
+    <w:rPr>
+      <w:rFonts w:ascii="Arial" w:eastAsia="Arial" w:hAnsi="Arial" w:cs="Arial"/>
+      <w:b/>
+      <w:bCs/>
+      <w:sz w:val="24"/>
+      <w:szCs w:val="24"/>
+    </w:rPr>
+  </w:style>
+  <w:style w:type="paragraph" w:styleId="Ttulo2">
+    <w:name w:val="heading 2"/>
+    <w:basedOn w:val="Normal"/>
+    <w:next w:val="Normal"/>
+    <w:pPr>
+      <w:keepNext/>
+      <w:keepLines/>
+      <w:spacing w:before="40"/>
+      <w:outlineLvl w:val="1"/>
+    </w:pPr>
+    <w:rPr>
+      <w:rFonts w:ascii="Arial" w:eastAsia="Arial" w:hAnsi="Arial" w:cs="Arial"/>
+      <w:sz w:val="24"/>
+      <w:szCs w:val="24"/>
+    </w:rPr>
+  </w:style>
+  <w:style w:type="paragraph" w:styleId="Ttulo3">
+    <w:name w:val="heading 3"/>
+    <w:basedOn w:val="Normal"/>
+    <w:next w:val="Normal"/>
+    <w:pPr>
+      <w:keepNext/>
+      <w:keepLines/>
+      <w:spacing w:before="40"/>
+      <w:ind w:left="720" w:hanging="720"/>
+      <w:jc w:val="both"/>
+      <w:outlineLvl w:val="2"/>
+    </w:pPr>
+    <w:rPr>
+      <w:rFonts w:ascii="Arial" w:eastAsia="Arial" w:hAnsi="Arial" w:cs="Arial"/>
+      <w:b/>
+      <w:bCs/>
+      <w:sz w:val="24"/>
+      <w:szCs w:val="24"/>
+    </w:rPr>
+  </w:style>
+  <w:style w:type="paragraph" w:styleId="Ttulo4">
+    <w:name w:val="heading 4"/>
+    <w:basedOn w:val="Normal"/>
+    <w:next w:val="Normal"/>
+    <w:pPr>
+      <w:keepNext/>
+      <w:keepLines/>
+      <w:spacing w:before="80" w:after="40"/>
+      <w:outlineLvl w:val="3"/>
+    </w:pPr>
+    <w:rPr>
+      <w:i/>
+      <w:iCs/>
+      <w:color w:val="0F4761"/>
+    </w:rPr>
+  </w:style>
+  <w:style w:type="paragraph" w:styleId="Ttulo5">
+    <w:name w:val="heading 5"/>
+    <w:basedOn w:val="Normal"/>
+    <w:next w:val="Normal"/>
+    <w:pPr>
+      <w:keepNext/>
+      <w:keepLines/>
+      <w:spacing w:before="80" w:after="40"/>
+      <w:outlineLvl w:val="4"/>
+    </w:pPr>
+    <w:rPr>
+      <w:color w:val="0F4761"/>
+    </w:rPr>
+  </w:style>
+  <w:style w:type="paragraph" w:styleId="Ttulo6">
+    <w:name w:val="heading 6"/>
+    <w:basedOn w:val="Normal"/>
+    <w:next w:val="Normal"/>
+    <w:pPr>
+      <w:keepNext/>
+      <w:keepLines/>
+      <w:spacing w:before="40"/>
+      <w:outlineLvl w:val="5"/>
+    </w:pPr>
+    <w:rPr>
+      <w:i/>
+      <w:iCs/>
+      <w:color w:val="595959"/>
+    </w:rPr>
+  </w:style>
+  <w:style w:type="character" w:default="1" w:styleId="Fuentedeprrafopredeter">
+    <w:name w:val="Default Paragraph Font"/>
+    <w:uiPriority w:val="1"/>
+    <w:semiHidden/>
+    <w:unhideWhenUsed/>
+  </w:style>
+  <w:style w:type="table" w:default="1" w:styleId="Tablanormal">
+    <w:name w:val="Normal Table"/>
+    <w:uiPriority w:val="99"/>
+    <w:semiHidden/>
+    <w:unhideWhenUsed/>
+    <w:tblPr>
+      <w:tblInd w:w="0" w:type="dxa"/>
+      <w:tblCellMar>
+        <w:top w:w="0" w:type="dxa"/>
+        <w:left w:w="108" w:type="dxa"/>
+        <w:bottom w:w="0" w:type="dxa"/>
+        <w:right w:w="108" w:type="dxa"/>
+      </w:tblCellMar>
+    </w:tblPr>
+  </w:style>
+  <w:style w:type="numbering" w:default="1" w:styleId="Sinlista">
+    <w:name w:val="No List"/>
+    <w:uiPriority w:val="99"/>
+    <w:semiHidden/>
+    <w:unhideWhenUsed/>
+  </w:style>
+  <w:style w:type="table" w:customStyle="1" w:styleId="TableNormal">
+    <w:name w:val="TableNormal"/>
+    <w:tblPr>
+      <w:tblCellMar>
+        <w:top w:w="100" w:type="dxa"/>
+        <w:left w:w="100" w:type="dxa"/>
+        <w:bottom w:w="100" w:type="dxa"/>
+        <w:right w:w="100" w:type="dxa"/>
+      </w:tblCellMar>
+    </w:tblPr>
+  </w:style>
+  <w:style w:type="paragraph" w:styleId="Ttulo">
+    <w:name w:val="Title"/>
+    <w:basedOn w:val="Normal"/>
+    <w:next w:val="Normal"/>
+    <w:pPr>
+      <w:spacing w:after="80"/>
+    </w:pPr>
+    <w:rPr>
+      <w:rFonts w:ascii="Play" w:eastAsia="Play" w:hAnsi="Play" w:cs="Play"/>
+      <w:sz w:val="56"/>
+      <w:szCs w:val="56"/>
+    </w:rPr>
+  </w:style>
+  <w:style w:type="paragraph" w:styleId="Subttulo">
+    <w:name w:val="Subtitle"/>
+    <w:basedOn w:val="Normal"/>
+    <w:next w:val="Normal"/>
+    <w:rPr>
+      <w:color w:val="595959"/>
+      <w:sz w:val="28"/>
+      <w:szCs w:val="28"/>
+    </w:rPr>
+  </w:style>
+  <w:style w:type="table" w:customStyle="1" w:styleId="a">
+    <w:basedOn w:val="TableNormal"/>
+    <w:pPr>
+      <w:widowControl w:val="0"/>
+    </w:pPr>
+    <w:tblPr>
+      <w:tblStyleRowBandSize w:val="1"/>
+      <w:tblStyleColBandSize w:val="1"/>
+      <w:tblCellMar>
+        <w:top w:w="0" w:type="dxa"/>
+        <w:left w:w="108" w:type="dxa"/>
+        <w:bottom w:w="0" w:type="dxa"/>
+        <w:right w:w="108" w:type="dxa"/>
+      </w:tblCellMar>
+    </w:tblPr>
+  </w:style>
+  <w:style w:type="table" w:customStyle="1" w:styleId="a0">
+    <w:basedOn w:val="TableNormal"/>
+    <w:pPr>
+      <w:widowControl w:val="0"/>
+    </w:pPr>
+    <w:tblPr>
+      <w:tblStyleRowBandSize w:val="1"/>
+      <w:tblStyleColBandSize w:val="1"/>
+      <w:tblCellMar>
+        <w:top w:w="0" w:type="dxa"/>
+        <w:left w:w="108" w:type="dxa"/>
+        <w:bottom w:w="0" w:type="dxa"/>
+        <w:right w:w="108" w:type="dxa"/>
+      </w:tblCellMar>
+    </w:tblPr>
+  </w:style>
+  <w:style w:type="table" w:customStyle="1" w:styleId="a1">
+    <w:basedOn w:val="TableNormal"/>
+    <w:pPr>
+      <w:widowControl w:val="0"/>
+    </w:pPr>
+    <w:tblPr>
+      <w:tblStyleRowBandSize w:val="1"/>
+      <w:tblStyleColBandSize w:val="1"/>
+      <w:tblCellMar>
+        <w:top w:w="0" w:type="dxa"/>
+        <w:left w:w="108" w:type="dxa"/>
+        <w:bottom w:w="0" w:type="dxa"/>
+        <w:right w:w="108" w:type="dxa"/>
+      </w:tblCellMar>
+    </w:tblPr>
+  </w:style>
+  <w:style w:type="table" w:customStyle="1" w:styleId="a2">
+    <w:basedOn w:val="TableNormal"/>
+    <w:pPr>
+      <w:widowControl w:val="0"/>
+    </w:pPr>
+    <w:tblPr>
+      <w:tblStyleRowBandSize w:val="1"/>
+      <w:tblStyleColBandSize w:val="1"/>
+      <w:tblCellMar>
+        <w:top w:w="0" w:type="dxa"/>
+        <w:left w:w="108" w:type="dxa"/>
+        <w:bottom w:w="0" w:type="dxa"/>
+        <w:right w:w="108" w:type="dxa"/>
+      </w:tblCellMar>
+    </w:tblPr>
+  </w:style>
+  <w:style w:type="table" w:customStyle="1" w:styleId="a3">
+    <w:basedOn w:val="TableNormal"/>
+    <w:pPr>
+      <w:widowControl w:val="0"/>
+    </w:pPr>
+    <w:tblPr>
+      <w:tblStyleRowBandSize w:val="1"/>
+      <w:tblStyleColBandSize w:val="1"/>
+      <w:tblCellMar>
+        <w:top w:w="0" w:type="dxa"/>
+        <w:left w:w="108" w:type="dxa"/>
+        <w:bottom w:w="0" w:type="dxa"/>
+        <w:right w:w="108" w:type="dxa"/>
+      </w:tblCellMar>
+    </w:tblPr>
+  </w:style>
+  <w:style w:type="table" w:customStyle="1" w:styleId="a4">
+    <w:basedOn w:val="TableNormal"/>
+    <w:pPr>
+      <w:widowControl w:val="0"/>
+    </w:pPr>
+    <w:tblPr>
+      <w:tblStyleRowBandSize w:val="1"/>
+      <w:tblStyleColBandSize w:val="1"/>
+      <w:tblCellMar>
+        <w:top w:w="0" w:type="dxa"/>
+        <w:left w:w="108" w:type="dxa"/>
+        <w:bottom w:w="0" w:type="dxa"/>
+        <w:right w:w="108" w:type="dxa"/>
+      </w:tblCellMar>
+    </w:tblPr>
+  </w:style>
+  <w:style w:type="table" w:customStyle="1" w:styleId="a5">
+    <w:basedOn w:val="TableNormal"/>
+    <w:pPr>
+      <w:widowControl w:val="0"/>
+    </w:pPr>
+    <w:tblPr>
+      <w:tblStyleRowBandSize w:val="1"/>
+      <w:tblStyleColBandSize w:val="1"/>
+      <w:tblCellMar>
+        <w:top w:w="0" w:type="dxa"/>
+        <w:left w:w="115" w:type="dxa"/>
+        <w:bottom w:w="0" w:type="dxa"/>
+        <w:right w:w="115" w:type="dxa"/>
+      </w:tblCellMar>
+    </w:tblPr>
+  </w:style>
+  <w:style w:type="table" w:customStyle="1" w:styleId="a6">
+    <w:basedOn w:val="TableNormal"/>
+    <w:pPr>
+      <w:widowControl w:val="0"/>
+    </w:pPr>
+    <w:tblPr>
+      <w:tblStyleRowBandSize w:val="1"/>
+      <w:tblStyleColBandSize w:val="1"/>
+      <w:tblCellMar>
+        <w:top w:w="0" w:type="dxa"/>
+        <w:left w:w="115" w:type="dxa"/>
+        <w:bottom w:w="0" w:type="dxa"/>
+        <w:right w:w="115" w:type="dxa"/>
+      </w:tblCellMar>
+    </w:tblPr>
+  </w:style>
+  <w:style w:type="paragraph" w:styleId="Textodeglobo">
+    <w:name w:val="Balloon Text"/>
+    <w:basedOn w:val="Normal"/>
+    <w:link w:val="TextodegloboCar"/>
+    <w:uiPriority w:val="99"/>
+    <w:semiHidden/>
+    <w:unhideWhenUsed/>
+    <w:rsid w:val="00A47E42"/>
+    <w:rPr>
+      <w:rFonts w:ascii="Tahoma" w:hAnsi="Tahoma" w:cs="Tahoma"/>
+      <w:sz w:val="16"/>
+      <w:szCs w:val="16"/>
+    </w:rPr>
+  </w:style>
+  <w:style w:type="character" w:customStyle="1" w:styleId="TextodegloboCar">
+    <w:name w:val="Texto de globo Car"/>
+    <w:basedOn w:val="Fuentedeprrafopredeter"/>
+    <w:link w:val="Textodeglobo"/>
+    <w:uiPriority w:val="99"/>
+    <w:semiHidden/>
+    <w:rsid w:val="00A47E42"/>
+    <w:rPr>
+      <w:rFonts w:ascii="Tahoma" w:hAnsi="Tahoma" w:cs="Tahoma"/>
+      <w:sz w:val="16"/>
+      <w:szCs w:val="16"/>
+    </w:rPr>
   </w:style>
 </w:styles>
 </file>
